--- a/BaoCao/B2111908_LuanVan.docx
+++ b/BaoCao/B2111908_LuanVan.docx
@@ -10910,7 +10910,21 @@
           <w:sz w:val="26"/>
           <w:szCs w:val="26"/>
         </w:rPr>
-        <w:t xml:space="preserve">Mục tiêu chính của nghiên cứu trong bài viết này là giải quyết vấn đề phân loại cảm xúc khuôn mặt bằng cách nghiên cứu và áp dụng các mô hình học sâu tiên tiến để xây dựng giải pháp hiệu quả. Trong nghiên cứu này, các mô hình CNN như ResNet50, </w:t>
+        <w:t xml:space="preserve">Mục tiêu chính của nghiên cứu trong bài viết này là giải quyết vấn đề phân loại cảm xúc khuôn mặt bằng cách nghiên cứu và áp dụng các mô hình học sâu tiên tiến để xây dựng giải pháp hiệu quả. Trong nghiên cứu này, các mô hình </w:t>
+      </w:r>
+      <w:r>
+        <w:rPr>
+          <w:sz w:val="26"/>
+          <w:szCs w:val="26"/>
+        </w:rPr>
+        <w:t>deep learning</w:t>
+      </w:r>
+      <w:r>
+        <w:rPr>
+          <w:sz w:val="26"/>
+          <w:szCs w:val="26"/>
+        </w:rPr>
+        <w:t xml:space="preserve"> như ResNet50, </w:t>
       </w:r>
       <w:r>
         <w:rPr>
@@ -10924,7 +10938,7 @@
           <w:sz w:val="26"/>
           <w:szCs w:val="26"/>
         </w:rPr>
-        <w:t xml:space="preserve">, DenseNet121, DenseNet169, MobileNetV2, EfficientNetB0, EfficientNetB1, EfficientNetB2, EfficientNetB3, EfficientNetB4 và các mô hình Vision Transformer như ViT, Swin được sử dụng để phân loại cảm xúc trên ảnh </w:t>
+        <w:t xml:space="preserve">, DenseNet121, DenseNet169, MobileNetV2, EfficientNetB0, EfficientNetB1, EfficientNetB2, EfficientNetB3, EfficientNetB4 và các mô hình Vision Transformer như ViT, Swin được sử dụng để phân loại cảm xúc </w:t>
       </w:r>
       <w:r>
         <w:rPr>
@@ -10932,7 +10946,7 @@
           <w:szCs w:val="26"/>
         </w:rPr>
         <w:lastRenderedPageBreak/>
-        <w:t>khuôn mặt. Về mặt khoa học, luận văn này được phát triển dựa trên kết quả nghiên cứu được đề xuất trong bài báo “Facial Emotion Recognition Using Advanced CNN and Vision Transformer Models for Image Classification”.</w:t>
+        <w:t>trên ảnh khuôn mặt. Về mặt khoa học, luận văn này được phát triển dựa trên kết quả nghiên cứu được đề xuất trong bài báo “Facial Emotion Recognition Using Advanced CNN and Vision Transformer Models for Image Classification”.</w:t>
       </w:r>
     </w:p>
     <w:p>
@@ -11277,7 +11291,21 @@
           <w:sz w:val="26"/>
           <w:szCs w:val="26"/>
         </w:rPr>
-        <w:t xml:space="preserve">+ Sử dụng các mô hình CNN như ResNet50, </w:t>
+        <w:t xml:space="preserve">+ Sử dụng các mô hình </w:t>
+      </w:r>
+      <w:r>
+        <w:rPr>
+          <w:sz w:val="26"/>
+          <w:szCs w:val="26"/>
+        </w:rPr>
+        <w:t>deep learning</w:t>
+      </w:r>
+      <w:r>
+        <w:rPr>
+          <w:sz w:val="26"/>
+          <w:szCs w:val="26"/>
+        </w:rPr>
+        <w:t xml:space="preserve"> như ResNet50, </w:t>
       </w:r>
       <w:r>
         <w:rPr>
@@ -11381,7 +11409,21 @@
           <w:sz w:val="26"/>
           <w:szCs w:val="26"/>
         </w:rPr>
-        <w:t>+ So sánh hiệu suất giữa các mô hình CNN và Vision Transformer.</w:t>
+        <w:t xml:space="preserve">+ So sánh hiệu suất giữa các mô hình </w:t>
+      </w:r>
+      <w:r>
+        <w:rPr>
+          <w:sz w:val="26"/>
+          <w:szCs w:val="26"/>
+        </w:rPr>
+        <w:t>deep learning</w:t>
+      </w:r>
+      <w:r>
+        <w:rPr>
+          <w:sz w:val="26"/>
+          <w:szCs w:val="26"/>
+        </w:rPr>
+        <w:t xml:space="preserve"> và Vision Transformer.</w:t>
       </w:r>
     </w:p>
     <w:p>
@@ -12117,7 +12159,6 @@
           <w:sz w:val="26"/>
           <w:szCs w:val="26"/>
         </w:rPr>
-        <w:lastRenderedPageBreak/>
         <w:t>Các bài toán trong machine learning thường được chia thành hai loại chính: dự đoán (prediction) và phân loại (classification). Bài toán dự đoán liên quan đến việc ước lượng các giá trị số, chẳng hạn như dự đoán giá nhà dựa trên diện tích và vị trí, hoặc dự đoán giá xe dựa trên năm sản xuất và tình trạng sử dụng. Trong khi đó, bài toán phân loại tập trung vào việc gán nhãn cho dữ liệu, ví dụ như nhận diện chữ viết tay (phân biệt các chữ số từ 0 đến 9) hoặc nhận diện đồ vật trong hình ảnh (như phân biệt xe hơi và xe máy).</w:t>
       </w:r>
     </w:p>
@@ -12246,6 +12287,7 @@
           <w:sz w:val="26"/>
           <w:szCs w:val="26"/>
         </w:rPr>
+        <w:lastRenderedPageBreak/>
         <w:t>Cải thiện (Improve): Nếu mô hình không đạt kỳ vọng, cần quay lại bước huấn luyện để điều chỉnh tham số, thử nghiệm thuật toán mới hoặc bổ sung dữ liệu. Quá trình này có thể lặp lại nhiều lần cho đến khi đạt được hiệu suất mong muốn. Tổng thời gian cho ba bước cuối (huấn luyện, đánh giá, cải thiện) thường chiếm khoảng 30% tổng thời gian dự án, trong khi hai bước đầu tiên chiếm phần lớn thời gian còn lại</w:t>
       </w:r>
       <w:r>
@@ -36373,28 +36415,28 @@
 </file>
 
 <file path=customXml/item1.xml><?xml version="1.0" encoding="utf-8"?>
+<b:Sources xmlns:b="http://schemas.openxmlformats.org/officeDocument/2006/bibliography" xmlns="http://schemas.openxmlformats.org/officeDocument/2006/bibliography" SelectedStyle="\APASixthEditionOfficeOnline.xsl" StyleName="APA" Version="6"/>
+</file>
+
+<file path=customXml/item2.xml><?xml version="1.0" encoding="utf-8"?>
 <go:gDocsCustomXmlDataStorage xmlns:go="http://customooxmlschemas.google.com/" xmlns:r="http://schemas.openxmlformats.org/officeDocument/2006/relationships" uri="GoogleDocsCustomDataVersion2">
   <go:docsCustomData xmlns:go="http://customooxmlschemas.google.com/" roundtripDataSignature="AMtx7mirUMg8LuMSpLc0qa0cphsuGzfkEw==">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</go:docsCustomData>
 </go:gDocsCustomXmlDataStorage>
 </file>
 
-<file path=customXml/item2.xml><?xml version="1.0" encoding="utf-8"?>
-<b:Sources xmlns:b="http://schemas.openxmlformats.org/officeDocument/2006/bibliography" xmlns="http://schemas.openxmlformats.org/officeDocument/2006/bibliography" SelectedStyle="\APASixthEditionOfficeOnline.xsl" StyleName="APA" Version="6"/>
+<file path=customXml/itemProps1.xml><?xml version="1.0" encoding="utf-8"?>
+<ds:datastoreItem xmlns:ds="http://schemas.openxmlformats.org/officeDocument/2006/customXml" ds:itemID="{19C5C737-631B-49DE-B0F2-34A13868C5A8}">
+  <ds:schemaRefs>
+    <ds:schemaRef ds:uri="http://schemas.openxmlformats.org/officeDocument/2006/bibliography"/>
+  </ds:schemaRefs>
+</ds:datastoreItem>
 </file>
 
-<file path=customXml/itemProps1.xml><?xml version="1.0" encoding="utf-8"?>
+<file path=customXml/itemProps2.xml><?xml version="1.0" encoding="utf-8"?>
 <ds:datastoreItem xmlns:ds="http://schemas.openxmlformats.org/officeDocument/2006/customXml" ds:itemID="{11111111-1234-1234-1234-123412341234}">
   <ds:schemaRefs>
     <ds:schemaRef ds:uri="http://customooxmlschemas.google.com/"/>
     <ds:schemaRef ds:uri="http://schemas.openxmlformats.org/officeDocument/2006/relationships"/>
   </ds:schemaRefs>
 </ds:datastoreItem>
-</file>
-
-<file path=customXml/itemProps2.xml><?xml version="1.0" encoding="utf-8"?>
-<ds:datastoreItem xmlns:ds="http://schemas.openxmlformats.org/officeDocument/2006/customXml" ds:itemID="{19C5C737-631B-49DE-B0F2-34A13868C5A8}">
-  <ds:schemaRefs>
-    <ds:schemaRef ds:uri="http://schemas.openxmlformats.org/officeDocument/2006/bibliography"/>
-  </ds:schemaRefs>
-</ds:datastoreItem>
 </file>
--- a/BaoCao/B2111908_LuanVan.docx
+++ b/BaoCao/B2111908_LuanVan.docx
@@ -13341,14 +13341,27 @@
       <w:r>
         <w:t xml:space="preserve">Hình </w:t>
       </w:r>
-      <w:fldSimple w:instr=" SEQ Hình \* ARABIC ">
-        <w:r>
-          <w:rPr>
-            <w:noProof/>
-          </w:rPr>
-          <w:t>1</w:t>
-        </w:r>
-      </w:fldSimple>
+      <w:r>
+        <w:fldChar w:fldCharType="begin"/>
+      </w:r>
+      <w:r>
+        <w:instrText xml:space="preserve"> SEQ Hình \* ARABIC </w:instrText>
+      </w:r>
+      <w:r>
+        <w:fldChar w:fldCharType="separate"/>
+      </w:r>
+      <w:r>
+        <w:rPr>
+          <w:noProof/>
+        </w:rPr>
+        <w:t>1</w:t>
+      </w:r>
+      <w:r>
+        <w:rPr>
+          <w:noProof/>
+        </w:rPr>
+        <w:fldChar w:fldCharType="end"/>
+      </w:r>
       <w:bookmarkEnd w:id="129"/>
       <w:r>
         <w:t>: Minh hoa ví dụ cụ thể của lớp gộp</w:t>
@@ -13697,14 +13710,27 @@
       <w:r>
         <w:t xml:space="preserve">Hình </w:t>
       </w:r>
-      <w:fldSimple w:instr=" SEQ Hình \* ARABIC ">
-        <w:r>
-          <w:rPr>
-            <w:noProof/>
-          </w:rPr>
-          <w:t>2</w:t>
-        </w:r>
-      </w:fldSimple>
+      <w:r>
+        <w:fldChar w:fldCharType="begin"/>
+      </w:r>
+      <w:r>
+        <w:instrText xml:space="preserve"> SEQ Hình \* ARABIC </w:instrText>
+      </w:r>
+      <w:r>
+        <w:fldChar w:fldCharType="separate"/>
+      </w:r>
+      <w:r>
+        <w:rPr>
+          <w:noProof/>
+        </w:rPr>
+        <w:t>2</w:t>
+      </w:r>
+      <w:r>
+        <w:rPr>
+          <w:noProof/>
+        </w:rPr>
+        <w:fldChar w:fldCharType="end"/>
+      </w:r>
       <w:r>
         <w:t>: Kiến trúc V</w:t>
       </w:r>
@@ -14540,7 +14566,6 @@
         </w:rPr>
         <w:t xml:space="preserve"> và tối ưu hóa AdamW (weight decay 1e-4). Hàm mất mát CrossEntropyLoss được sử dụng để đo lường sai lệch dự đoán. Mixed precision training với torch.cuda.amp được áp dụng để giảm thời gian tính toán và tối ưu bộ nhớ, kết hợp với scheduler (StepLR) để điều chỉnh learning rate động. Early stopping được triển khai dựa trên F1-score trên tập kiểm định, với patience là 20 epoch để ngăn overfitting. Sau mỗi quá trình huấn luyện, trọng số mô hình tốt nhất (dựa trên accuracy, F1-score hoặc loss) được lưu lại dưới dạng tệp </w:t>
       </w:r>
-      <w:proofErr w:type="gramStart"/>
       <w:r>
         <w:rPr>
           <w:sz w:val="26"/>
@@ -14555,7 +14580,6 @@
         </w:rPr>
         <w:t>.pth</w:t>
       </w:r>
-      <w:proofErr w:type="gramEnd"/>
       <w:r>
         <w:rPr>
           <w:sz w:val="26"/>
@@ -14998,14 +15022,27 @@
       <w:r>
         <w:t xml:space="preserve">Hình </w:t>
       </w:r>
-      <w:fldSimple w:instr=" SEQ Hình \* ARABIC ">
-        <w:r>
-          <w:rPr>
-            <w:noProof/>
-          </w:rPr>
-          <w:t>3</w:t>
-        </w:r>
-      </w:fldSimple>
+      <w:r>
+        <w:fldChar w:fldCharType="begin"/>
+      </w:r>
+      <w:r>
+        <w:instrText xml:space="preserve"> SEQ Hình \* ARABIC </w:instrText>
+      </w:r>
+      <w:r>
+        <w:fldChar w:fldCharType="separate"/>
+      </w:r>
+      <w:r>
+        <w:rPr>
+          <w:noProof/>
+        </w:rPr>
+        <w:t>3</w:t>
+      </w:r>
+      <w:r>
+        <w:rPr>
+          <w:noProof/>
+        </w:rPr>
+        <w:fldChar w:fldCharType="end"/>
+      </w:r>
       <w:bookmarkEnd w:id="213"/>
       <w:r>
         <w:t xml:space="preserve">: Các cảm xúc của tập dữ liệu </w:t>
@@ -15083,27 +15120,7 @@
           <w:sz w:val="26"/>
           <w:szCs w:val="26"/>
         </w:rPr>
-        <w:t>Hìn</w:t>
-      </w:r>
-      <w:r>
-        <w:rPr>
-          <w:rFonts w:ascii="Times New Roman" w:hAnsi="Times New Roman" w:cs="Times New Roman"/>
-          <w:b/>
-          <w:bCs/>
-          <w:sz w:val="26"/>
-          <w:szCs w:val="26"/>
-        </w:rPr>
-        <w:t>h</w:t>
-      </w:r>
-      <w:r>
-        <w:rPr>
-          <w:rFonts w:ascii="Times New Roman" w:hAnsi="Times New Roman" w:cs="Times New Roman"/>
-          <w:b/>
-          <w:bCs/>
-          <w:sz w:val="26"/>
-          <w:szCs w:val="26"/>
-        </w:rPr>
-        <w:t xml:space="preserve"> </w:t>
+        <w:t xml:space="preserve">Hình </w:t>
       </w:r>
       <w:r>
         <w:rPr>
@@ -15293,14 +15310,27 @@
       <w:r>
         <w:t xml:space="preserve">Hình </w:t>
       </w:r>
-      <w:fldSimple w:instr=" SEQ Hình \* ARABIC ">
-        <w:r>
-          <w:rPr>
-            <w:noProof/>
-          </w:rPr>
-          <w:t>4</w:t>
-        </w:r>
-      </w:fldSimple>
+      <w:r>
+        <w:fldChar w:fldCharType="begin"/>
+      </w:r>
+      <w:r>
+        <w:instrText xml:space="preserve"> SEQ Hình \* ARABIC </w:instrText>
+      </w:r>
+      <w:r>
+        <w:fldChar w:fldCharType="separate"/>
+      </w:r>
+      <w:r>
+        <w:rPr>
+          <w:noProof/>
+        </w:rPr>
+        <w:t>4</w:t>
+      </w:r>
+      <w:r>
+        <w:rPr>
+          <w:noProof/>
+        </w:rPr>
+        <w:fldChar w:fldCharType="end"/>
+      </w:r>
       <w:bookmarkEnd w:id="214"/>
       <w:r>
         <w:t>: Biểu đồ phân phối mỗi lớp</w:t>
@@ -15368,14 +15398,27 @@
       <w:r>
         <w:t xml:space="preserve">Hình </w:t>
       </w:r>
-      <w:fldSimple w:instr=" SEQ Hình \* ARABIC ">
-        <w:r>
-          <w:rPr>
-            <w:noProof/>
-          </w:rPr>
-          <w:t>5</w:t>
-        </w:r>
-      </w:fldSimple>
+      <w:r>
+        <w:fldChar w:fldCharType="begin"/>
+      </w:r>
+      <w:r>
+        <w:instrText xml:space="preserve"> SEQ Hình \* ARABIC </w:instrText>
+      </w:r>
+      <w:r>
+        <w:fldChar w:fldCharType="separate"/>
+      </w:r>
+      <w:r>
+        <w:rPr>
+          <w:noProof/>
+        </w:rPr>
+        <w:t>5</w:t>
+      </w:r>
+      <w:r>
+        <w:rPr>
+          <w:noProof/>
+        </w:rPr>
+        <w:fldChar w:fldCharType="end"/>
+      </w:r>
       <w:bookmarkEnd w:id="215"/>
       <w:r>
         <w:t xml:space="preserve">: Biểu đồ phân phối </w:t>
@@ -15732,14 +15775,27 @@
       <w:r>
         <w:t xml:space="preserve">Hình </w:t>
       </w:r>
-      <w:fldSimple w:instr=" SEQ Hình \* ARABIC ">
-        <w:r>
-          <w:rPr>
-            <w:noProof/>
-          </w:rPr>
-          <w:t>6</w:t>
-        </w:r>
-      </w:fldSimple>
+      <w:r>
+        <w:fldChar w:fldCharType="begin"/>
+      </w:r>
+      <w:r>
+        <w:instrText xml:space="preserve"> SEQ Hình \* ARABIC </w:instrText>
+      </w:r>
+      <w:r>
+        <w:fldChar w:fldCharType="separate"/>
+      </w:r>
+      <w:r>
+        <w:rPr>
+          <w:noProof/>
+        </w:rPr>
+        <w:t>6</w:t>
+      </w:r>
+      <w:r>
+        <w:rPr>
+          <w:noProof/>
+        </w:rPr>
+        <w:fldChar w:fldCharType="end"/>
+      </w:r>
       <w:bookmarkEnd w:id="217"/>
       <w:r>
         <w:t>: Biểu đồ phân phối các lớp</w:t>
@@ -15813,14 +15869,27 @@
       <w:r>
         <w:t xml:space="preserve">Hình </w:t>
       </w:r>
-      <w:fldSimple w:instr=" SEQ Hình \* ARABIC ">
-        <w:r>
-          <w:rPr>
-            <w:noProof/>
-          </w:rPr>
-          <w:t>7</w:t>
-        </w:r>
-      </w:fldSimple>
+      <w:r>
+        <w:fldChar w:fldCharType="begin"/>
+      </w:r>
+      <w:r>
+        <w:instrText xml:space="preserve"> SEQ Hình \* ARABIC </w:instrText>
+      </w:r>
+      <w:r>
+        <w:fldChar w:fldCharType="separate"/>
+      </w:r>
+      <w:r>
+        <w:rPr>
+          <w:noProof/>
+        </w:rPr>
+        <w:t>7</w:t>
+      </w:r>
+      <w:r>
+        <w:rPr>
+          <w:noProof/>
+        </w:rPr>
+        <w:fldChar w:fldCharType="end"/>
+      </w:r>
       <w:bookmarkEnd w:id="218"/>
       <w:r>
         <w:t>:</w:t>
@@ -16019,14 +16088,27 @@
       <w:r>
         <w:t xml:space="preserve">Hình </w:t>
       </w:r>
-      <w:fldSimple w:instr=" SEQ Hình \* ARABIC ">
-        <w:r>
-          <w:rPr>
-            <w:noProof/>
-          </w:rPr>
-          <w:t>8</w:t>
-        </w:r>
-      </w:fldSimple>
+      <w:r>
+        <w:fldChar w:fldCharType="begin"/>
+      </w:r>
+      <w:r>
+        <w:instrText xml:space="preserve"> SEQ Hình \* ARABIC </w:instrText>
+      </w:r>
+      <w:r>
+        <w:fldChar w:fldCharType="separate"/>
+      </w:r>
+      <w:r>
+        <w:rPr>
+          <w:noProof/>
+        </w:rPr>
+        <w:t>8</w:t>
+      </w:r>
+      <w:r>
+        <w:rPr>
+          <w:noProof/>
+        </w:rPr>
+        <w:fldChar w:fldCharType="end"/>
+      </w:r>
       <w:bookmarkEnd w:id="219"/>
       <w:r>
         <w:t>: Biểu đồ phân phối các lớp của các tập train, test, validation</w:t>
@@ -16275,14 +16357,27 @@
       <w:r>
         <w:t xml:space="preserve">Hình </w:t>
       </w:r>
-      <w:fldSimple w:instr=" SEQ Hình \* ARABIC ">
-        <w:r>
-          <w:rPr>
-            <w:noProof/>
-          </w:rPr>
-          <w:t>9</w:t>
-        </w:r>
-      </w:fldSimple>
+      <w:r>
+        <w:fldChar w:fldCharType="begin"/>
+      </w:r>
+      <w:r>
+        <w:instrText xml:space="preserve"> SEQ Hình \* ARABIC </w:instrText>
+      </w:r>
+      <w:r>
+        <w:fldChar w:fldCharType="separate"/>
+      </w:r>
+      <w:r>
+        <w:rPr>
+          <w:noProof/>
+        </w:rPr>
+        <w:t>9</w:t>
+      </w:r>
+      <w:r>
+        <w:rPr>
+          <w:noProof/>
+        </w:rPr>
+        <w:fldChar w:fldCharType="end"/>
+      </w:r>
       <w:bookmarkEnd w:id="221"/>
       <w:r>
         <w:t>:</w:t>
@@ -16481,14 +16576,27 @@
       <w:r>
         <w:t xml:space="preserve">Hình </w:t>
       </w:r>
-      <w:fldSimple w:instr=" SEQ Hình \* ARABIC ">
-        <w:r>
-          <w:rPr>
-            <w:noProof/>
-          </w:rPr>
-          <w:t>10</w:t>
-        </w:r>
-      </w:fldSimple>
+      <w:r>
+        <w:fldChar w:fldCharType="begin"/>
+      </w:r>
+      <w:r>
+        <w:instrText xml:space="preserve"> SEQ Hình \* ARABIC </w:instrText>
+      </w:r>
+      <w:r>
+        <w:fldChar w:fldCharType="separate"/>
+      </w:r>
+      <w:r>
+        <w:rPr>
+          <w:noProof/>
+        </w:rPr>
+        <w:t>10</w:t>
+      </w:r>
+      <w:r>
+        <w:rPr>
+          <w:noProof/>
+        </w:rPr>
+        <w:fldChar w:fldCharType="end"/>
+      </w:r>
       <w:bookmarkEnd w:id="222"/>
       <w:r>
         <w:t>: Biểu đồ phân phối mỗi lớp trên tập CK+</w:t>
@@ -18098,14 +18206,27 @@
       <w:r>
         <w:t xml:space="preserve">Bảng </w:t>
       </w:r>
-      <w:fldSimple w:instr=" SEQ Bảng \* ARABIC ">
-        <w:r>
-          <w:rPr>
-            <w:noProof/>
-          </w:rPr>
-          <w:t>1</w:t>
-        </w:r>
-      </w:fldSimple>
+      <w:r>
+        <w:fldChar w:fldCharType="begin"/>
+      </w:r>
+      <w:r>
+        <w:instrText xml:space="preserve"> SEQ Bảng \* ARABIC </w:instrText>
+      </w:r>
+      <w:r>
+        <w:fldChar w:fldCharType="separate"/>
+      </w:r>
+      <w:r>
+        <w:rPr>
+          <w:noProof/>
+        </w:rPr>
+        <w:t>1</w:t>
+      </w:r>
+      <w:r>
+        <w:rPr>
+          <w:noProof/>
+        </w:rPr>
+        <w:fldChar w:fldCharType="end"/>
+      </w:r>
       <w:r>
         <w:t xml:space="preserve">: </w:t>
       </w:r>
@@ -21019,14 +21140,27 @@
       <w:r>
         <w:t xml:space="preserve">Hình </w:t>
       </w:r>
-      <w:fldSimple w:instr=" SEQ Hình \* ARABIC ">
-        <w:r>
-          <w:rPr>
-            <w:noProof/>
-          </w:rPr>
-          <w:t>11</w:t>
-        </w:r>
-      </w:fldSimple>
+      <w:r>
+        <w:fldChar w:fldCharType="begin"/>
+      </w:r>
+      <w:r>
+        <w:instrText xml:space="preserve"> SEQ Hình \* ARABIC </w:instrText>
+      </w:r>
+      <w:r>
+        <w:fldChar w:fldCharType="separate"/>
+      </w:r>
+      <w:r>
+        <w:rPr>
+          <w:noProof/>
+        </w:rPr>
+        <w:t>11</w:t>
+      </w:r>
+      <w:r>
+        <w:rPr>
+          <w:noProof/>
+        </w:rPr>
+        <w:fldChar w:fldCharType="end"/>
+      </w:r>
       <w:r>
         <w:t xml:space="preserve">: </w:t>
       </w:r>
@@ -21304,14 +21438,27 @@
       <w:r>
         <w:t xml:space="preserve">Bảng </w:t>
       </w:r>
-      <w:fldSimple w:instr=" SEQ Bảng \* ARABIC ">
-        <w:r>
-          <w:rPr>
-            <w:noProof/>
-          </w:rPr>
-          <w:t>2</w:t>
-        </w:r>
-      </w:fldSimple>
+      <w:r>
+        <w:fldChar w:fldCharType="begin"/>
+      </w:r>
+      <w:r>
+        <w:instrText xml:space="preserve"> SEQ Bảng \* ARABIC </w:instrText>
+      </w:r>
+      <w:r>
+        <w:fldChar w:fldCharType="separate"/>
+      </w:r>
+      <w:r>
+        <w:rPr>
+          <w:noProof/>
+        </w:rPr>
+        <w:t>2</w:t>
+      </w:r>
+      <w:r>
+        <w:rPr>
+          <w:noProof/>
+        </w:rPr>
+        <w:fldChar w:fldCharType="end"/>
+      </w:r>
       <w:r>
         <w:t xml:space="preserve">: </w:t>
       </w:r>
@@ -22989,7 +23136,6 @@
                 <w:sz w:val="26"/>
                 <w:szCs w:val="26"/>
               </w:rPr>
-              <w:lastRenderedPageBreak/>
               <w:t>EfficientNetB4</w:t>
             </w:r>
           </w:p>
@@ -24226,7 +24372,6 @@
           <w:sz w:val="26"/>
           <w:szCs w:val="26"/>
         </w:rPr>
-        <w:lastRenderedPageBreak/>
         <w:drawing>
           <wp:inline distT="0" distB="0" distL="0" distR="0" wp14:anchorId="2C3C35C8" wp14:editId="0FC1B0B6">
             <wp:extent cx="5577205" cy="2788920"/>
@@ -24280,14 +24425,27 @@
       <w:r>
         <w:t xml:space="preserve">Hình </w:t>
       </w:r>
-      <w:fldSimple w:instr=" SEQ Hình \* ARABIC ">
-        <w:r>
-          <w:rPr>
-            <w:noProof/>
-          </w:rPr>
-          <w:t>12</w:t>
-        </w:r>
-      </w:fldSimple>
+      <w:r>
+        <w:fldChar w:fldCharType="begin"/>
+      </w:r>
+      <w:r>
+        <w:instrText xml:space="preserve"> SEQ Hình \* ARABIC </w:instrText>
+      </w:r>
+      <w:r>
+        <w:fldChar w:fldCharType="separate"/>
+      </w:r>
+      <w:r>
+        <w:rPr>
+          <w:noProof/>
+        </w:rPr>
+        <w:t>12</w:t>
+      </w:r>
+      <w:r>
+        <w:rPr>
+          <w:noProof/>
+        </w:rPr>
+        <w:fldChar w:fldCharType="end"/>
+      </w:r>
       <w:r>
         <w:t xml:space="preserve">: </w:t>
       </w:r>
@@ -24706,19 +24864,35 @@
       <w:r>
         <w:t xml:space="preserve">Bảng </w:t>
       </w:r>
-      <w:fldSimple w:instr=" SEQ Bảng \* ARABIC ">
-        <w:r>
-          <w:rPr>
-            <w:noProof/>
-          </w:rPr>
-          <w:t>3</w:t>
-        </w:r>
-      </w:fldSimple>
+      <w:r>
+        <w:fldChar w:fldCharType="begin"/>
+      </w:r>
+      <w:r>
+        <w:instrText xml:space="preserve"> SEQ Bảng \* ARABIC </w:instrText>
+      </w:r>
+      <w:r>
+        <w:fldChar w:fldCharType="separate"/>
+      </w:r>
+      <w:r>
+        <w:rPr>
+          <w:noProof/>
+        </w:rPr>
+        <w:t>3</w:t>
+      </w:r>
+      <w:r>
+        <w:rPr>
+          <w:noProof/>
+        </w:rPr>
+        <w:fldChar w:fldCharType="end"/>
+      </w:r>
       <w:r>
         <w:t xml:space="preserve">: </w:t>
       </w:r>
       <w:r>
         <w:t>Tỷ lệ chính xác tổng thể trên tập dữ liệu CK+ sử ​​dụng các mô hình được đào tạo trên FER-2013, RAF-DB</w:t>
+      </w:r>
+      <w:r>
+        <w:t xml:space="preserve"> chưa tính chỉnh</w:t>
       </w:r>
     </w:p>
     <w:tbl>
@@ -25456,6 +25630,7 @@
                 <w:sz w:val="26"/>
                 <w:szCs w:val="26"/>
               </w:rPr>
+              <w:lastRenderedPageBreak/>
               <w:t>EfficientNetB3</w:t>
             </w:r>
           </w:p>
@@ -25568,7 +25743,6 @@
                 <w:sz w:val="26"/>
                 <w:szCs w:val="26"/>
               </w:rPr>
-              <w:lastRenderedPageBreak/>
               <w:t>EfficientNetB4</w:t>
             </w:r>
           </w:p>
@@ -26073,6 +26247,7 @@
         <w:ind w:firstLine="425"/>
         <w:jc w:val="both"/>
         <w:rPr>
+          <w:color w:val="000000"/>
           <w:sz w:val="26"/>
           <w:szCs w:val="26"/>
         </w:rPr>
@@ -26106,53 +26281,1883 @@
         <w:t>EfficientNetB3 với độ chính xác là 0.8559.</w:t>
       </w:r>
     </w:p>
-    <w:p>
-      <w:pPr>
-        <w:pStyle w:val="Heading3"/>
-      </w:pPr>
-      <w:bookmarkStart w:id="523" w:name="_Toc194006515"/>
-      <w:r>
-        <w:t>Thảo luận</w:t>
-      </w:r>
-      <w:bookmarkEnd w:id="523"/>
-    </w:p>
-    <w:p>
-      <w:pPr>
-        <w:pStyle w:val="Heading3"/>
-      </w:pPr>
-      <w:bookmarkStart w:id="524" w:name="_Toc194006516"/>
-      <w:r>
-        <w:t>So sánh với các nghiên cứu trước</w:t>
-      </w:r>
-      <w:bookmarkEnd w:id="524"/>
-    </w:p>
+    <w:tbl>
+      <w:tblPr>
+        <w:tblStyle w:val="PlainTable1"/>
+        <w:tblW w:w="0" w:type="auto"/>
+        <w:tblInd w:w="-572" w:type="dxa"/>
+        <w:tblLook w:val="04A0" w:firstRow="1" w:lastRow="0" w:firstColumn="1" w:lastColumn="0" w:noHBand="0" w:noVBand="1"/>
+      </w:tblPr>
+      <w:tblGrid>
+        <w:gridCol w:w="3081"/>
+        <w:gridCol w:w="3094"/>
+        <w:gridCol w:w="3151"/>
+      </w:tblGrid>
+      <w:tr>
+        <w:trPr>
+          <w:cnfStyle w:val="100000000000" w:firstRow="1" w:lastRow="0" w:firstColumn="0" w:lastColumn="0" w:oddVBand="0" w:evenVBand="0" w:oddHBand="0" w:evenHBand="0" w:firstRowFirstColumn="0" w:firstRowLastColumn="0" w:lastRowFirstColumn="0" w:lastRowLastColumn="0"/>
+          <w:trHeight w:val="639"/>
+        </w:trPr>
+        <w:tc>
+          <w:tcPr>
+            <w:cnfStyle w:val="001000000000" w:firstRow="0" w:lastRow="0" w:firstColumn="1" w:lastColumn="0" w:oddVBand="0" w:evenVBand="0" w:oddHBand="0" w:evenHBand="0" w:firstRowFirstColumn="0" w:firstRowLastColumn="0" w:lastRowFirstColumn="0" w:lastRowLastColumn="0"/>
+            <w:tcW w:w="3081" w:type="dxa"/>
+          </w:tcPr>
+          <w:p>
+            <w:pPr>
+              <w:spacing w:before="120" w:after="120"/>
+              <w:ind w:left="-113"/>
+              <w:jc w:val="both"/>
+              <w:rPr>
+                <w:color w:val="000000"/>
+                <w:sz w:val="26"/>
+                <w:szCs w:val="26"/>
+              </w:rPr>
+            </w:pPr>
+            <w:r>
+              <w:rPr>
+                <w:color w:val="000000"/>
+                <w:sz w:val="26"/>
+                <w:szCs w:val="26"/>
+              </w:rPr>
+              <w:t>Mô hình</w:t>
+            </w:r>
+          </w:p>
+        </w:tc>
+        <w:tc>
+          <w:tcPr>
+            <w:tcW w:w="3094" w:type="dxa"/>
+          </w:tcPr>
+          <w:p>
+            <w:pPr>
+              <w:spacing w:before="120" w:after="120"/>
+              <w:jc w:val="center"/>
+              <w:cnfStyle w:val="100000000000" w:firstRow="1" w:lastRow="0" w:firstColumn="0" w:lastColumn="0" w:oddVBand="0" w:evenVBand="0" w:oddHBand="0" w:evenHBand="0" w:firstRowFirstColumn="0" w:firstRowLastColumn="0" w:lastRowFirstColumn="0" w:lastRowLastColumn="0"/>
+              <w:rPr>
+                <w:color w:val="000000"/>
+                <w:sz w:val="26"/>
+                <w:szCs w:val="26"/>
+              </w:rPr>
+            </w:pPr>
+            <w:r>
+              <w:rPr>
+                <w:color w:val="000000"/>
+                <w:sz w:val="26"/>
+                <w:szCs w:val="26"/>
+              </w:rPr>
+              <w:t>RAF-DB</w:t>
+            </w:r>
+          </w:p>
+        </w:tc>
+        <w:tc>
+          <w:tcPr>
+            <w:tcW w:w="3151" w:type="dxa"/>
+          </w:tcPr>
+          <w:p>
+            <w:pPr>
+              <w:spacing w:before="120" w:after="120"/>
+              <w:jc w:val="center"/>
+              <w:cnfStyle w:val="100000000000" w:firstRow="1" w:lastRow="0" w:firstColumn="0" w:lastColumn="0" w:oddVBand="0" w:evenVBand="0" w:oddHBand="0" w:evenHBand="0" w:firstRowFirstColumn="0" w:firstRowLastColumn="0" w:lastRowFirstColumn="0" w:lastRowLastColumn="0"/>
+              <w:rPr>
+                <w:color w:val="000000"/>
+                <w:sz w:val="26"/>
+                <w:szCs w:val="26"/>
+              </w:rPr>
+            </w:pPr>
+            <w:r>
+              <w:rPr>
+                <w:color w:val="000000"/>
+                <w:sz w:val="26"/>
+                <w:szCs w:val="26"/>
+              </w:rPr>
+              <w:t>FER-2013</w:t>
+            </w:r>
+          </w:p>
+        </w:tc>
+      </w:tr>
+      <w:tr>
+        <w:trPr>
+          <w:cnfStyle w:val="000000100000" w:firstRow="0" w:lastRow="0" w:firstColumn="0" w:lastColumn="0" w:oddVBand="0" w:evenVBand="0" w:oddHBand="1" w:evenHBand="0" w:firstRowFirstColumn="0" w:firstRowLastColumn="0" w:lastRowFirstColumn="0" w:lastRowLastColumn="0"/>
+          <w:trHeight w:val="653"/>
+        </w:trPr>
+        <w:tc>
+          <w:tcPr>
+            <w:cnfStyle w:val="001000000000" w:firstRow="0" w:lastRow="0" w:firstColumn="1" w:lastColumn="0" w:oddVBand="0" w:evenVBand="0" w:oddHBand="0" w:evenHBand="0" w:firstRowFirstColumn="0" w:firstRowLastColumn="0" w:lastRowFirstColumn="0" w:lastRowLastColumn="0"/>
+            <w:tcW w:w="3081" w:type="dxa"/>
+          </w:tcPr>
+          <w:p>
+            <w:pPr>
+              <w:spacing w:before="120" w:after="120"/>
+              <w:jc w:val="both"/>
+              <w:rPr>
+                <w:color w:val="000000"/>
+                <w:sz w:val="26"/>
+                <w:szCs w:val="26"/>
+              </w:rPr>
+            </w:pPr>
+            <w:r>
+              <w:rPr>
+                <w:color w:val="000000"/>
+                <w:sz w:val="26"/>
+                <w:szCs w:val="26"/>
+              </w:rPr>
+              <w:t>VitBase</w:t>
+            </w:r>
+          </w:p>
+        </w:tc>
+        <w:tc>
+          <w:tcPr>
+            <w:tcW w:w="3094" w:type="dxa"/>
+          </w:tcPr>
+          <w:p>
+            <w:pPr>
+              <w:spacing w:before="120" w:after="120"/>
+              <w:jc w:val="both"/>
+              <w:cnfStyle w:val="000000100000" w:firstRow="0" w:lastRow="0" w:firstColumn="0" w:lastColumn="0" w:oddVBand="0" w:evenVBand="0" w:oddHBand="1" w:evenHBand="0" w:firstRowFirstColumn="0" w:firstRowLastColumn="0" w:lastRowFirstColumn="0" w:lastRowLastColumn="0"/>
+              <w:rPr>
+                <w:color w:val="000000"/>
+                <w:sz w:val="26"/>
+                <w:szCs w:val="26"/>
+              </w:rPr>
+            </w:pPr>
+          </w:p>
+        </w:tc>
+        <w:tc>
+          <w:tcPr>
+            <w:tcW w:w="3151" w:type="dxa"/>
+          </w:tcPr>
+          <w:p>
+            <w:pPr>
+              <w:spacing w:before="120" w:after="120"/>
+              <w:jc w:val="both"/>
+              <w:cnfStyle w:val="000000100000" w:firstRow="0" w:lastRow="0" w:firstColumn="0" w:lastColumn="0" w:oddVBand="0" w:evenVBand="0" w:oddHBand="1" w:evenHBand="0" w:firstRowFirstColumn="0" w:firstRowLastColumn="0" w:lastRowFirstColumn="0" w:lastRowLastColumn="0"/>
+              <w:rPr>
+                <w:color w:val="000000"/>
+                <w:sz w:val="26"/>
+                <w:szCs w:val="26"/>
+              </w:rPr>
+            </w:pPr>
+          </w:p>
+        </w:tc>
+      </w:tr>
+      <w:tr>
+        <w:trPr>
+          <w:trHeight w:val="653"/>
+        </w:trPr>
+        <w:tc>
+          <w:tcPr>
+            <w:cnfStyle w:val="001000000000" w:firstRow="0" w:lastRow="0" w:firstColumn="1" w:lastColumn="0" w:oddVBand="0" w:evenVBand="0" w:oddHBand="0" w:evenHBand="0" w:firstRowFirstColumn="0" w:firstRowLastColumn="0" w:lastRowFirstColumn="0" w:lastRowLastColumn="0"/>
+            <w:tcW w:w="3081" w:type="dxa"/>
+          </w:tcPr>
+          <w:p>
+            <w:pPr>
+              <w:spacing w:before="120" w:after="120"/>
+              <w:jc w:val="both"/>
+              <w:rPr>
+                <w:color w:val="000000"/>
+                <w:sz w:val="26"/>
+                <w:szCs w:val="26"/>
+              </w:rPr>
+            </w:pPr>
+            <w:r>
+              <w:rPr>
+                <w:color w:val="000000"/>
+                <w:sz w:val="26"/>
+                <w:szCs w:val="26"/>
+              </w:rPr>
+              <w:t>DenseNet121</w:t>
+            </w:r>
+          </w:p>
+        </w:tc>
+        <w:tc>
+          <w:tcPr>
+            <w:tcW w:w="3094" w:type="dxa"/>
+          </w:tcPr>
+          <w:p>
+            <w:pPr>
+              <w:spacing w:before="120" w:after="120"/>
+              <w:jc w:val="both"/>
+              <w:cnfStyle w:val="000000000000" w:firstRow="0" w:lastRow="0" w:firstColumn="0" w:lastColumn="0" w:oddVBand="0" w:evenVBand="0" w:oddHBand="0" w:evenHBand="0" w:firstRowFirstColumn="0" w:firstRowLastColumn="0" w:lastRowFirstColumn="0" w:lastRowLastColumn="0"/>
+              <w:rPr>
+                <w:color w:val="000000"/>
+                <w:sz w:val="26"/>
+                <w:szCs w:val="26"/>
+              </w:rPr>
+            </w:pPr>
+          </w:p>
+        </w:tc>
+        <w:tc>
+          <w:tcPr>
+            <w:tcW w:w="3151" w:type="dxa"/>
+          </w:tcPr>
+          <w:p>
+            <w:pPr>
+              <w:spacing w:before="120" w:after="120"/>
+              <w:jc w:val="both"/>
+              <w:cnfStyle w:val="000000000000" w:firstRow="0" w:lastRow="0" w:firstColumn="0" w:lastColumn="0" w:oddVBand="0" w:evenVBand="0" w:oddHBand="0" w:evenHBand="0" w:firstRowFirstColumn="0" w:firstRowLastColumn="0" w:lastRowFirstColumn="0" w:lastRowLastColumn="0"/>
+              <w:rPr>
+                <w:color w:val="000000"/>
+                <w:sz w:val="26"/>
+                <w:szCs w:val="26"/>
+              </w:rPr>
+            </w:pPr>
+          </w:p>
+        </w:tc>
+      </w:tr>
+      <w:tr>
+        <w:trPr>
+          <w:cnfStyle w:val="000000100000" w:firstRow="0" w:lastRow="0" w:firstColumn="0" w:lastColumn="0" w:oddVBand="0" w:evenVBand="0" w:oddHBand="1" w:evenHBand="0" w:firstRowFirstColumn="0" w:firstRowLastColumn="0" w:lastRowFirstColumn="0" w:lastRowLastColumn="0"/>
+          <w:trHeight w:val="653"/>
+        </w:trPr>
+        <w:tc>
+          <w:tcPr>
+            <w:cnfStyle w:val="001000000000" w:firstRow="0" w:lastRow="0" w:firstColumn="1" w:lastColumn="0" w:oddVBand="0" w:evenVBand="0" w:oddHBand="0" w:evenHBand="0" w:firstRowFirstColumn="0" w:firstRowLastColumn="0" w:lastRowFirstColumn="0" w:lastRowLastColumn="0"/>
+            <w:tcW w:w="3081" w:type="dxa"/>
+          </w:tcPr>
+          <w:p>
+            <w:pPr>
+              <w:spacing w:before="120" w:after="120"/>
+              <w:jc w:val="both"/>
+              <w:rPr>
+                <w:color w:val="000000"/>
+                <w:sz w:val="26"/>
+                <w:szCs w:val="26"/>
+              </w:rPr>
+            </w:pPr>
+            <w:r>
+              <w:rPr>
+                <w:color w:val="000000"/>
+                <w:sz w:val="26"/>
+                <w:szCs w:val="26"/>
+              </w:rPr>
+              <w:t>DenseNet169</w:t>
+            </w:r>
+          </w:p>
+        </w:tc>
+        <w:tc>
+          <w:tcPr>
+            <w:tcW w:w="3094" w:type="dxa"/>
+          </w:tcPr>
+          <w:p>
+            <w:pPr>
+              <w:spacing w:before="120" w:after="120"/>
+              <w:jc w:val="both"/>
+              <w:cnfStyle w:val="000000100000" w:firstRow="0" w:lastRow="0" w:firstColumn="0" w:lastColumn="0" w:oddVBand="0" w:evenVBand="0" w:oddHBand="1" w:evenHBand="0" w:firstRowFirstColumn="0" w:firstRowLastColumn="0" w:lastRowFirstColumn="0" w:lastRowLastColumn="0"/>
+              <w:rPr>
+                <w:color w:val="000000"/>
+                <w:sz w:val="26"/>
+                <w:szCs w:val="26"/>
+              </w:rPr>
+            </w:pPr>
+          </w:p>
+        </w:tc>
+        <w:tc>
+          <w:tcPr>
+            <w:tcW w:w="3151" w:type="dxa"/>
+          </w:tcPr>
+          <w:p>
+            <w:pPr>
+              <w:spacing w:before="120" w:after="120"/>
+              <w:jc w:val="both"/>
+              <w:cnfStyle w:val="000000100000" w:firstRow="0" w:lastRow="0" w:firstColumn="0" w:lastColumn="0" w:oddVBand="0" w:evenVBand="0" w:oddHBand="1" w:evenHBand="0" w:firstRowFirstColumn="0" w:firstRowLastColumn="0" w:lastRowFirstColumn="0" w:lastRowLastColumn="0"/>
+              <w:rPr>
+                <w:color w:val="000000"/>
+                <w:sz w:val="26"/>
+                <w:szCs w:val="26"/>
+              </w:rPr>
+            </w:pPr>
+          </w:p>
+        </w:tc>
+      </w:tr>
+      <w:tr>
+        <w:trPr>
+          <w:trHeight w:val="668"/>
+        </w:trPr>
+        <w:tc>
+          <w:tcPr>
+            <w:cnfStyle w:val="001000000000" w:firstRow="0" w:lastRow="0" w:firstColumn="1" w:lastColumn="0" w:oddVBand="0" w:evenVBand="0" w:oddHBand="0" w:evenHBand="0" w:firstRowFirstColumn="0" w:firstRowLastColumn="0" w:lastRowFirstColumn="0" w:lastRowLastColumn="0"/>
+            <w:tcW w:w="3081" w:type="dxa"/>
+          </w:tcPr>
+          <w:p>
+            <w:pPr>
+              <w:spacing w:before="120" w:after="120"/>
+              <w:jc w:val="both"/>
+              <w:rPr>
+                <w:color w:val="000000"/>
+                <w:sz w:val="26"/>
+                <w:szCs w:val="26"/>
+              </w:rPr>
+            </w:pPr>
+            <w:r>
+              <w:rPr>
+                <w:color w:val="000000"/>
+                <w:sz w:val="26"/>
+                <w:szCs w:val="26"/>
+              </w:rPr>
+              <w:t>EfficientNetB0</w:t>
+            </w:r>
+          </w:p>
+        </w:tc>
+        <w:tc>
+          <w:tcPr>
+            <w:tcW w:w="3094" w:type="dxa"/>
+          </w:tcPr>
+          <w:p>
+            <w:pPr>
+              <w:spacing w:before="120" w:after="120"/>
+              <w:jc w:val="both"/>
+              <w:cnfStyle w:val="000000000000" w:firstRow="0" w:lastRow="0" w:firstColumn="0" w:lastColumn="0" w:oddVBand="0" w:evenVBand="0" w:oddHBand="0" w:evenHBand="0" w:firstRowFirstColumn="0" w:firstRowLastColumn="0" w:lastRowFirstColumn="0" w:lastRowLastColumn="0"/>
+              <w:rPr>
+                <w:color w:val="000000"/>
+                <w:sz w:val="26"/>
+                <w:szCs w:val="26"/>
+              </w:rPr>
+            </w:pPr>
+            <w:r>
+              <w:rPr>
+                <w:color w:val="000000"/>
+                <w:sz w:val="26"/>
+                <w:szCs w:val="26"/>
+              </w:rPr>
+              <w:t>0.7761</w:t>
+            </w:r>
+          </w:p>
+        </w:tc>
+        <w:tc>
+          <w:tcPr>
+            <w:tcW w:w="3151" w:type="dxa"/>
+          </w:tcPr>
+          <w:p>
+            <w:pPr>
+              <w:spacing w:before="120" w:after="120"/>
+              <w:jc w:val="both"/>
+              <w:cnfStyle w:val="000000000000" w:firstRow="0" w:lastRow="0" w:firstColumn="0" w:lastColumn="0" w:oddVBand="0" w:evenVBand="0" w:oddHBand="0" w:evenHBand="0" w:firstRowFirstColumn="0" w:firstRowLastColumn="0" w:lastRowFirstColumn="0" w:lastRowLastColumn="0"/>
+              <w:rPr>
+                <w:color w:val="000000"/>
+                <w:sz w:val="26"/>
+                <w:szCs w:val="26"/>
+              </w:rPr>
+            </w:pPr>
+          </w:p>
+        </w:tc>
+      </w:tr>
+      <w:tr>
+        <w:trPr>
+          <w:cnfStyle w:val="000000100000" w:firstRow="0" w:lastRow="0" w:firstColumn="0" w:lastColumn="0" w:oddVBand="0" w:evenVBand="0" w:oddHBand="1" w:evenHBand="0" w:firstRowFirstColumn="0" w:firstRowLastColumn="0" w:lastRowFirstColumn="0" w:lastRowLastColumn="0"/>
+          <w:trHeight w:val="653"/>
+        </w:trPr>
+        <w:tc>
+          <w:tcPr>
+            <w:cnfStyle w:val="001000000000" w:firstRow="0" w:lastRow="0" w:firstColumn="1" w:lastColumn="0" w:oddVBand="0" w:evenVBand="0" w:oddHBand="0" w:evenHBand="0" w:firstRowFirstColumn="0" w:firstRowLastColumn="0" w:lastRowFirstColumn="0" w:lastRowLastColumn="0"/>
+            <w:tcW w:w="3081" w:type="dxa"/>
+          </w:tcPr>
+          <w:p>
+            <w:pPr>
+              <w:spacing w:before="120" w:after="120"/>
+              <w:jc w:val="both"/>
+              <w:rPr>
+                <w:color w:val="000000"/>
+                <w:sz w:val="26"/>
+                <w:szCs w:val="26"/>
+              </w:rPr>
+            </w:pPr>
+            <w:r>
+              <w:rPr>
+                <w:color w:val="000000"/>
+                <w:sz w:val="26"/>
+                <w:szCs w:val="26"/>
+              </w:rPr>
+              <w:t>EfficientNetB1</w:t>
+            </w:r>
+          </w:p>
+        </w:tc>
+        <w:tc>
+          <w:tcPr>
+            <w:tcW w:w="3094" w:type="dxa"/>
+          </w:tcPr>
+          <w:p>
+            <w:pPr>
+              <w:spacing w:before="120" w:after="120"/>
+              <w:jc w:val="both"/>
+              <w:cnfStyle w:val="000000100000" w:firstRow="0" w:lastRow="0" w:firstColumn="0" w:lastColumn="0" w:oddVBand="0" w:evenVBand="0" w:oddHBand="1" w:evenHBand="0" w:firstRowFirstColumn="0" w:firstRowLastColumn="0" w:lastRowFirstColumn="0" w:lastRowLastColumn="0"/>
+              <w:rPr>
+                <w:color w:val="000000"/>
+                <w:sz w:val="26"/>
+                <w:szCs w:val="26"/>
+              </w:rPr>
+            </w:pPr>
+            <w:r>
+              <w:rPr>
+                <w:color w:val="000000"/>
+                <w:sz w:val="26"/>
+                <w:szCs w:val="26"/>
+              </w:rPr>
+              <w:t>0.5654</w:t>
+            </w:r>
+          </w:p>
+        </w:tc>
+        <w:tc>
+          <w:tcPr>
+            <w:tcW w:w="3151" w:type="dxa"/>
+          </w:tcPr>
+          <w:p>
+            <w:pPr>
+              <w:spacing w:before="120" w:after="120"/>
+              <w:jc w:val="both"/>
+              <w:cnfStyle w:val="000000100000" w:firstRow="0" w:lastRow="0" w:firstColumn="0" w:lastColumn="0" w:oddVBand="0" w:evenVBand="0" w:oddHBand="1" w:evenHBand="0" w:firstRowFirstColumn="0" w:firstRowLastColumn="0" w:lastRowFirstColumn="0" w:lastRowLastColumn="0"/>
+              <w:rPr>
+                <w:color w:val="000000"/>
+                <w:sz w:val="26"/>
+                <w:szCs w:val="26"/>
+              </w:rPr>
+            </w:pPr>
+          </w:p>
+        </w:tc>
+      </w:tr>
+      <w:tr>
+        <w:trPr>
+          <w:trHeight w:val="653"/>
+        </w:trPr>
+        <w:tc>
+          <w:tcPr>
+            <w:cnfStyle w:val="001000000000" w:firstRow="0" w:lastRow="0" w:firstColumn="1" w:lastColumn="0" w:oddVBand="0" w:evenVBand="0" w:oddHBand="0" w:evenHBand="0" w:firstRowFirstColumn="0" w:firstRowLastColumn="0" w:lastRowFirstColumn="0" w:lastRowLastColumn="0"/>
+            <w:tcW w:w="3081" w:type="dxa"/>
+          </w:tcPr>
+          <w:p>
+            <w:pPr>
+              <w:spacing w:before="120" w:after="120"/>
+              <w:jc w:val="both"/>
+              <w:rPr>
+                <w:color w:val="000000"/>
+                <w:sz w:val="26"/>
+                <w:szCs w:val="26"/>
+              </w:rPr>
+            </w:pPr>
+            <w:r>
+              <w:rPr>
+                <w:color w:val="000000"/>
+                <w:sz w:val="26"/>
+                <w:szCs w:val="26"/>
+              </w:rPr>
+              <w:t>EfficientNetB2</w:t>
+            </w:r>
+          </w:p>
+        </w:tc>
+        <w:tc>
+          <w:tcPr>
+            <w:tcW w:w="3094" w:type="dxa"/>
+          </w:tcPr>
+          <w:p>
+            <w:pPr>
+              <w:spacing w:before="120" w:after="120"/>
+              <w:jc w:val="both"/>
+              <w:cnfStyle w:val="000000000000" w:firstRow="0" w:lastRow="0" w:firstColumn="0" w:lastColumn="0" w:oddVBand="0" w:evenVBand="0" w:oddHBand="0" w:evenHBand="0" w:firstRowFirstColumn="0" w:firstRowLastColumn="0" w:lastRowFirstColumn="0" w:lastRowLastColumn="0"/>
+              <w:rPr>
+                <w:color w:val="000000"/>
+                <w:sz w:val="26"/>
+                <w:szCs w:val="26"/>
+              </w:rPr>
+            </w:pPr>
+            <w:r>
+              <w:rPr>
+                <w:color w:val="000000"/>
+                <w:sz w:val="26"/>
+                <w:szCs w:val="26"/>
+              </w:rPr>
+              <w:t>0.7749</w:t>
+            </w:r>
+          </w:p>
+        </w:tc>
+        <w:tc>
+          <w:tcPr>
+            <w:tcW w:w="3151" w:type="dxa"/>
+          </w:tcPr>
+          <w:p>
+            <w:pPr>
+              <w:spacing w:before="120" w:after="120"/>
+              <w:jc w:val="both"/>
+              <w:cnfStyle w:val="000000000000" w:firstRow="0" w:lastRow="0" w:firstColumn="0" w:lastColumn="0" w:oddVBand="0" w:evenVBand="0" w:oddHBand="0" w:evenHBand="0" w:firstRowFirstColumn="0" w:firstRowLastColumn="0" w:lastRowFirstColumn="0" w:lastRowLastColumn="0"/>
+              <w:rPr>
+                <w:color w:val="000000"/>
+                <w:sz w:val="26"/>
+                <w:szCs w:val="26"/>
+              </w:rPr>
+            </w:pPr>
+          </w:p>
+        </w:tc>
+      </w:tr>
+      <w:tr>
+        <w:trPr>
+          <w:cnfStyle w:val="000000100000" w:firstRow="0" w:lastRow="0" w:firstColumn="0" w:lastColumn="0" w:oddVBand="0" w:evenVBand="0" w:oddHBand="1" w:evenHBand="0" w:firstRowFirstColumn="0" w:firstRowLastColumn="0" w:lastRowFirstColumn="0" w:lastRowLastColumn="0"/>
+          <w:trHeight w:val="653"/>
+        </w:trPr>
+        <w:tc>
+          <w:tcPr>
+            <w:cnfStyle w:val="001000000000" w:firstRow="0" w:lastRow="0" w:firstColumn="1" w:lastColumn="0" w:oddVBand="0" w:evenVBand="0" w:oddHBand="0" w:evenHBand="0" w:firstRowFirstColumn="0" w:firstRowLastColumn="0" w:lastRowFirstColumn="0" w:lastRowLastColumn="0"/>
+            <w:tcW w:w="3081" w:type="dxa"/>
+          </w:tcPr>
+          <w:p>
+            <w:pPr>
+              <w:spacing w:before="120" w:after="120"/>
+              <w:jc w:val="both"/>
+              <w:rPr>
+                <w:color w:val="000000"/>
+                <w:sz w:val="26"/>
+                <w:szCs w:val="26"/>
+              </w:rPr>
+            </w:pPr>
+            <w:r>
+              <w:rPr>
+                <w:color w:val="000000"/>
+                <w:sz w:val="26"/>
+                <w:szCs w:val="26"/>
+              </w:rPr>
+              <w:t>EfficientNetB3</w:t>
+            </w:r>
+          </w:p>
+        </w:tc>
+        <w:tc>
+          <w:tcPr>
+            <w:tcW w:w="3094" w:type="dxa"/>
+          </w:tcPr>
+          <w:p>
+            <w:pPr>
+              <w:spacing w:before="120" w:after="120"/>
+              <w:jc w:val="both"/>
+              <w:cnfStyle w:val="000000100000" w:firstRow="0" w:lastRow="0" w:firstColumn="0" w:lastColumn="0" w:oddVBand="0" w:evenVBand="0" w:oddHBand="1" w:evenHBand="0" w:firstRowFirstColumn="0" w:firstRowLastColumn="0" w:lastRowFirstColumn="0" w:lastRowLastColumn="0"/>
+              <w:rPr>
+                <w:color w:val="000000"/>
+                <w:sz w:val="26"/>
+                <w:szCs w:val="26"/>
+              </w:rPr>
+            </w:pPr>
+            <w:r>
+              <w:rPr>
+                <w:color w:val="000000"/>
+                <w:sz w:val="26"/>
+                <w:szCs w:val="26"/>
+              </w:rPr>
+              <w:t>0.7805</w:t>
+            </w:r>
+          </w:p>
+        </w:tc>
+        <w:tc>
+          <w:tcPr>
+            <w:tcW w:w="3151" w:type="dxa"/>
+          </w:tcPr>
+          <w:p>
+            <w:pPr>
+              <w:spacing w:before="120" w:after="120"/>
+              <w:jc w:val="both"/>
+              <w:cnfStyle w:val="000000100000" w:firstRow="0" w:lastRow="0" w:firstColumn="0" w:lastColumn="0" w:oddVBand="0" w:evenVBand="0" w:oddHBand="1" w:evenHBand="0" w:firstRowFirstColumn="0" w:firstRowLastColumn="0" w:lastRowFirstColumn="0" w:lastRowLastColumn="0"/>
+              <w:rPr>
+                <w:b/>
+                <w:bCs/>
+                <w:color w:val="000000"/>
+                <w:sz w:val="26"/>
+                <w:szCs w:val="26"/>
+              </w:rPr>
+            </w:pPr>
+          </w:p>
+        </w:tc>
+      </w:tr>
+      <w:tr>
+        <w:trPr>
+          <w:trHeight w:val="653"/>
+        </w:trPr>
+        <w:tc>
+          <w:tcPr>
+            <w:cnfStyle w:val="001000000000" w:firstRow="0" w:lastRow="0" w:firstColumn="1" w:lastColumn="0" w:oddVBand="0" w:evenVBand="0" w:oddHBand="0" w:evenHBand="0" w:firstRowFirstColumn="0" w:firstRowLastColumn="0" w:lastRowFirstColumn="0" w:lastRowLastColumn="0"/>
+            <w:tcW w:w="3081" w:type="dxa"/>
+          </w:tcPr>
+          <w:p>
+            <w:pPr>
+              <w:spacing w:before="120" w:after="120"/>
+              <w:jc w:val="both"/>
+              <w:rPr>
+                <w:color w:val="000000"/>
+                <w:sz w:val="26"/>
+                <w:szCs w:val="26"/>
+              </w:rPr>
+            </w:pPr>
+            <w:r>
+              <w:rPr>
+                <w:color w:val="000000"/>
+                <w:sz w:val="26"/>
+                <w:szCs w:val="26"/>
+              </w:rPr>
+              <w:t>EfficientNetB4</w:t>
+            </w:r>
+          </w:p>
+        </w:tc>
+        <w:tc>
+          <w:tcPr>
+            <w:tcW w:w="3094" w:type="dxa"/>
+          </w:tcPr>
+          <w:p>
+            <w:pPr>
+              <w:spacing w:before="120" w:after="120"/>
+              <w:jc w:val="both"/>
+              <w:cnfStyle w:val="000000000000" w:firstRow="0" w:lastRow="0" w:firstColumn="0" w:lastColumn="0" w:oddVBand="0" w:evenVBand="0" w:oddHBand="0" w:evenHBand="0" w:firstRowFirstColumn="0" w:firstRowLastColumn="0" w:lastRowFirstColumn="0" w:lastRowLastColumn="0"/>
+              <w:rPr>
+                <w:color w:val="000000"/>
+                <w:sz w:val="26"/>
+                <w:szCs w:val="26"/>
+              </w:rPr>
+            </w:pPr>
+            <w:r>
+              <w:rPr>
+                <w:color w:val="000000"/>
+                <w:sz w:val="26"/>
+                <w:szCs w:val="26"/>
+              </w:rPr>
+              <w:t>0.8237</w:t>
+            </w:r>
+          </w:p>
+        </w:tc>
+        <w:tc>
+          <w:tcPr>
+            <w:tcW w:w="3151" w:type="dxa"/>
+          </w:tcPr>
+          <w:p>
+            <w:pPr>
+              <w:spacing w:before="120" w:after="120"/>
+              <w:jc w:val="both"/>
+              <w:cnfStyle w:val="000000000000" w:firstRow="0" w:lastRow="0" w:firstColumn="0" w:lastColumn="0" w:oddVBand="0" w:evenVBand="0" w:oddHBand="0" w:evenHBand="0" w:firstRowFirstColumn="0" w:firstRowLastColumn="0" w:lastRowFirstColumn="0" w:lastRowLastColumn="0"/>
+              <w:rPr>
+                <w:color w:val="000000"/>
+                <w:sz w:val="26"/>
+                <w:szCs w:val="26"/>
+              </w:rPr>
+            </w:pPr>
+            <w:r>
+              <w:rPr>
+                <w:color w:val="000000"/>
+                <w:sz w:val="26"/>
+                <w:szCs w:val="26"/>
+              </w:rPr>
+              <w:t>0.7805</w:t>
+            </w:r>
+          </w:p>
+        </w:tc>
+      </w:tr>
+      <w:tr>
+        <w:trPr>
+          <w:cnfStyle w:val="000000100000" w:firstRow="0" w:lastRow="0" w:firstColumn="0" w:lastColumn="0" w:oddVBand="0" w:evenVBand="0" w:oddHBand="1" w:evenHBand="0" w:firstRowFirstColumn="0" w:firstRowLastColumn="0" w:lastRowFirstColumn="0" w:lastRowLastColumn="0"/>
+          <w:trHeight w:val="653"/>
+        </w:trPr>
+        <w:tc>
+          <w:tcPr>
+            <w:cnfStyle w:val="001000000000" w:firstRow="0" w:lastRow="0" w:firstColumn="1" w:lastColumn="0" w:oddVBand="0" w:evenVBand="0" w:oddHBand="0" w:evenHBand="0" w:firstRowFirstColumn="0" w:firstRowLastColumn="0" w:lastRowFirstColumn="0" w:lastRowLastColumn="0"/>
+            <w:tcW w:w="3081" w:type="dxa"/>
+          </w:tcPr>
+          <w:p>
+            <w:pPr>
+              <w:spacing w:before="120" w:after="120"/>
+              <w:jc w:val="both"/>
+              <w:rPr>
+                <w:color w:val="000000"/>
+                <w:sz w:val="26"/>
+                <w:szCs w:val="26"/>
+              </w:rPr>
+            </w:pPr>
+            <w:r>
+              <w:rPr>
+                <w:color w:val="000000"/>
+                <w:sz w:val="26"/>
+                <w:szCs w:val="26"/>
+              </w:rPr>
+              <w:t>ResNet152</w:t>
+            </w:r>
+          </w:p>
+        </w:tc>
+        <w:tc>
+          <w:tcPr>
+            <w:tcW w:w="3094" w:type="dxa"/>
+          </w:tcPr>
+          <w:p>
+            <w:pPr>
+              <w:spacing w:before="120" w:after="120"/>
+              <w:jc w:val="both"/>
+              <w:cnfStyle w:val="000000100000" w:firstRow="0" w:lastRow="0" w:firstColumn="0" w:lastColumn="0" w:oddVBand="0" w:evenVBand="0" w:oddHBand="1" w:evenHBand="0" w:firstRowFirstColumn="0" w:firstRowLastColumn="0" w:lastRowFirstColumn="0" w:lastRowLastColumn="0"/>
+              <w:rPr>
+                <w:color w:val="000000"/>
+                <w:sz w:val="26"/>
+                <w:szCs w:val="26"/>
+              </w:rPr>
+            </w:pPr>
+          </w:p>
+        </w:tc>
+        <w:tc>
+          <w:tcPr>
+            <w:tcW w:w="3151" w:type="dxa"/>
+          </w:tcPr>
+          <w:p>
+            <w:pPr>
+              <w:spacing w:before="120" w:after="120"/>
+              <w:jc w:val="both"/>
+              <w:cnfStyle w:val="000000100000" w:firstRow="0" w:lastRow="0" w:firstColumn="0" w:lastColumn="0" w:oddVBand="0" w:evenVBand="0" w:oddHBand="1" w:evenHBand="0" w:firstRowFirstColumn="0" w:firstRowLastColumn="0" w:lastRowFirstColumn="0" w:lastRowLastColumn="0"/>
+              <w:rPr>
+                <w:color w:val="000000"/>
+                <w:sz w:val="26"/>
+                <w:szCs w:val="26"/>
+              </w:rPr>
+            </w:pPr>
+          </w:p>
+        </w:tc>
+      </w:tr>
+      <w:tr>
+        <w:trPr>
+          <w:trHeight w:val="653"/>
+        </w:trPr>
+        <w:tc>
+          <w:tcPr>
+            <w:cnfStyle w:val="001000000000" w:firstRow="0" w:lastRow="0" w:firstColumn="1" w:lastColumn="0" w:oddVBand="0" w:evenVBand="0" w:oddHBand="0" w:evenHBand="0" w:firstRowFirstColumn="0" w:firstRowLastColumn="0" w:lastRowFirstColumn="0" w:lastRowLastColumn="0"/>
+            <w:tcW w:w="3081" w:type="dxa"/>
+          </w:tcPr>
+          <w:p>
+            <w:pPr>
+              <w:spacing w:before="120" w:after="120"/>
+              <w:jc w:val="both"/>
+              <w:rPr>
+                <w:color w:val="000000"/>
+                <w:sz w:val="26"/>
+                <w:szCs w:val="26"/>
+              </w:rPr>
+            </w:pPr>
+            <w:r>
+              <w:rPr>
+                <w:color w:val="000000"/>
+                <w:sz w:val="26"/>
+                <w:szCs w:val="26"/>
+              </w:rPr>
+              <w:t>ResNet50</w:t>
+            </w:r>
+          </w:p>
+        </w:tc>
+        <w:tc>
+          <w:tcPr>
+            <w:tcW w:w="3094" w:type="dxa"/>
+          </w:tcPr>
+          <w:p>
+            <w:pPr>
+              <w:spacing w:before="120" w:after="120"/>
+              <w:jc w:val="both"/>
+              <w:cnfStyle w:val="000000000000" w:firstRow="0" w:lastRow="0" w:firstColumn="0" w:lastColumn="0" w:oddVBand="0" w:evenVBand="0" w:oddHBand="0" w:evenHBand="0" w:firstRowFirstColumn="0" w:firstRowLastColumn="0" w:lastRowFirstColumn="0" w:lastRowLastColumn="0"/>
+              <w:rPr>
+                <w:color w:val="000000"/>
+                <w:sz w:val="26"/>
+                <w:szCs w:val="26"/>
+              </w:rPr>
+            </w:pPr>
+          </w:p>
+        </w:tc>
+        <w:tc>
+          <w:tcPr>
+            <w:tcW w:w="3151" w:type="dxa"/>
+          </w:tcPr>
+          <w:p>
+            <w:pPr>
+              <w:spacing w:before="120" w:after="120"/>
+              <w:jc w:val="both"/>
+              <w:cnfStyle w:val="000000000000" w:firstRow="0" w:lastRow="0" w:firstColumn="0" w:lastColumn="0" w:oddVBand="0" w:evenVBand="0" w:oddHBand="0" w:evenHBand="0" w:firstRowFirstColumn="0" w:firstRowLastColumn="0" w:lastRowFirstColumn="0" w:lastRowLastColumn="0"/>
+              <w:rPr>
+                <w:color w:val="000000"/>
+                <w:sz w:val="26"/>
+                <w:szCs w:val="26"/>
+              </w:rPr>
+            </w:pPr>
+          </w:p>
+        </w:tc>
+      </w:tr>
+      <w:tr>
+        <w:trPr>
+          <w:cnfStyle w:val="000000100000" w:firstRow="0" w:lastRow="0" w:firstColumn="0" w:lastColumn="0" w:oddVBand="0" w:evenVBand="0" w:oddHBand="1" w:evenHBand="0" w:firstRowFirstColumn="0" w:firstRowLastColumn="0" w:lastRowFirstColumn="0" w:lastRowLastColumn="0"/>
+          <w:trHeight w:val="653"/>
+        </w:trPr>
+        <w:tc>
+          <w:tcPr>
+            <w:cnfStyle w:val="001000000000" w:firstRow="0" w:lastRow="0" w:firstColumn="1" w:lastColumn="0" w:oddVBand="0" w:evenVBand="0" w:oddHBand="0" w:evenHBand="0" w:firstRowFirstColumn="0" w:firstRowLastColumn="0" w:lastRowFirstColumn="0" w:lastRowLastColumn="0"/>
+            <w:tcW w:w="3081" w:type="dxa"/>
+          </w:tcPr>
+          <w:p>
+            <w:pPr>
+              <w:spacing w:before="120" w:after="120"/>
+              <w:jc w:val="both"/>
+              <w:rPr>
+                <w:color w:val="000000"/>
+                <w:sz w:val="26"/>
+                <w:szCs w:val="26"/>
+              </w:rPr>
+            </w:pPr>
+            <w:r>
+              <w:rPr>
+                <w:color w:val="000000"/>
+                <w:sz w:val="26"/>
+                <w:szCs w:val="26"/>
+              </w:rPr>
+              <w:t>SwinBase</w:t>
+            </w:r>
+          </w:p>
+        </w:tc>
+        <w:tc>
+          <w:tcPr>
+            <w:tcW w:w="3094" w:type="dxa"/>
+          </w:tcPr>
+          <w:p>
+            <w:pPr>
+              <w:spacing w:before="120" w:after="120"/>
+              <w:jc w:val="both"/>
+              <w:cnfStyle w:val="000000100000" w:firstRow="0" w:lastRow="0" w:firstColumn="0" w:lastColumn="0" w:oddVBand="0" w:evenVBand="0" w:oddHBand="1" w:evenHBand="0" w:firstRowFirstColumn="0" w:firstRowLastColumn="0" w:lastRowFirstColumn="0" w:lastRowLastColumn="0"/>
+              <w:rPr>
+                <w:color w:val="000000"/>
+                <w:sz w:val="26"/>
+                <w:szCs w:val="26"/>
+              </w:rPr>
+            </w:pPr>
+          </w:p>
+        </w:tc>
+        <w:tc>
+          <w:tcPr>
+            <w:tcW w:w="3151" w:type="dxa"/>
+          </w:tcPr>
+          <w:p>
+            <w:pPr>
+              <w:spacing w:before="120" w:after="120"/>
+              <w:jc w:val="both"/>
+              <w:cnfStyle w:val="000000100000" w:firstRow="0" w:lastRow="0" w:firstColumn="0" w:lastColumn="0" w:oddVBand="0" w:evenVBand="0" w:oddHBand="1" w:evenHBand="0" w:firstRowFirstColumn="0" w:firstRowLastColumn="0" w:lastRowFirstColumn="0" w:lastRowLastColumn="0"/>
+              <w:rPr>
+                <w:color w:val="000000"/>
+                <w:sz w:val="26"/>
+                <w:szCs w:val="26"/>
+              </w:rPr>
+            </w:pPr>
+          </w:p>
+        </w:tc>
+      </w:tr>
+      <w:tr>
+        <w:trPr>
+          <w:trHeight w:val="653"/>
+        </w:trPr>
+        <w:tc>
+          <w:tcPr>
+            <w:cnfStyle w:val="001000000000" w:firstRow="0" w:lastRow="0" w:firstColumn="1" w:lastColumn="0" w:oddVBand="0" w:evenVBand="0" w:oddHBand="0" w:evenHBand="0" w:firstRowFirstColumn="0" w:firstRowLastColumn="0" w:lastRowFirstColumn="0" w:lastRowLastColumn="0"/>
+            <w:tcW w:w="3081" w:type="dxa"/>
+          </w:tcPr>
+          <w:p>
+            <w:pPr>
+              <w:spacing w:before="120" w:after="120"/>
+              <w:jc w:val="both"/>
+              <w:rPr>
+                <w:color w:val="000000"/>
+                <w:sz w:val="26"/>
+                <w:szCs w:val="26"/>
+              </w:rPr>
+            </w:pPr>
+            <w:r>
+              <w:rPr>
+                <w:color w:val="000000"/>
+                <w:sz w:val="26"/>
+                <w:szCs w:val="26"/>
+              </w:rPr>
+              <w:lastRenderedPageBreak/>
+              <w:t>MobileNetV2</w:t>
+            </w:r>
+          </w:p>
+        </w:tc>
+        <w:tc>
+          <w:tcPr>
+            <w:tcW w:w="3094" w:type="dxa"/>
+          </w:tcPr>
+          <w:p>
+            <w:pPr>
+              <w:spacing w:before="120" w:after="120"/>
+              <w:jc w:val="both"/>
+              <w:cnfStyle w:val="000000000000" w:firstRow="0" w:lastRow="0" w:firstColumn="0" w:lastColumn="0" w:oddVBand="0" w:evenVBand="0" w:oddHBand="0" w:evenHBand="0" w:firstRowFirstColumn="0" w:firstRowLastColumn="0" w:lastRowFirstColumn="0" w:lastRowLastColumn="0"/>
+              <w:rPr>
+                <w:b/>
+                <w:bCs/>
+                <w:color w:val="000000"/>
+                <w:sz w:val="26"/>
+                <w:szCs w:val="26"/>
+              </w:rPr>
+            </w:pPr>
+          </w:p>
+        </w:tc>
+        <w:tc>
+          <w:tcPr>
+            <w:tcW w:w="3151" w:type="dxa"/>
+          </w:tcPr>
+          <w:p>
+            <w:pPr>
+              <w:spacing w:before="120" w:after="120"/>
+              <w:jc w:val="both"/>
+              <w:cnfStyle w:val="000000000000" w:firstRow="0" w:lastRow="0" w:firstColumn="0" w:lastColumn="0" w:oddVBand="0" w:evenVBand="0" w:oddHBand="0" w:evenHBand="0" w:firstRowFirstColumn="0" w:firstRowLastColumn="0" w:lastRowFirstColumn="0" w:lastRowLastColumn="0"/>
+              <w:rPr>
+                <w:color w:val="000000"/>
+                <w:sz w:val="26"/>
+                <w:szCs w:val="26"/>
+              </w:rPr>
+            </w:pPr>
+          </w:p>
+        </w:tc>
+      </w:tr>
+    </w:tbl>
     <w:p>
       <w:pPr>
         <w:spacing w:before="120" w:after="120"/>
         <w:ind w:firstLine="425"/>
         <w:jc w:val="both"/>
         <w:rPr>
-          <w:color w:val="000000"/>
-          <w:sz w:val="26"/>
-          <w:szCs w:val="26"/>
-        </w:rPr>
-      </w:pPr>
-      <w:r>
-        <w:rPr>
-          <w:color w:val="000000"/>
-          <w:sz w:val="26"/>
-          <w:szCs w:val="26"/>
-        </w:rPr>
-        <w:t>Để đánh giá hiệu quả của phương pháp đề xuất trong nghiên cứu này, chúng tôi tiến hành so sánh với các công trình liên quan đã được công bố trước đây. Các so sánh này được thực hiện trên ba tập dữ liệu phổ biến trong lĩnh vực nhận diện cảm xúc khuôn mặt: RAF-DB, FER-2013 và CK+. Mỗi tập dữ liệu có những đặc điểm riêng biệt, từ dữ liệu thực tế với các điều kiện không kiểm soát (RAF-DB, FER-2013) đến dữ liệu phòng thí nghiệm được ghi nhận trong điều kiện lý tưởng (CK+). Việc so sánh này nhằm làm rõ sự cải tiến hoặc khác biệt của các phương pháp được đề xuất trong nghiên cứu của chúng tôi so với các công trình tiêu biểu trước đó, dựa trên các chỉ số hiệu suất như độ chính xác</w:t>
-      </w:r>
-      <w:r>
-        <w:rPr>
-          <w:color w:val="000000"/>
-          <w:sz w:val="26"/>
-          <w:szCs w:val="26"/>
-        </w:rPr>
-        <w:t>.</w:t>
-      </w:r>
+          <w:sz w:val="26"/>
+          <w:szCs w:val="26"/>
+        </w:rPr>
+      </w:pPr>
+    </w:p>
+    <w:p>
+      <w:pPr>
+        <w:pStyle w:val="Heading3"/>
+      </w:pPr>
+      <w:bookmarkStart w:id="523" w:name="_Toc194006515"/>
+      <w:r>
+        <w:t>Thảo luận</w:t>
+      </w:r>
+      <w:bookmarkEnd w:id="523"/>
+    </w:p>
+    <w:tbl>
+      <w:tblPr>
+        <w:tblStyle w:val="PlainTable1"/>
+        <w:tblW w:w="5729" w:type="dxa"/>
+        <w:jc w:val="center"/>
+        <w:tblLook w:val="04A0" w:firstRow="1" w:lastRow="0" w:firstColumn="1" w:lastColumn="0" w:noHBand="0" w:noVBand="1"/>
+      </w:tblPr>
+      <w:tblGrid>
+        <w:gridCol w:w="1985"/>
+        <w:gridCol w:w="1843"/>
+        <w:gridCol w:w="1901"/>
+      </w:tblGrid>
+      <w:tr>
+        <w:trPr>
+          <w:cnfStyle w:val="100000000000" w:firstRow="1" w:lastRow="0" w:firstColumn="0" w:lastColumn="0" w:oddVBand="0" w:evenVBand="0" w:oddHBand="0" w:evenHBand="0" w:firstRowFirstColumn="0" w:firstRowLastColumn="0" w:lastRowFirstColumn="0" w:lastRowLastColumn="0"/>
+          <w:trHeight w:val="636"/>
+          <w:jc w:val="center"/>
+        </w:trPr>
+        <w:tc>
+          <w:tcPr>
+            <w:cnfStyle w:val="001000000000" w:firstRow="0" w:lastRow="0" w:firstColumn="1" w:lastColumn="0" w:oddVBand="0" w:evenVBand="0" w:oddHBand="0" w:evenHBand="0" w:firstRowFirstColumn="0" w:firstRowLastColumn="0" w:lastRowFirstColumn="0" w:lastRowLastColumn="0"/>
+            <w:tcW w:w="1985" w:type="dxa"/>
+          </w:tcPr>
+          <w:p>
+            <w:pPr>
+              <w:spacing w:before="120" w:after="120"/>
+              <w:ind w:left="-113"/>
+              <w:jc w:val="both"/>
+              <w:rPr>
+                <w:color w:val="000000"/>
+                <w:sz w:val="26"/>
+                <w:szCs w:val="26"/>
+              </w:rPr>
+            </w:pPr>
+          </w:p>
+        </w:tc>
+        <w:tc>
+          <w:tcPr>
+            <w:tcW w:w="1843" w:type="dxa"/>
+          </w:tcPr>
+          <w:p>
+            <w:pPr>
+              <w:spacing w:before="120" w:after="120"/>
+              <w:jc w:val="center"/>
+              <w:cnfStyle w:val="100000000000" w:firstRow="1" w:lastRow="0" w:firstColumn="0" w:lastColumn="0" w:oddVBand="0" w:evenVBand="0" w:oddHBand="0" w:evenHBand="0" w:firstRowFirstColumn="0" w:firstRowLastColumn="0" w:lastRowFirstColumn="0" w:lastRowLastColumn="0"/>
+              <w:rPr>
+                <w:color w:val="000000"/>
+                <w:sz w:val="26"/>
+                <w:szCs w:val="26"/>
+              </w:rPr>
+            </w:pPr>
+            <w:r>
+              <w:rPr>
+                <w:color w:val="000000"/>
+                <w:sz w:val="26"/>
+                <w:szCs w:val="26"/>
+              </w:rPr>
+              <w:t>Tham số</w:t>
+            </w:r>
+          </w:p>
+        </w:tc>
+        <w:tc>
+          <w:tcPr>
+            <w:tcW w:w="1901" w:type="dxa"/>
+          </w:tcPr>
+          <w:p>
+            <w:pPr>
+              <w:spacing w:before="120" w:after="120"/>
+              <w:jc w:val="center"/>
+              <w:cnfStyle w:val="100000000000" w:firstRow="1" w:lastRow="0" w:firstColumn="0" w:lastColumn="0" w:oddVBand="0" w:evenVBand="0" w:oddHBand="0" w:evenHBand="0" w:firstRowFirstColumn="0" w:firstRowLastColumn="0" w:lastRowFirstColumn="0" w:lastRowLastColumn="0"/>
+              <w:rPr>
+                <w:color w:val="000000"/>
+                <w:sz w:val="26"/>
+                <w:szCs w:val="26"/>
+              </w:rPr>
+            </w:pPr>
+            <w:r>
+              <w:rPr>
+                <w:color w:val="000000"/>
+                <w:sz w:val="26"/>
+                <w:szCs w:val="26"/>
+              </w:rPr>
+              <w:t>Recall</w:t>
+            </w:r>
+          </w:p>
+        </w:tc>
+      </w:tr>
+      <w:tr>
+        <w:trPr>
+          <w:cnfStyle w:val="000000100000" w:firstRow="0" w:lastRow="0" w:firstColumn="0" w:lastColumn="0" w:oddVBand="0" w:evenVBand="0" w:oddHBand="1" w:evenHBand="0" w:firstRowFirstColumn="0" w:firstRowLastColumn="0" w:lastRowFirstColumn="0" w:lastRowLastColumn="0"/>
+          <w:trHeight w:val="650"/>
+          <w:jc w:val="center"/>
+        </w:trPr>
+        <w:tc>
+          <w:tcPr>
+            <w:cnfStyle w:val="001000000000" w:firstRow="0" w:lastRow="0" w:firstColumn="1" w:lastColumn="0" w:oddVBand="0" w:evenVBand="0" w:oddHBand="0" w:evenHBand="0" w:firstRowFirstColumn="0" w:firstRowLastColumn="0" w:lastRowFirstColumn="0" w:lastRowLastColumn="0"/>
+            <w:tcW w:w="1985" w:type="dxa"/>
+          </w:tcPr>
+          <w:p>
+            <w:pPr>
+              <w:spacing w:before="120" w:after="120"/>
+              <w:jc w:val="both"/>
+              <w:rPr>
+                <w:color w:val="000000"/>
+                <w:sz w:val="26"/>
+                <w:szCs w:val="26"/>
+              </w:rPr>
+            </w:pPr>
+            <w:r>
+              <w:rPr>
+                <w:color w:val="000000"/>
+                <w:sz w:val="26"/>
+                <w:szCs w:val="26"/>
+              </w:rPr>
+              <w:t>VitBase</w:t>
+            </w:r>
+          </w:p>
+        </w:tc>
+        <w:tc>
+          <w:tcPr>
+            <w:tcW w:w="1843" w:type="dxa"/>
+          </w:tcPr>
+          <w:p>
+            <w:pPr>
+              <w:spacing w:before="120" w:after="120"/>
+              <w:jc w:val="both"/>
+              <w:cnfStyle w:val="000000100000" w:firstRow="0" w:lastRow="0" w:firstColumn="0" w:lastColumn="0" w:oddVBand="0" w:evenVBand="0" w:oddHBand="1" w:evenHBand="0" w:firstRowFirstColumn="0" w:firstRowLastColumn="0" w:lastRowFirstColumn="0" w:lastRowLastColumn="0"/>
+              <w:rPr>
+                <w:b/>
+                <w:color w:val="000000"/>
+                <w:sz w:val="26"/>
+                <w:szCs w:val="26"/>
+              </w:rPr>
+            </w:pPr>
+          </w:p>
+        </w:tc>
+        <w:tc>
+          <w:tcPr>
+            <w:tcW w:w="1901" w:type="dxa"/>
+          </w:tcPr>
+          <w:p>
+            <w:pPr>
+              <w:spacing w:before="120" w:after="120"/>
+              <w:jc w:val="both"/>
+              <w:cnfStyle w:val="000000100000" w:firstRow="0" w:lastRow="0" w:firstColumn="0" w:lastColumn="0" w:oddVBand="0" w:evenVBand="0" w:oddHBand="1" w:evenHBand="0" w:firstRowFirstColumn="0" w:firstRowLastColumn="0" w:lastRowFirstColumn="0" w:lastRowLastColumn="0"/>
+              <w:rPr>
+                <w:color w:val="000000"/>
+                <w:sz w:val="26"/>
+                <w:szCs w:val="26"/>
+              </w:rPr>
+            </w:pPr>
+          </w:p>
+        </w:tc>
+      </w:tr>
+      <w:tr>
+        <w:trPr>
+          <w:trHeight w:val="650"/>
+          <w:jc w:val="center"/>
+        </w:trPr>
+        <w:tc>
+          <w:tcPr>
+            <w:cnfStyle w:val="001000000000" w:firstRow="0" w:lastRow="0" w:firstColumn="1" w:lastColumn="0" w:oddVBand="0" w:evenVBand="0" w:oddHBand="0" w:evenHBand="0" w:firstRowFirstColumn="0" w:firstRowLastColumn="0" w:lastRowFirstColumn="0" w:lastRowLastColumn="0"/>
+            <w:tcW w:w="1985" w:type="dxa"/>
+          </w:tcPr>
+          <w:p>
+            <w:pPr>
+              <w:spacing w:before="120" w:after="120"/>
+              <w:jc w:val="both"/>
+              <w:rPr>
+                <w:color w:val="000000"/>
+                <w:sz w:val="26"/>
+                <w:szCs w:val="26"/>
+              </w:rPr>
+            </w:pPr>
+            <w:r>
+              <w:rPr>
+                <w:color w:val="000000"/>
+                <w:sz w:val="26"/>
+                <w:szCs w:val="26"/>
+              </w:rPr>
+              <w:t>DenseNet121</w:t>
+            </w:r>
+          </w:p>
+        </w:tc>
+        <w:tc>
+          <w:tcPr>
+            <w:tcW w:w="1843" w:type="dxa"/>
+          </w:tcPr>
+          <w:p>
+            <w:pPr>
+              <w:spacing w:before="120" w:after="120"/>
+              <w:jc w:val="both"/>
+              <w:cnfStyle w:val="000000000000" w:firstRow="0" w:lastRow="0" w:firstColumn="0" w:lastColumn="0" w:oddVBand="0" w:evenVBand="0" w:oddHBand="0" w:evenHBand="0" w:firstRowFirstColumn="0" w:firstRowLastColumn="0" w:lastRowFirstColumn="0" w:lastRowLastColumn="0"/>
+              <w:rPr>
+                <w:color w:val="000000"/>
+                <w:sz w:val="26"/>
+                <w:szCs w:val="26"/>
+              </w:rPr>
+            </w:pPr>
+          </w:p>
+        </w:tc>
+        <w:tc>
+          <w:tcPr>
+            <w:tcW w:w="1901" w:type="dxa"/>
+          </w:tcPr>
+          <w:p>
+            <w:pPr>
+              <w:spacing w:before="120" w:after="120"/>
+              <w:jc w:val="center"/>
+              <w:cnfStyle w:val="000000000000" w:firstRow="0" w:lastRow="0" w:firstColumn="0" w:lastColumn="0" w:oddVBand="0" w:evenVBand="0" w:oddHBand="0" w:evenHBand="0" w:firstRowFirstColumn="0" w:firstRowLastColumn="0" w:lastRowFirstColumn="0" w:lastRowLastColumn="0"/>
+              <w:rPr>
+                <w:color w:val="000000"/>
+                <w:sz w:val="26"/>
+                <w:szCs w:val="26"/>
+              </w:rPr>
+            </w:pPr>
+          </w:p>
+        </w:tc>
+      </w:tr>
+      <w:tr>
+        <w:trPr>
+          <w:cnfStyle w:val="000000100000" w:firstRow="0" w:lastRow="0" w:firstColumn="0" w:lastColumn="0" w:oddVBand="0" w:evenVBand="0" w:oddHBand="1" w:evenHBand="0" w:firstRowFirstColumn="0" w:firstRowLastColumn="0" w:lastRowFirstColumn="0" w:lastRowLastColumn="0"/>
+          <w:trHeight w:val="650"/>
+          <w:jc w:val="center"/>
+        </w:trPr>
+        <w:tc>
+          <w:tcPr>
+            <w:cnfStyle w:val="001000000000" w:firstRow="0" w:lastRow="0" w:firstColumn="1" w:lastColumn="0" w:oddVBand="0" w:evenVBand="0" w:oddHBand="0" w:evenHBand="0" w:firstRowFirstColumn="0" w:firstRowLastColumn="0" w:lastRowFirstColumn="0" w:lastRowLastColumn="0"/>
+            <w:tcW w:w="1985" w:type="dxa"/>
+          </w:tcPr>
+          <w:p>
+            <w:pPr>
+              <w:spacing w:before="120" w:after="120"/>
+              <w:jc w:val="both"/>
+              <w:rPr>
+                <w:color w:val="000000"/>
+                <w:sz w:val="26"/>
+                <w:szCs w:val="26"/>
+              </w:rPr>
+            </w:pPr>
+            <w:r>
+              <w:rPr>
+                <w:color w:val="000000"/>
+                <w:sz w:val="26"/>
+                <w:szCs w:val="26"/>
+              </w:rPr>
+              <w:t>DenseNet169</w:t>
+            </w:r>
+          </w:p>
+        </w:tc>
+        <w:tc>
+          <w:tcPr>
+            <w:tcW w:w="1843" w:type="dxa"/>
+          </w:tcPr>
+          <w:p>
+            <w:pPr>
+              <w:spacing w:before="120" w:after="120"/>
+              <w:jc w:val="both"/>
+              <w:cnfStyle w:val="000000100000" w:firstRow="0" w:lastRow="0" w:firstColumn="0" w:lastColumn="0" w:oddVBand="0" w:evenVBand="0" w:oddHBand="1" w:evenHBand="0" w:firstRowFirstColumn="0" w:firstRowLastColumn="0" w:lastRowFirstColumn="0" w:lastRowLastColumn="0"/>
+              <w:rPr>
+                <w:color w:val="000000"/>
+                <w:sz w:val="26"/>
+                <w:szCs w:val="26"/>
+              </w:rPr>
+            </w:pPr>
+          </w:p>
+        </w:tc>
+        <w:tc>
+          <w:tcPr>
+            <w:tcW w:w="1901" w:type="dxa"/>
+          </w:tcPr>
+          <w:p>
+            <w:pPr>
+              <w:spacing w:before="120" w:after="120"/>
+              <w:jc w:val="both"/>
+              <w:cnfStyle w:val="000000100000" w:firstRow="0" w:lastRow="0" w:firstColumn="0" w:lastColumn="0" w:oddVBand="0" w:evenVBand="0" w:oddHBand="1" w:evenHBand="0" w:firstRowFirstColumn="0" w:firstRowLastColumn="0" w:lastRowFirstColumn="0" w:lastRowLastColumn="0"/>
+              <w:rPr>
+                <w:color w:val="000000"/>
+                <w:sz w:val="26"/>
+                <w:szCs w:val="26"/>
+              </w:rPr>
+            </w:pPr>
+          </w:p>
+        </w:tc>
+      </w:tr>
+      <w:tr>
+        <w:trPr>
+          <w:trHeight w:val="665"/>
+          <w:jc w:val="center"/>
+        </w:trPr>
+        <w:tc>
+          <w:tcPr>
+            <w:cnfStyle w:val="001000000000" w:firstRow="0" w:lastRow="0" w:firstColumn="1" w:lastColumn="0" w:oddVBand="0" w:evenVBand="0" w:oddHBand="0" w:evenHBand="0" w:firstRowFirstColumn="0" w:firstRowLastColumn="0" w:lastRowFirstColumn="0" w:lastRowLastColumn="0"/>
+            <w:tcW w:w="1985" w:type="dxa"/>
+          </w:tcPr>
+          <w:p>
+            <w:pPr>
+              <w:spacing w:before="120" w:after="120"/>
+              <w:jc w:val="both"/>
+              <w:rPr>
+                <w:color w:val="000000"/>
+                <w:sz w:val="26"/>
+                <w:szCs w:val="26"/>
+              </w:rPr>
+            </w:pPr>
+            <w:r>
+              <w:rPr>
+                <w:color w:val="000000"/>
+                <w:sz w:val="26"/>
+                <w:szCs w:val="26"/>
+              </w:rPr>
+              <w:t>EfficientNetB0</w:t>
+            </w:r>
+          </w:p>
+        </w:tc>
+        <w:tc>
+          <w:tcPr>
+            <w:tcW w:w="1843" w:type="dxa"/>
+          </w:tcPr>
+          <w:p>
+            <w:pPr>
+              <w:spacing w:before="120" w:after="120"/>
+              <w:jc w:val="both"/>
+              <w:cnfStyle w:val="000000000000" w:firstRow="0" w:lastRow="0" w:firstColumn="0" w:lastColumn="0" w:oddVBand="0" w:evenVBand="0" w:oddHBand="0" w:evenHBand="0" w:firstRowFirstColumn="0" w:firstRowLastColumn="0" w:lastRowFirstColumn="0" w:lastRowLastColumn="0"/>
+              <w:rPr>
+                <w:color w:val="000000"/>
+                <w:sz w:val="26"/>
+                <w:szCs w:val="26"/>
+              </w:rPr>
+            </w:pPr>
+            <w:r>
+              <w:rPr>
+                <w:color w:val="000000"/>
+                <w:sz w:val="26"/>
+                <w:szCs w:val="26"/>
+              </w:rPr>
+              <w:t>3M60</w:t>
+            </w:r>
+          </w:p>
+        </w:tc>
+        <w:tc>
+          <w:tcPr>
+            <w:tcW w:w="1901" w:type="dxa"/>
+          </w:tcPr>
+          <w:p>
+            <w:pPr>
+              <w:spacing w:before="120" w:after="120"/>
+              <w:jc w:val="both"/>
+              <w:cnfStyle w:val="000000000000" w:firstRow="0" w:lastRow="0" w:firstColumn="0" w:lastColumn="0" w:oddVBand="0" w:evenVBand="0" w:oddHBand="0" w:evenHBand="0" w:firstRowFirstColumn="0" w:firstRowLastColumn="0" w:lastRowFirstColumn="0" w:lastRowLastColumn="0"/>
+              <w:rPr>
+                <w:color w:val="000000"/>
+                <w:sz w:val="26"/>
+                <w:szCs w:val="26"/>
+              </w:rPr>
+            </w:pPr>
+          </w:p>
+        </w:tc>
+      </w:tr>
+      <w:tr>
+        <w:trPr>
+          <w:cnfStyle w:val="000000100000" w:firstRow="0" w:lastRow="0" w:firstColumn="0" w:lastColumn="0" w:oddVBand="0" w:evenVBand="0" w:oddHBand="1" w:evenHBand="0" w:firstRowFirstColumn="0" w:firstRowLastColumn="0" w:lastRowFirstColumn="0" w:lastRowLastColumn="0"/>
+          <w:trHeight w:val="650"/>
+          <w:jc w:val="center"/>
+        </w:trPr>
+        <w:tc>
+          <w:tcPr>
+            <w:cnfStyle w:val="001000000000" w:firstRow="0" w:lastRow="0" w:firstColumn="1" w:lastColumn="0" w:oddVBand="0" w:evenVBand="0" w:oddHBand="0" w:evenHBand="0" w:firstRowFirstColumn="0" w:firstRowLastColumn="0" w:lastRowFirstColumn="0" w:lastRowLastColumn="0"/>
+            <w:tcW w:w="1985" w:type="dxa"/>
+          </w:tcPr>
+          <w:p>
+            <w:pPr>
+              <w:spacing w:before="120" w:after="120"/>
+              <w:jc w:val="both"/>
+              <w:rPr>
+                <w:color w:val="000000"/>
+                <w:sz w:val="26"/>
+                <w:szCs w:val="26"/>
+              </w:rPr>
+            </w:pPr>
+            <w:r>
+              <w:rPr>
+                <w:color w:val="000000"/>
+                <w:sz w:val="26"/>
+                <w:szCs w:val="26"/>
+              </w:rPr>
+              <w:t>EfficientNetB1</w:t>
+            </w:r>
+          </w:p>
+        </w:tc>
+        <w:tc>
+          <w:tcPr>
+            <w:tcW w:w="1843" w:type="dxa"/>
+          </w:tcPr>
+          <w:p>
+            <w:pPr>
+              <w:spacing w:before="120" w:after="120"/>
+              <w:jc w:val="both"/>
+              <w:cnfStyle w:val="000000100000" w:firstRow="0" w:lastRow="0" w:firstColumn="0" w:lastColumn="0" w:oddVBand="0" w:evenVBand="0" w:oddHBand="1" w:evenHBand="0" w:firstRowFirstColumn="0" w:firstRowLastColumn="0" w:lastRowFirstColumn="0" w:lastRowLastColumn="0"/>
+              <w:rPr>
+                <w:color w:val="000000"/>
+                <w:sz w:val="26"/>
+                <w:szCs w:val="26"/>
+              </w:rPr>
+            </w:pPr>
+            <w:r>
+              <w:rPr>
+                <w:color w:val="000000"/>
+                <w:sz w:val="26"/>
+                <w:szCs w:val="26"/>
+              </w:rPr>
+              <w:t>6M11</w:t>
+            </w:r>
+          </w:p>
+        </w:tc>
+        <w:tc>
+          <w:tcPr>
+            <w:tcW w:w="1901" w:type="dxa"/>
+          </w:tcPr>
+          <w:p>
+            <w:pPr>
+              <w:spacing w:before="120" w:after="120"/>
+              <w:jc w:val="both"/>
+              <w:cnfStyle w:val="000000100000" w:firstRow="0" w:lastRow="0" w:firstColumn="0" w:lastColumn="0" w:oddVBand="0" w:evenVBand="0" w:oddHBand="1" w:evenHBand="0" w:firstRowFirstColumn="0" w:firstRowLastColumn="0" w:lastRowFirstColumn="0" w:lastRowLastColumn="0"/>
+              <w:rPr>
+                <w:color w:val="000000"/>
+                <w:sz w:val="26"/>
+                <w:szCs w:val="26"/>
+              </w:rPr>
+            </w:pPr>
+          </w:p>
+        </w:tc>
+      </w:tr>
+      <w:tr>
+        <w:trPr>
+          <w:trHeight w:val="650"/>
+          <w:jc w:val="center"/>
+        </w:trPr>
+        <w:tc>
+          <w:tcPr>
+            <w:cnfStyle w:val="001000000000" w:firstRow="0" w:lastRow="0" w:firstColumn="1" w:lastColumn="0" w:oddVBand="0" w:evenVBand="0" w:oddHBand="0" w:evenHBand="0" w:firstRowFirstColumn="0" w:firstRowLastColumn="0" w:lastRowFirstColumn="0" w:lastRowLastColumn="0"/>
+            <w:tcW w:w="1985" w:type="dxa"/>
+          </w:tcPr>
+          <w:p>
+            <w:pPr>
+              <w:spacing w:before="120" w:after="120"/>
+              <w:jc w:val="both"/>
+              <w:rPr>
+                <w:color w:val="000000"/>
+                <w:sz w:val="26"/>
+                <w:szCs w:val="26"/>
+              </w:rPr>
+            </w:pPr>
+            <w:r>
+              <w:rPr>
+                <w:color w:val="000000"/>
+                <w:sz w:val="26"/>
+                <w:szCs w:val="26"/>
+              </w:rPr>
+              <w:t>EfficientNetB2</w:t>
+            </w:r>
+          </w:p>
+        </w:tc>
+        <w:tc>
+          <w:tcPr>
+            <w:tcW w:w="1843" w:type="dxa"/>
+          </w:tcPr>
+          <w:p>
+            <w:pPr>
+              <w:spacing w:before="120" w:after="120"/>
+              <w:jc w:val="both"/>
+              <w:cnfStyle w:val="000000000000" w:firstRow="0" w:lastRow="0" w:firstColumn="0" w:lastColumn="0" w:oddVBand="0" w:evenVBand="0" w:oddHBand="0" w:evenHBand="0" w:firstRowFirstColumn="0" w:firstRowLastColumn="0" w:lastRowFirstColumn="0" w:lastRowLastColumn="0"/>
+              <w:rPr>
+                <w:color w:val="000000"/>
+                <w:sz w:val="26"/>
+                <w:szCs w:val="26"/>
+              </w:rPr>
+            </w:pPr>
+            <w:r>
+              <w:rPr>
+                <w:color w:val="000000"/>
+                <w:sz w:val="26"/>
+                <w:szCs w:val="26"/>
+              </w:rPr>
+              <w:t>7M21</w:t>
+            </w:r>
+          </w:p>
+        </w:tc>
+        <w:tc>
+          <w:tcPr>
+            <w:tcW w:w="1901" w:type="dxa"/>
+          </w:tcPr>
+          <w:p>
+            <w:pPr>
+              <w:spacing w:before="120" w:after="120"/>
+              <w:jc w:val="both"/>
+              <w:cnfStyle w:val="000000000000" w:firstRow="0" w:lastRow="0" w:firstColumn="0" w:lastColumn="0" w:oddVBand="0" w:evenVBand="0" w:oddHBand="0" w:evenHBand="0" w:firstRowFirstColumn="0" w:firstRowLastColumn="0" w:lastRowFirstColumn="0" w:lastRowLastColumn="0"/>
+              <w:rPr>
+                <w:color w:val="000000"/>
+                <w:sz w:val="26"/>
+                <w:szCs w:val="26"/>
+              </w:rPr>
+            </w:pPr>
+          </w:p>
+        </w:tc>
+      </w:tr>
+      <w:tr>
+        <w:trPr>
+          <w:cnfStyle w:val="000000100000" w:firstRow="0" w:lastRow="0" w:firstColumn="0" w:lastColumn="0" w:oddVBand="0" w:evenVBand="0" w:oddHBand="1" w:evenHBand="0" w:firstRowFirstColumn="0" w:firstRowLastColumn="0" w:lastRowFirstColumn="0" w:lastRowLastColumn="0"/>
+          <w:trHeight w:val="650"/>
+          <w:jc w:val="center"/>
+        </w:trPr>
+        <w:tc>
+          <w:tcPr>
+            <w:cnfStyle w:val="001000000000" w:firstRow="0" w:lastRow="0" w:firstColumn="1" w:lastColumn="0" w:oddVBand="0" w:evenVBand="0" w:oddHBand="0" w:evenHBand="0" w:firstRowFirstColumn="0" w:firstRowLastColumn="0" w:lastRowFirstColumn="0" w:lastRowLastColumn="0"/>
+            <w:tcW w:w="1985" w:type="dxa"/>
+          </w:tcPr>
+          <w:p>
+            <w:pPr>
+              <w:spacing w:before="120" w:after="120"/>
+              <w:jc w:val="both"/>
+              <w:rPr>
+                <w:color w:val="000000"/>
+                <w:sz w:val="26"/>
+                <w:szCs w:val="26"/>
+              </w:rPr>
+            </w:pPr>
+            <w:r>
+              <w:rPr>
+                <w:color w:val="000000"/>
+                <w:sz w:val="26"/>
+                <w:szCs w:val="26"/>
+              </w:rPr>
+              <w:t>EfficientNetB3</w:t>
+            </w:r>
+          </w:p>
+        </w:tc>
+        <w:tc>
+          <w:tcPr>
+            <w:tcW w:w="1843" w:type="dxa"/>
+          </w:tcPr>
+          <w:p>
+            <w:pPr>
+              <w:spacing w:before="120" w:after="120"/>
+              <w:jc w:val="both"/>
+              <w:cnfStyle w:val="000000100000" w:firstRow="0" w:lastRow="0" w:firstColumn="0" w:lastColumn="0" w:oddVBand="0" w:evenVBand="0" w:oddHBand="1" w:evenHBand="0" w:firstRowFirstColumn="0" w:firstRowLastColumn="0" w:lastRowFirstColumn="0" w:lastRowLastColumn="0"/>
+              <w:rPr>
+                <w:color w:val="000000"/>
+                <w:sz w:val="26"/>
+                <w:szCs w:val="26"/>
+              </w:rPr>
+            </w:pPr>
+            <w:r>
+              <w:rPr>
+                <w:color w:val="000000"/>
+                <w:sz w:val="26"/>
+                <w:szCs w:val="26"/>
+              </w:rPr>
+              <w:t>10M1</w:t>
+            </w:r>
+            <w:r>
+              <w:rPr>
+                <w:color w:val="000000"/>
+                <w:sz w:val="26"/>
+                <w:szCs w:val="26"/>
+              </w:rPr>
+              <w:t>1</w:t>
+            </w:r>
+          </w:p>
+        </w:tc>
+        <w:tc>
+          <w:tcPr>
+            <w:tcW w:w="1901" w:type="dxa"/>
+          </w:tcPr>
+          <w:p>
+            <w:pPr>
+              <w:spacing w:before="120" w:after="120"/>
+              <w:jc w:val="both"/>
+              <w:cnfStyle w:val="000000100000" w:firstRow="0" w:lastRow="0" w:firstColumn="0" w:lastColumn="0" w:oddVBand="0" w:evenVBand="0" w:oddHBand="1" w:evenHBand="0" w:firstRowFirstColumn="0" w:firstRowLastColumn="0" w:lastRowFirstColumn="0" w:lastRowLastColumn="0"/>
+              <w:rPr>
+                <w:color w:val="000000"/>
+                <w:sz w:val="26"/>
+                <w:szCs w:val="26"/>
+              </w:rPr>
+            </w:pPr>
+          </w:p>
+        </w:tc>
+      </w:tr>
+      <w:tr>
+        <w:trPr>
+          <w:trHeight w:val="650"/>
+          <w:jc w:val="center"/>
+        </w:trPr>
+        <w:tc>
+          <w:tcPr>
+            <w:cnfStyle w:val="001000000000" w:firstRow="0" w:lastRow="0" w:firstColumn="1" w:lastColumn="0" w:oddVBand="0" w:evenVBand="0" w:oddHBand="0" w:evenHBand="0" w:firstRowFirstColumn="0" w:firstRowLastColumn="0" w:lastRowFirstColumn="0" w:lastRowLastColumn="0"/>
+            <w:tcW w:w="1985" w:type="dxa"/>
+          </w:tcPr>
+          <w:p>
+            <w:pPr>
+              <w:spacing w:before="120" w:after="120"/>
+              <w:jc w:val="both"/>
+              <w:rPr>
+                <w:color w:val="000000"/>
+                <w:sz w:val="26"/>
+                <w:szCs w:val="26"/>
+              </w:rPr>
+            </w:pPr>
+            <w:r>
+              <w:rPr>
+                <w:color w:val="000000"/>
+                <w:sz w:val="26"/>
+                <w:szCs w:val="26"/>
+              </w:rPr>
+              <w:t>EfficientNetB4</w:t>
+            </w:r>
+          </w:p>
+        </w:tc>
+        <w:tc>
+          <w:tcPr>
+            <w:tcW w:w="1843" w:type="dxa"/>
+          </w:tcPr>
+          <w:p>
+            <w:pPr>
+              <w:spacing w:before="120" w:after="120"/>
+              <w:jc w:val="both"/>
+              <w:cnfStyle w:val="000000000000" w:firstRow="0" w:lastRow="0" w:firstColumn="0" w:lastColumn="0" w:oddVBand="0" w:evenVBand="0" w:oddHBand="0" w:evenHBand="0" w:firstRowFirstColumn="0" w:firstRowLastColumn="0" w:lastRowFirstColumn="0" w:lastRowLastColumn="0"/>
+              <w:rPr>
+                <w:color w:val="000000"/>
+                <w:sz w:val="26"/>
+                <w:szCs w:val="26"/>
+              </w:rPr>
+            </w:pPr>
+            <w:r>
+              <w:rPr>
+                <w:color w:val="000000"/>
+                <w:sz w:val="26"/>
+                <w:szCs w:val="26"/>
+              </w:rPr>
+              <w:t>16M75</w:t>
+            </w:r>
+          </w:p>
+        </w:tc>
+        <w:tc>
+          <w:tcPr>
+            <w:tcW w:w="1901" w:type="dxa"/>
+          </w:tcPr>
+          <w:p>
+            <w:pPr>
+              <w:spacing w:before="120" w:after="120"/>
+              <w:jc w:val="both"/>
+              <w:cnfStyle w:val="000000000000" w:firstRow="0" w:lastRow="0" w:firstColumn="0" w:lastColumn="0" w:oddVBand="0" w:evenVBand="0" w:oddHBand="0" w:evenHBand="0" w:firstRowFirstColumn="0" w:firstRowLastColumn="0" w:lastRowFirstColumn="0" w:lastRowLastColumn="0"/>
+              <w:rPr>
+                <w:color w:val="000000"/>
+                <w:sz w:val="26"/>
+                <w:szCs w:val="26"/>
+              </w:rPr>
+            </w:pPr>
+          </w:p>
+        </w:tc>
+      </w:tr>
+      <w:tr>
+        <w:trPr>
+          <w:cnfStyle w:val="000000100000" w:firstRow="0" w:lastRow="0" w:firstColumn="0" w:lastColumn="0" w:oddVBand="0" w:evenVBand="0" w:oddHBand="1" w:evenHBand="0" w:firstRowFirstColumn="0" w:firstRowLastColumn="0" w:lastRowFirstColumn="0" w:lastRowLastColumn="0"/>
+          <w:trHeight w:val="650"/>
+          <w:jc w:val="center"/>
+        </w:trPr>
+        <w:tc>
+          <w:tcPr>
+            <w:cnfStyle w:val="001000000000" w:firstRow="0" w:lastRow="0" w:firstColumn="1" w:lastColumn="0" w:oddVBand="0" w:evenVBand="0" w:oddHBand="0" w:evenHBand="0" w:firstRowFirstColumn="0" w:firstRowLastColumn="0" w:lastRowFirstColumn="0" w:lastRowLastColumn="0"/>
+            <w:tcW w:w="1985" w:type="dxa"/>
+          </w:tcPr>
+          <w:p>
+            <w:pPr>
+              <w:spacing w:before="120" w:after="120"/>
+              <w:jc w:val="both"/>
+              <w:rPr>
+                <w:color w:val="000000"/>
+                <w:sz w:val="26"/>
+                <w:szCs w:val="26"/>
+              </w:rPr>
+            </w:pPr>
+            <w:r>
+              <w:rPr>
+                <w:color w:val="000000"/>
+                <w:sz w:val="26"/>
+                <w:szCs w:val="26"/>
+              </w:rPr>
+              <w:t>ResNet152</w:t>
+            </w:r>
+          </w:p>
+        </w:tc>
+        <w:tc>
+          <w:tcPr>
+            <w:tcW w:w="1843" w:type="dxa"/>
+          </w:tcPr>
+          <w:p>
+            <w:pPr>
+              <w:spacing w:before="120" w:after="120"/>
+              <w:jc w:val="both"/>
+              <w:cnfStyle w:val="000000100000" w:firstRow="0" w:lastRow="0" w:firstColumn="0" w:lastColumn="0" w:oddVBand="0" w:evenVBand="0" w:oddHBand="1" w:evenHBand="0" w:firstRowFirstColumn="0" w:firstRowLastColumn="0" w:lastRowFirstColumn="0" w:lastRowLastColumn="0"/>
+              <w:rPr>
+                <w:color w:val="000000"/>
+                <w:sz w:val="26"/>
+                <w:szCs w:val="26"/>
+              </w:rPr>
+            </w:pPr>
+          </w:p>
+        </w:tc>
+        <w:tc>
+          <w:tcPr>
+            <w:tcW w:w="1901" w:type="dxa"/>
+          </w:tcPr>
+          <w:p>
+            <w:pPr>
+              <w:spacing w:before="120" w:after="120"/>
+              <w:jc w:val="both"/>
+              <w:cnfStyle w:val="000000100000" w:firstRow="0" w:lastRow="0" w:firstColumn="0" w:lastColumn="0" w:oddVBand="0" w:evenVBand="0" w:oddHBand="1" w:evenHBand="0" w:firstRowFirstColumn="0" w:firstRowLastColumn="0" w:lastRowFirstColumn="0" w:lastRowLastColumn="0"/>
+              <w:rPr>
+                <w:color w:val="000000"/>
+                <w:sz w:val="26"/>
+                <w:szCs w:val="26"/>
+              </w:rPr>
+            </w:pPr>
+          </w:p>
+        </w:tc>
+      </w:tr>
+      <w:tr>
+        <w:trPr>
+          <w:trHeight w:val="650"/>
+          <w:jc w:val="center"/>
+        </w:trPr>
+        <w:tc>
+          <w:tcPr>
+            <w:cnfStyle w:val="001000000000" w:firstRow="0" w:lastRow="0" w:firstColumn="1" w:lastColumn="0" w:oddVBand="0" w:evenVBand="0" w:oddHBand="0" w:evenHBand="0" w:firstRowFirstColumn="0" w:firstRowLastColumn="0" w:lastRowFirstColumn="0" w:lastRowLastColumn="0"/>
+            <w:tcW w:w="1985" w:type="dxa"/>
+          </w:tcPr>
+          <w:p>
+            <w:pPr>
+              <w:spacing w:before="120" w:after="120"/>
+              <w:jc w:val="both"/>
+              <w:rPr>
+                <w:color w:val="000000"/>
+                <w:sz w:val="26"/>
+                <w:szCs w:val="26"/>
+              </w:rPr>
+            </w:pPr>
+            <w:r>
+              <w:rPr>
+                <w:color w:val="000000"/>
+                <w:sz w:val="26"/>
+                <w:szCs w:val="26"/>
+              </w:rPr>
+              <w:t>ResNet50</w:t>
+            </w:r>
+          </w:p>
+        </w:tc>
+        <w:tc>
+          <w:tcPr>
+            <w:tcW w:w="1843" w:type="dxa"/>
+          </w:tcPr>
+          <w:p>
+            <w:pPr>
+              <w:spacing w:before="120" w:after="120"/>
+              <w:jc w:val="both"/>
+              <w:cnfStyle w:val="000000000000" w:firstRow="0" w:lastRow="0" w:firstColumn="0" w:lastColumn="0" w:oddVBand="0" w:evenVBand="0" w:oddHBand="0" w:evenHBand="0" w:firstRowFirstColumn="0" w:firstRowLastColumn="0" w:lastRowFirstColumn="0" w:lastRowLastColumn="0"/>
+              <w:rPr>
+                <w:color w:val="000000"/>
+                <w:sz w:val="26"/>
+                <w:szCs w:val="26"/>
+              </w:rPr>
+            </w:pPr>
+          </w:p>
+        </w:tc>
+        <w:tc>
+          <w:tcPr>
+            <w:tcW w:w="1901" w:type="dxa"/>
+          </w:tcPr>
+          <w:p>
+            <w:pPr>
+              <w:spacing w:before="120" w:after="120"/>
+              <w:jc w:val="both"/>
+              <w:cnfStyle w:val="000000000000" w:firstRow="0" w:lastRow="0" w:firstColumn="0" w:lastColumn="0" w:oddVBand="0" w:evenVBand="0" w:oddHBand="0" w:evenHBand="0" w:firstRowFirstColumn="0" w:firstRowLastColumn="0" w:lastRowFirstColumn="0" w:lastRowLastColumn="0"/>
+              <w:rPr>
+                <w:color w:val="000000"/>
+                <w:sz w:val="26"/>
+                <w:szCs w:val="26"/>
+              </w:rPr>
+            </w:pPr>
+          </w:p>
+        </w:tc>
+      </w:tr>
+      <w:tr>
+        <w:trPr>
+          <w:cnfStyle w:val="000000100000" w:firstRow="0" w:lastRow="0" w:firstColumn="0" w:lastColumn="0" w:oddVBand="0" w:evenVBand="0" w:oddHBand="1" w:evenHBand="0" w:firstRowFirstColumn="0" w:firstRowLastColumn="0" w:lastRowFirstColumn="0" w:lastRowLastColumn="0"/>
+          <w:trHeight w:val="650"/>
+          <w:jc w:val="center"/>
+        </w:trPr>
+        <w:tc>
+          <w:tcPr>
+            <w:cnfStyle w:val="001000000000" w:firstRow="0" w:lastRow="0" w:firstColumn="1" w:lastColumn="0" w:oddVBand="0" w:evenVBand="0" w:oddHBand="0" w:evenHBand="0" w:firstRowFirstColumn="0" w:firstRowLastColumn="0" w:lastRowFirstColumn="0" w:lastRowLastColumn="0"/>
+            <w:tcW w:w="1985" w:type="dxa"/>
+          </w:tcPr>
+          <w:p>
+            <w:pPr>
+              <w:spacing w:before="120" w:after="120"/>
+              <w:jc w:val="both"/>
+              <w:rPr>
+                <w:color w:val="000000"/>
+                <w:sz w:val="26"/>
+                <w:szCs w:val="26"/>
+              </w:rPr>
+            </w:pPr>
+            <w:r>
+              <w:rPr>
+                <w:color w:val="000000"/>
+                <w:sz w:val="26"/>
+                <w:szCs w:val="26"/>
+              </w:rPr>
+              <w:t>SwinBase</w:t>
+            </w:r>
+          </w:p>
+        </w:tc>
+        <w:tc>
+          <w:tcPr>
+            <w:tcW w:w="1843" w:type="dxa"/>
+          </w:tcPr>
+          <w:p>
+            <w:pPr>
+              <w:spacing w:before="120" w:after="120"/>
+              <w:jc w:val="both"/>
+              <w:cnfStyle w:val="000000100000" w:firstRow="0" w:lastRow="0" w:firstColumn="0" w:lastColumn="0" w:oddVBand="0" w:evenVBand="0" w:oddHBand="1" w:evenHBand="0" w:firstRowFirstColumn="0" w:firstRowLastColumn="0" w:lastRowFirstColumn="0" w:lastRowLastColumn="0"/>
+              <w:rPr>
+                <w:color w:val="000000"/>
+                <w:sz w:val="26"/>
+                <w:szCs w:val="26"/>
+              </w:rPr>
+            </w:pPr>
+          </w:p>
+        </w:tc>
+        <w:tc>
+          <w:tcPr>
+            <w:tcW w:w="1901" w:type="dxa"/>
+          </w:tcPr>
+          <w:p>
+            <w:pPr>
+              <w:spacing w:before="120" w:after="120"/>
+              <w:jc w:val="both"/>
+              <w:cnfStyle w:val="000000100000" w:firstRow="0" w:lastRow="0" w:firstColumn="0" w:lastColumn="0" w:oddVBand="0" w:evenVBand="0" w:oddHBand="1" w:evenHBand="0" w:firstRowFirstColumn="0" w:firstRowLastColumn="0" w:lastRowFirstColumn="0" w:lastRowLastColumn="0"/>
+              <w:rPr>
+                <w:color w:val="000000"/>
+                <w:sz w:val="26"/>
+                <w:szCs w:val="26"/>
+              </w:rPr>
+            </w:pPr>
+          </w:p>
+        </w:tc>
+      </w:tr>
+      <w:tr>
+        <w:trPr>
+          <w:trHeight w:val="650"/>
+          <w:jc w:val="center"/>
+        </w:trPr>
+        <w:tc>
+          <w:tcPr>
+            <w:cnfStyle w:val="001000000000" w:firstRow="0" w:lastRow="0" w:firstColumn="1" w:lastColumn="0" w:oddVBand="0" w:evenVBand="0" w:oddHBand="0" w:evenHBand="0" w:firstRowFirstColumn="0" w:firstRowLastColumn="0" w:lastRowFirstColumn="0" w:lastRowLastColumn="0"/>
+            <w:tcW w:w="1985" w:type="dxa"/>
+          </w:tcPr>
+          <w:p>
+            <w:pPr>
+              <w:spacing w:before="120" w:after="120"/>
+              <w:jc w:val="both"/>
+              <w:rPr>
+                <w:color w:val="000000"/>
+                <w:sz w:val="26"/>
+                <w:szCs w:val="26"/>
+              </w:rPr>
+            </w:pPr>
+            <w:r>
+              <w:rPr>
+                <w:color w:val="000000"/>
+                <w:sz w:val="26"/>
+                <w:szCs w:val="26"/>
+              </w:rPr>
+              <w:t>MobileNetV2</w:t>
+            </w:r>
+          </w:p>
+        </w:tc>
+        <w:tc>
+          <w:tcPr>
+            <w:tcW w:w="1843" w:type="dxa"/>
+          </w:tcPr>
+          <w:p>
+            <w:pPr>
+              <w:spacing w:before="120" w:after="120"/>
+              <w:jc w:val="both"/>
+              <w:cnfStyle w:val="000000000000" w:firstRow="0" w:lastRow="0" w:firstColumn="0" w:lastColumn="0" w:oddVBand="0" w:evenVBand="0" w:oddHBand="0" w:evenHBand="0" w:firstRowFirstColumn="0" w:firstRowLastColumn="0" w:lastRowFirstColumn="0" w:lastRowLastColumn="0"/>
+              <w:rPr>
+                <w:color w:val="000000"/>
+                <w:sz w:val="26"/>
+                <w:szCs w:val="26"/>
+              </w:rPr>
+            </w:pPr>
+          </w:p>
+        </w:tc>
+        <w:tc>
+          <w:tcPr>
+            <w:tcW w:w="1901" w:type="dxa"/>
+          </w:tcPr>
+          <w:p>
+            <w:pPr>
+              <w:spacing w:before="120" w:after="120"/>
+              <w:jc w:val="both"/>
+              <w:cnfStyle w:val="000000000000" w:firstRow="0" w:lastRow="0" w:firstColumn="0" w:lastColumn="0" w:oddVBand="0" w:evenVBand="0" w:oddHBand="0" w:evenHBand="0" w:firstRowFirstColumn="0" w:firstRowLastColumn="0" w:lastRowFirstColumn="0" w:lastRowLastColumn="0"/>
+              <w:rPr>
+                <w:b/>
+                <w:color w:val="000000"/>
+                <w:sz w:val="26"/>
+                <w:szCs w:val="26"/>
+              </w:rPr>
+            </w:pPr>
+          </w:p>
+        </w:tc>
+      </w:tr>
+    </w:tbl>
+    <w:p/>
+    <w:p>
+      <w:pPr>
+        <w:pStyle w:val="Heading3"/>
+      </w:pPr>
+      <w:bookmarkStart w:id="524" w:name="_Toc194006516"/>
+      <w:r>
+        <w:t>So sánh với các nghiên cứu trước</w:t>
+      </w:r>
+      <w:bookmarkEnd w:id="524"/>
     </w:p>
     <w:p>
       <w:pPr>
@@ -26171,6 +28176,43 @@
           <w:sz w:val="26"/>
           <w:szCs w:val="26"/>
         </w:rPr>
+        <w:t xml:space="preserve">Để đánh giá hiệu quả của phương pháp đề xuất trong nghiên cứu này, chúng tôi tiến hành so sánh với các công trình liên quan đã được công bố trước đây. Các so sánh này được thực hiện trên ba tập dữ liệu phổ biến trong lĩnh vực nhận diện cảm xúc khuôn mặt: RAF-DB, FER-2013 và CK+. Mỗi tập dữ liệu có những đặc điểm riêng biệt, từ dữ liệu thực tế với các điều kiện không kiểm soát (RAF-DB, FER-2013) đến dữ liệu phòng thí nghiệm được ghi nhận trong điều kiện lý tưởng (CK+). Việc so </w:t>
+      </w:r>
+      <w:r>
+        <w:rPr>
+          <w:color w:val="000000"/>
+          <w:sz w:val="26"/>
+          <w:szCs w:val="26"/>
+        </w:rPr>
+        <w:lastRenderedPageBreak/>
+        <w:t>sánh này nhằm làm rõ sự cải tiến hoặc khác biệt của các phương pháp được đề xuất trong nghiên cứu của chúng tôi so với các công trình tiêu biểu trước đó, dựa trên các chỉ số hiệu suất như độ chính xác</w:t>
+      </w:r>
+      <w:r>
+        <w:rPr>
+          <w:color w:val="000000"/>
+          <w:sz w:val="26"/>
+          <w:szCs w:val="26"/>
+        </w:rPr>
+        <w:t>.</w:t>
+      </w:r>
+    </w:p>
+    <w:p>
+      <w:pPr>
+        <w:spacing w:before="120" w:after="120"/>
+        <w:ind w:firstLine="425"/>
+        <w:jc w:val="both"/>
+        <w:rPr>
+          <w:color w:val="000000"/>
+          <w:sz w:val="26"/>
+          <w:szCs w:val="26"/>
+        </w:rPr>
+      </w:pPr>
+      <w:r>
+        <w:rPr>
+          <w:color w:val="000000"/>
+          <w:sz w:val="26"/>
+          <w:szCs w:val="26"/>
+        </w:rPr>
         <w:t>Tập dữ liệu RAF-DB là một trong những bộ dữ liệu phổ biến để đánh giá khả năng nhận diện cảm xúc khuôn mặt trong các điều kiện thực tế, với các biến đổi về ánh sáng, góc quay và biểu cảm tự nhiên. Bảng 4 trình bày so sánh giữa nghiên cứu của chúng tôi và một công trình tiêu biểu gần đây của Mustafa Can Gursesli và cộng sự [24]. Trong khi phương pháp CLCM của Gursesli đạt độ chính xác 0.84, các phương pháp của chúng tôi, bao gồm vit_base_patch16_224, DenseNet121 và EfficientNetB4, lần lượt ghi nhận độ chính xác là 0.85, 0.84 và 0.84. Kết quả này cho thấy vit_base_patch16_224 mang lại cải thiện nhỏ nhưng đáng chú ý so với các phương pháp trước đó trên cùng tập dữ liệu.</w:t>
       </w:r>
     </w:p>
@@ -26181,14 +28223,27 @@
       <w:r>
         <w:t xml:space="preserve">Bảng </w:t>
       </w:r>
-      <w:fldSimple w:instr=" SEQ Bảng \* ARABIC ">
-        <w:r>
-          <w:rPr>
-            <w:noProof/>
-          </w:rPr>
-          <w:t>4</w:t>
-        </w:r>
-      </w:fldSimple>
+      <w:r>
+        <w:fldChar w:fldCharType="begin"/>
+      </w:r>
+      <w:r>
+        <w:instrText xml:space="preserve"> SEQ Bảng \* ARABIC </w:instrText>
+      </w:r>
+      <w:r>
+        <w:fldChar w:fldCharType="separate"/>
+      </w:r>
+      <w:r>
+        <w:rPr>
+          <w:noProof/>
+        </w:rPr>
+        <w:t>4</w:t>
+      </w:r>
+      <w:r>
+        <w:rPr>
+          <w:noProof/>
+        </w:rPr>
+        <w:fldChar w:fldCharType="end"/>
+      </w:r>
       <w:r>
         <w:t xml:space="preserve">: </w:t>
       </w:r>
@@ -26348,7 +28403,6 @@
                 <w:sz w:val="26"/>
                 <w:szCs w:val="26"/>
               </w:rPr>
-              <w:lastRenderedPageBreak/>
               <w:t>Mustafa Can Gursesli</w:t>
             </w:r>
             <w:r>
@@ -26844,14 +28898,27 @@
       <w:r>
         <w:t xml:space="preserve">Bảng </w:t>
       </w:r>
-      <w:fldSimple w:instr=" SEQ Bảng \* ARABIC ">
-        <w:r>
-          <w:rPr>
-            <w:noProof/>
-          </w:rPr>
-          <w:t>5</w:t>
-        </w:r>
-      </w:fldSimple>
+      <w:r>
+        <w:fldChar w:fldCharType="begin"/>
+      </w:r>
+      <w:r>
+        <w:instrText xml:space="preserve"> SEQ Bảng \* ARABIC </w:instrText>
+      </w:r>
+      <w:r>
+        <w:fldChar w:fldCharType="separate"/>
+      </w:r>
+      <w:r>
+        <w:rPr>
+          <w:noProof/>
+        </w:rPr>
+        <w:t>5</w:t>
+      </w:r>
+      <w:r>
+        <w:rPr>
+          <w:noProof/>
+        </w:rPr>
+        <w:fldChar w:fldCharType="end"/>
+      </w:r>
       <w:r>
         <w:t xml:space="preserve">: </w:t>
       </w:r>
@@ -27166,6 +29233,7 @@
                 <w:sz w:val="26"/>
                 <w:szCs w:val="26"/>
               </w:rPr>
+              <w:lastRenderedPageBreak/>
               <w:t>Mustafa Can Gursesli</w:t>
             </w:r>
             <w:r>
@@ -28092,7 +30160,6 @@
                 <w:sz w:val="26"/>
                 <w:szCs w:val="26"/>
               </w:rPr>
-              <w:lastRenderedPageBreak/>
               <w:t>Ours</w:t>
             </w:r>
           </w:p>
@@ -28525,14 +30592,27 @@
       <w:r>
         <w:t xml:space="preserve">Bảng </w:t>
       </w:r>
-      <w:fldSimple w:instr=" SEQ Bảng \* ARABIC ">
-        <w:r>
-          <w:rPr>
-            <w:noProof/>
-          </w:rPr>
-          <w:t>6</w:t>
-        </w:r>
-      </w:fldSimple>
+      <w:r>
+        <w:fldChar w:fldCharType="begin"/>
+      </w:r>
+      <w:r>
+        <w:instrText xml:space="preserve"> SEQ Bảng \* ARABIC </w:instrText>
+      </w:r>
+      <w:r>
+        <w:fldChar w:fldCharType="separate"/>
+      </w:r>
+      <w:r>
+        <w:rPr>
+          <w:noProof/>
+        </w:rPr>
+        <w:t>6</w:t>
+      </w:r>
+      <w:r>
+        <w:rPr>
+          <w:noProof/>
+        </w:rPr>
+        <w:fldChar w:fldCharType="end"/>
+      </w:r>
       <w:r>
         <w:t xml:space="preserve">: </w:t>
       </w:r>
@@ -28739,6 +30819,7 @@
                 <w:sz w:val="26"/>
                 <w:szCs w:val="26"/>
               </w:rPr>
+              <w:lastRenderedPageBreak/>
               <w:t>Mustafa Can Gursesli</w:t>
             </w:r>
             <w:r>
@@ -29526,7 +31607,6 @@
                 <w:sz w:val="26"/>
                 <w:szCs w:val="26"/>
               </w:rPr>
-              <w:lastRenderedPageBreak/>
               <w:t>Ours</w:t>
             </w:r>
           </w:p>
@@ -30779,7 +32859,15 @@
           <w:sz w:val="26"/>
           <w:szCs w:val="26"/>
         </w:rPr>
-        <w:t>Đối tượng chính của ứng dụng là các nhà nghiên cứu, bác sĩ hoặc chuyên gia tâm lý học cần phân tích cảm xúc khuôn mặt từ hình ảnh hoặc video thời gian thực. Ứng dụng này hỗ trợ nhận diện cảm xúc (Surprise, Fear, Disgust, Happy, Sad, Angry, Neutral) thông qua các mô hình học sâu và kỹ thuật xử lý ảnh tiên tiến, giúp ứng dụng trong nghiên cứu tâm lý, y học hoặc giám sát hành vi.</w:t>
+        <w:t xml:space="preserve">Đối tượng chính của ứng dụng là các nhà nghiên cứu, bác sĩ hoặc chuyên gia tâm lý học cần phân tích cảm xúc khuôn mặt từ hình ảnh hoặc video thời gian thực. Ứng dụng này hỗ trợ nhận diện cảm xúc (Surprise, Fear, Disgust, Happy, Sad, Angry, </w:t>
+      </w:r>
+      <w:r>
+        <w:rPr>
+          <w:sz w:val="26"/>
+          <w:szCs w:val="26"/>
+        </w:rPr>
+        <w:lastRenderedPageBreak/>
+        <w:t>Neutral) thông qua các mô hình học sâu và kỹ thuật xử lý ảnh tiên tiến, giúp ứng dụng trong nghiên cứu tâm lý, y học hoặc giám sát hành vi.</w:t>
       </w:r>
     </w:p>
     <w:p>
@@ -31038,7 +33126,6 @@
           <w:sz w:val="26"/>
           <w:szCs w:val="26"/>
         </w:rPr>
-        <w:lastRenderedPageBreak/>
         <w:t xml:space="preserve">- </w:t>
       </w:r>
       <w:r>
@@ -35189,7 +37276,7 @@
   <w:style w:type="paragraph" w:default="1" w:styleId="Normal">
     <w:name w:val="Normal"/>
     <w:qFormat/>
-    <w:rsid w:val="007C5F1F"/>
+    <w:rsid w:val="00417BA2"/>
   </w:style>
   <w:style w:type="paragraph" w:styleId="Heading1">
     <w:name w:val="heading 1"/>
@@ -35322,7 +37409,6 @@
   <w:style w:type="character" w:default="1" w:styleId="DefaultParagraphFont">
     <w:name w:val="Default Paragraph Font"/>
     <w:uiPriority w:val="1"/>
-    <w:semiHidden/>
     <w:unhideWhenUsed/>
   </w:style>
   <w:style w:type="table" w:default="1" w:styleId="TableNormal">
@@ -37662,28 +39748,28 @@
 </file>
 
 <file path=customXml/item1.xml><?xml version="1.0" encoding="utf-8"?>
-<b:Sources xmlns:b="http://schemas.openxmlformats.org/officeDocument/2006/bibliography" xmlns="http://schemas.openxmlformats.org/officeDocument/2006/bibliography" SelectedStyle="\APASixthEditionOfficeOnline.xsl" StyleName="APA" Version="6"/>
-</file>
-
-<file path=customXml/item2.xml><?xml version="1.0" encoding="utf-8"?>
 <go:gDocsCustomXmlDataStorage xmlns:go="http://customooxmlschemas.google.com/" xmlns:r="http://schemas.openxmlformats.org/officeDocument/2006/relationships" uri="GoogleDocsCustomDataVersion2">
   <go:docsCustomData xmlns:go="http://customooxmlschemas.google.com/" roundtripDataSignature="AMtx7mirUMg8LuMSpLc0qa0cphsuGzfkEw==">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</go:docsCustomData>
 </go:gDocsCustomXmlDataStorage>
 </file>
 
-<file path=customXml/itemProps1.xml><?xml version="1.0" encoding="utf-8"?>
-<ds:datastoreItem xmlns:ds="http://schemas.openxmlformats.org/officeDocument/2006/customXml" ds:itemID="{19C5C737-631B-49DE-B0F2-34A13868C5A8}">
-  <ds:schemaRefs>
-    <ds:schemaRef ds:uri="http://schemas.openxmlformats.org/officeDocument/2006/bibliography"/>
-  </ds:schemaRefs>
-</ds:datastoreItem>
+<file path=customXml/item2.xml><?xml version="1.0" encoding="utf-8"?>
+<b:Sources xmlns:b="http://schemas.openxmlformats.org/officeDocument/2006/bibliography" xmlns="http://schemas.openxmlformats.org/officeDocument/2006/bibliography" SelectedStyle="\APASixthEditionOfficeOnline.xsl" StyleName="APA" Version="6"/>
 </file>
 
-<file path=customXml/itemProps2.xml><?xml version="1.0" encoding="utf-8"?>
+<file path=customXml/itemProps1.xml><?xml version="1.0" encoding="utf-8"?>
 <ds:datastoreItem xmlns:ds="http://schemas.openxmlformats.org/officeDocument/2006/customXml" ds:itemID="{11111111-1234-1234-1234-123412341234}">
   <ds:schemaRefs>
     <ds:schemaRef ds:uri="http://customooxmlschemas.google.com/"/>
     <ds:schemaRef ds:uri="http://schemas.openxmlformats.org/officeDocument/2006/relationships"/>
   </ds:schemaRefs>
 </ds:datastoreItem>
+</file>
+
+<file path=customXml/itemProps2.xml><?xml version="1.0" encoding="utf-8"?>
+<ds:datastoreItem xmlns:ds="http://schemas.openxmlformats.org/officeDocument/2006/customXml" ds:itemID="{19C5C737-631B-49DE-B0F2-34A13868C5A8}">
+  <ds:schemaRefs>
+    <ds:schemaRef ds:uri="http://schemas.openxmlformats.org/officeDocument/2006/bibliography"/>
+  </ds:schemaRefs>
+</ds:datastoreItem>
 </file>
--- a/BaoCao/B2111908_LuanVan.docx
+++ b/BaoCao/B2111908_LuanVan.docx
@@ -14566,6 +14566,7 @@
         </w:rPr>
         <w:t xml:space="preserve"> và tối ưu hóa AdamW (weight decay 1e-4). Hàm mất mát CrossEntropyLoss được sử dụng để đo lường sai lệch dự đoán. Mixed precision training với torch.cuda.amp được áp dụng để giảm thời gian tính toán và tối ưu bộ nhớ, kết hợp với scheduler (StepLR) để điều chỉnh learning rate động. Early stopping được triển khai dựa trên F1-score trên tập kiểm định, với patience là 20 epoch để ngăn overfitting. Sau mỗi quá trình huấn luyện, trọng số mô hình tốt nhất (dựa trên accuracy, F1-score hoặc loss) được lưu lại dưới dạng tệp </w:t>
       </w:r>
+      <w:proofErr w:type="gramStart"/>
       <w:r>
         <w:rPr>
           <w:sz w:val="26"/>
@@ -14580,6 +14581,7 @@
         </w:rPr>
         <w:t>.pth</w:t>
       </w:r>
+      <w:proofErr w:type="gramEnd"/>
       <w:r>
         <w:rPr>
           <w:sz w:val="26"/>
@@ -26401,7 +26403,7 @@
                 <w:sz w:val="26"/>
                 <w:szCs w:val="26"/>
               </w:rPr>
-              <w:t>VitBase</w:t>
+              <w:t>DenseNet121</w:t>
             </w:r>
           </w:p>
         </w:tc>
@@ -26420,6 +26422,14 @@
                 <w:szCs w:val="26"/>
               </w:rPr>
             </w:pPr>
+            <w:r>
+              <w:rPr>
+                <w:color w:val="000000"/>
+                <w:sz w:val="26"/>
+                <w:szCs w:val="26"/>
+              </w:rPr>
+              <w:t>0.8392</w:t>
+            </w:r>
           </w:p>
         </w:tc>
         <w:tc>
@@ -26437,6 +26447,14 @@
                 <w:szCs w:val="26"/>
               </w:rPr>
             </w:pPr>
+            <w:r>
+              <w:rPr>
+                <w:color w:val="000000"/>
+                <w:sz w:val="26"/>
+                <w:szCs w:val="26"/>
+              </w:rPr>
+              <w:t>0.7894</w:t>
+            </w:r>
           </w:p>
         </w:tc>
       </w:tr>
@@ -26465,7 +26483,7 @@
                 <w:sz w:val="26"/>
                 <w:szCs w:val="26"/>
               </w:rPr>
-              <w:t>DenseNet121</w:t>
+              <w:t>DenseNet169</w:t>
             </w:r>
           </w:p>
         </w:tc>
@@ -26484,6 +26502,14 @@
                 <w:szCs w:val="26"/>
               </w:rPr>
             </w:pPr>
+            <w:r>
+              <w:rPr>
+                <w:color w:val="000000"/>
+                <w:sz w:val="26"/>
+                <w:szCs w:val="26"/>
+              </w:rPr>
+              <w:t>0.8271</w:t>
+            </w:r>
           </w:p>
         </w:tc>
         <w:tc>
@@ -26501,6 +26527,175 @@
                 <w:szCs w:val="26"/>
               </w:rPr>
             </w:pPr>
+            <w:r>
+              <w:rPr>
+                <w:color w:val="000000"/>
+                <w:sz w:val="26"/>
+                <w:szCs w:val="26"/>
+              </w:rPr>
+              <w:t>0.7749</w:t>
+            </w:r>
+          </w:p>
+        </w:tc>
+      </w:tr>
+      <w:tr>
+        <w:trPr>
+          <w:cnfStyle w:val="000000100000" w:firstRow="0" w:lastRow="0" w:firstColumn="0" w:lastColumn="0" w:oddVBand="0" w:evenVBand="0" w:oddHBand="1" w:evenHBand="0" w:firstRowFirstColumn="0" w:firstRowLastColumn="0" w:lastRowFirstColumn="0" w:lastRowLastColumn="0"/>
+          <w:trHeight w:val="668"/>
+        </w:trPr>
+        <w:tc>
+          <w:tcPr>
+            <w:cnfStyle w:val="001000000000" w:firstRow="0" w:lastRow="0" w:firstColumn="1" w:lastColumn="0" w:oddVBand="0" w:evenVBand="0" w:oddHBand="0" w:evenHBand="0" w:firstRowFirstColumn="0" w:firstRowLastColumn="0" w:lastRowFirstColumn="0" w:lastRowLastColumn="0"/>
+            <w:tcW w:w="3081" w:type="dxa"/>
+          </w:tcPr>
+          <w:p>
+            <w:pPr>
+              <w:spacing w:before="120" w:after="120"/>
+              <w:jc w:val="both"/>
+              <w:rPr>
+                <w:color w:val="000000"/>
+                <w:sz w:val="26"/>
+                <w:szCs w:val="26"/>
+              </w:rPr>
+            </w:pPr>
+            <w:r>
+              <w:rPr>
+                <w:color w:val="000000"/>
+                <w:sz w:val="26"/>
+                <w:szCs w:val="26"/>
+              </w:rPr>
+              <w:t>EfficientNetB0</w:t>
+            </w:r>
+          </w:p>
+        </w:tc>
+        <w:tc>
+          <w:tcPr>
+            <w:tcW w:w="3094" w:type="dxa"/>
+          </w:tcPr>
+          <w:p>
+            <w:pPr>
+              <w:spacing w:before="120" w:after="120"/>
+              <w:jc w:val="both"/>
+              <w:cnfStyle w:val="000000100000" w:firstRow="0" w:lastRow="0" w:firstColumn="0" w:lastColumn="0" w:oddVBand="0" w:evenVBand="0" w:oddHBand="1" w:evenHBand="0" w:firstRowFirstColumn="0" w:firstRowLastColumn="0" w:lastRowFirstColumn="0" w:lastRowLastColumn="0"/>
+              <w:rPr>
+                <w:color w:val="000000"/>
+                <w:sz w:val="26"/>
+                <w:szCs w:val="26"/>
+              </w:rPr>
+            </w:pPr>
+            <w:r>
+              <w:rPr>
+                <w:color w:val="000000"/>
+                <w:sz w:val="26"/>
+                <w:szCs w:val="26"/>
+              </w:rPr>
+              <w:t>0.7761</w:t>
+            </w:r>
+          </w:p>
+        </w:tc>
+        <w:tc>
+          <w:tcPr>
+            <w:tcW w:w="3151" w:type="dxa"/>
+          </w:tcPr>
+          <w:p>
+            <w:pPr>
+              <w:spacing w:before="120" w:after="120"/>
+              <w:jc w:val="both"/>
+              <w:cnfStyle w:val="000000100000" w:firstRow="0" w:lastRow="0" w:firstColumn="0" w:lastColumn="0" w:oddVBand="0" w:evenVBand="0" w:oddHBand="1" w:evenHBand="0" w:firstRowFirstColumn="0" w:firstRowLastColumn="0" w:lastRowFirstColumn="0" w:lastRowLastColumn="0"/>
+              <w:rPr>
+                <w:color w:val="000000"/>
+                <w:sz w:val="26"/>
+                <w:szCs w:val="26"/>
+              </w:rPr>
+            </w:pPr>
+            <w:r>
+              <w:rPr>
+                <w:color w:val="000000"/>
+                <w:sz w:val="26"/>
+                <w:szCs w:val="26"/>
+              </w:rPr>
+              <w:t>0.7971</w:t>
+            </w:r>
+          </w:p>
+        </w:tc>
+      </w:tr>
+      <w:tr>
+        <w:trPr>
+          <w:trHeight w:val="653"/>
+        </w:trPr>
+        <w:tc>
+          <w:tcPr>
+            <w:cnfStyle w:val="001000000000" w:firstRow="0" w:lastRow="0" w:firstColumn="1" w:lastColumn="0" w:oddVBand="0" w:evenVBand="0" w:oddHBand="0" w:evenHBand="0" w:firstRowFirstColumn="0" w:firstRowLastColumn="0" w:lastRowFirstColumn="0" w:lastRowLastColumn="0"/>
+            <w:tcW w:w="3081" w:type="dxa"/>
+          </w:tcPr>
+          <w:p>
+            <w:pPr>
+              <w:spacing w:before="120" w:after="120"/>
+              <w:jc w:val="both"/>
+              <w:rPr>
+                <w:color w:val="000000"/>
+                <w:sz w:val="26"/>
+                <w:szCs w:val="26"/>
+              </w:rPr>
+            </w:pPr>
+            <w:r>
+              <w:rPr>
+                <w:color w:val="000000"/>
+                <w:sz w:val="26"/>
+                <w:szCs w:val="26"/>
+              </w:rPr>
+              <w:t>EfficientNetB1</w:t>
+            </w:r>
+          </w:p>
+        </w:tc>
+        <w:tc>
+          <w:tcPr>
+            <w:tcW w:w="3094" w:type="dxa"/>
+          </w:tcPr>
+          <w:p>
+            <w:pPr>
+              <w:spacing w:before="120" w:after="120"/>
+              <w:jc w:val="both"/>
+              <w:cnfStyle w:val="000000000000" w:firstRow="0" w:lastRow="0" w:firstColumn="0" w:lastColumn="0" w:oddVBand="0" w:evenVBand="0" w:oddHBand="0" w:evenHBand="0" w:firstRowFirstColumn="0" w:firstRowLastColumn="0" w:lastRowFirstColumn="0" w:lastRowLastColumn="0"/>
+              <w:rPr>
+                <w:color w:val="000000"/>
+                <w:sz w:val="26"/>
+                <w:szCs w:val="26"/>
+              </w:rPr>
+            </w:pPr>
+            <w:r>
+              <w:rPr>
+                <w:color w:val="000000"/>
+                <w:sz w:val="26"/>
+                <w:szCs w:val="26"/>
+              </w:rPr>
+              <w:t>0.5654</w:t>
+            </w:r>
+          </w:p>
+        </w:tc>
+        <w:tc>
+          <w:tcPr>
+            <w:tcW w:w="3151" w:type="dxa"/>
+          </w:tcPr>
+          <w:p>
+            <w:pPr>
+              <w:spacing w:before="120" w:after="120"/>
+              <w:jc w:val="both"/>
+              <w:cnfStyle w:val="000000000000" w:firstRow="0" w:lastRow="0" w:firstColumn="0" w:lastColumn="0" w:oddVBand="0" w:evenVBand="0" w:oddHBand="0" w:evenHBand="0" w:firstRowFirstColumn="0" w:firstRowLastColumn="0" w:lastRowFirstColumn="0" w:lastRowLastColumn="0"/>
+              <w:rPr>
+                <w:color w:val="000000"/>
+                <w:sz w:val="26"/>
+                <w:szCs w:val="26"/>
+              </w:rPr>
+            </w:pPr>
+            <w:r>
+              <w:rPr>
+                <w:color w:val="000000"/>
+                <w:sz w:val="26"/>
+                <w:szCs w:val="26"/>
+              </w:rPr>
+              <w:t>0.8137</w:t>
+            </w:r>
           </w:p>
         </w:tc>
       </w:tr>
@@ -26530,7 +26725,7 @@
                 <w:sz w:val="26"/>
                 <w:szCs w:val="26"/>
               </w:rPr>
-              <w:t>DenseNet169</w:t>
+              <w:t>EfficientNetB2</w:t>
             </w:r>
           </w:p>
         </w:tc>
@@ -26549,6 +26744,14 @@
                 <w:szCs w:val="26"/>
               </w:rPr>
             </w:pPr>
+            <w:r>
+              <w:rPr>
+                <w:color w:val="000000"/>
+                <w:sz w:val="26"/>
+                <w:szCs w:val="26"/>
+              </w:rPr>
+              <w:t>0.7749</w:t>
+            </w:r>
           </w:p>
         </w:tc>
         <w:tc>
@@ -26566,12 +26769,20 @@
                 <w:szCs w:val="26"/>
               </w:rPr>
             </w:pPr>
+            <w:r>
+              <w:rPr>
+                <w:color w:val="000000"/>
+                <w:sz w:val="26"/>
+                <w:szCs w:val="26"/>
+              </w:rPr>
+              <w:t>0.7572</w:t>
+            </w:r>
           </w:p>
         </w:tc>
       </w:tr>
       <w:tr>
         <w:trPr>
-          <w:trHeight w:val="668"/>
+          <w:trHeight w:val="653"/>
         </w:trPr>
         <w:tc>
           <w:tcPr>
@@ -26594,7 +26805,7 @@
                 <w:sz w:val="26"/>
                 <w:szCs w:val="26"/>
               </w:rPr>
-              <w:t>EfficientNetB0</w:t>
+              <w:t>EfficientNetB3</w:t>
             </w:r>
           </w:p>
         </w:tc>
@@ -26619,7 +26830,7 @@
                 <w:sz w:val="26"/>
                 <w:szCs w:val="26"/>
               </w:rPr>
-              <w:t>0.7761</w:t>
+              <w:t>0.7805</w:t>
             </w:r>
           </w:p>
         </w:tc>
@@ -26638,6 +26849,14 @@
                 <w:szCs w:val="26"/>
               </w:rPr>
             </w:pPr>
+            <w:r>
+              <w:rPr>
+                <w:color w:val="000000"/>
+                <w:sz w:val="26"/>
+                <w:szCs w:val="26"/>
+              </w:rPr>
+              <w:t>0.7627</w:t>
+            </w:r>
           </w:p>
         </w:tc>
       </w:tr>
@@ -26667,7 +26886,7 @@
                 <w:sz w:val="26"/>
                 <w:szCs w:val="26"/>
               </w:rPr>
-              <w:t>EfficientNetB1</w:t>
+              <w:t>EfficientNetB4</w:t>
             </w:r>
           </w:p>
         </w:tc>
@@ -26692,7 +26911,7 @@
                 <w:sz w:val="26"/>
                 <w:szCs w:val="26"/>
               </w:rPr>
-              <w:t>0.5654</w:t>
+              <w:t>0.8237</w:t>
             </w:r>
           </w:p>
         </w:tc>
@@ -26711,6 +26930,14 @@
                 <w:szCs w:val="26"/>
               </w:rPr>
             </w:pPr>
+            <w:r>
+              <w:rPr>
+                <w:color w:val="000000"/>
+                <w:sz w:val="26"/>
+                <w:szCs w:val="26"/>
+              </w:rPr>
+              <w:t>0.7805</w:t>
+            </w:r>
           </w:p>
         </w:tc>
       </w:tr>
@@ -26739,7 +26966,7 @@
                 <w:sz w:val="26"/>
                 <w:szCs w:val="26"/>
               </w:rPr>
-              <w:t>EfficientNetB2</w:t>
+              <w:t>ResNet152</w:t>
             </w:r>
           </w:p>
         </w:tc>
@@ -26764,7 +26991,7 @@
                 <w:sz w:val="26"/>
                 <w:szCs w:val="26"/>
               </w:rPr>
-              <w:t>0.7749</w:t>
+              <w:t>0.7217</w:t>
             </w:r>
           </w:p>
         </w:tc>
@@ -26783,6 +27010,14 @@
                 <w:szCs w:val="26"/>
               </w:rPr>
             </w:pPr>
+            <w:r>
+              <w:rPr>
+                <w:color w:val="000000"/>
+                <w:sz w:val="26"/>
+                <w:szCs w:val="26"/>
+              </w:rPr>
+              <w:t>0.8016</w:t>
+            </w:r>
           </w:p>
         </w:tc>
       </w:tr>
@@ -26812,7 +27047,7 @@
                 <w:sz w:val="26"/>
                 <w:szCs w:val="26"/>
               </w:rPr>
-              <w:t>EfficientNetB3</w:t>
+              <w:t>ResNet50</w:t>
             </w:r>
           </w:p>
         </w:tc>
@@ -26837,7 +27072,7 @@
                 <w:sz w:val="26"/>
                 <w:szCs w:val="26"/>
               </w:rPr>
-              <w:t>0.7805</w:t>
+              <w:t>0.8149</w:t>
             </w:r>
           </w:p>
         </w:tc>
@@ -26851,13 +27086,19 @@
               <w:jc w:val="both"/>
               <w:cnfStyle w:val="000000100000" w:firstRow="0" w:lastRow="0" w:firstColumn="0" w:lastColumn="0" w:oddVBand="0" w:evenVBand="0" w:oddHBand="1" w:evenHBand="0" w:firstRowFirstColumn="0" w:firstRowLastColumn="0" w:lastRowFirstColumn="0" w:lastRowLastColumn="0"/>
               <w:rPr>
-                <w:b/>
-                <w:bCs/>
-                <w:color w:val="000000"/>
-                <w:sz w:val="26"/>
-                <w:szCs w:val="26"/>
-              </w:rPr>
-            </w:pPr>
+                <w:color w:val="000000"/>
+                <w:sz w:val="26"/>
+                <w:szCs w:val="26"/>
+              </w:rPr>
+            </w:pPr>
+            <w:r>
+              <w:rPr>
+                <w:color w:val="000000"/>
+                <w:sz w:val="26"/>
+                <w:szCs w:val="26"/>
+              </w:rPr>
+              <w:t>0.8049</w:t>
+            </w:r>
           </w:p>
         </w:tc>
       </w:tr>
@@ -26886,7 +27127,7 @@
                 <w:sz w:val="26"/>
                 <w:szCs w:val="26"/>
               </w:rPr>
-              <w:t>EfficientNetB4</w:t>
+              <w:t>MobileNetV2</w:t>
             </w:r>
           </w:p>
         </w:tc>
@@ -26911,7 +27152,7 @@
                 <w:sz w:val="26"/>
                 <w:szCs w:val="26"/>
               </w:rPr>
-              <w:t>0.8237</w:t>
+              <w:t>0.8071</w:t>
             </w:r>
           </w:p>
         </w:tc>
@@ -26936,7 +27177,7 @@
                 <w:sz w:val="26"/>
                 <w:szCs w:val="26"/>
               </w:rPr>
-              <w:t>0.7805</w:t>
+              <w:t>0.7927</w:t>
             </w:r>
           </w:p>
         </w:tc>
@@ -26967,7 +27208,7 @@
                 <w:sz w:val="26"/>
                 <w:szCs w:val="26"/>
               </w:rPr>
-              <w:t>ResNet152</w:t>
+              <w:t>MobileNetV3</w:t>
             </w:r>
           </w:p>
         </w:tc>
@@ -26986,6 +27227,14 @@
                 <w:szCs w:val="26"/>
               </w:rPr>
             </w:pPr>
+            <w:r>
+              <w:rPr>
+                <w:color w:val="000000"/>
+                <w:sz w:val="26"/>
+                <w:szCs w:val="26"/>
+              </w:rPr>
+              <w:t>0.7927</w:t>
+            </w:r>
           </w:p>
         </w:tc>
         <w:tc>
@@ -26997,202 +27246,6 @@
               <w:spacing w:before="120" w:after="120"/>
               <w:jc w:val="both"/>
               <w:cnfStyle w:val="000000100000" w:firstRow="0" w:lastRow="0" w:firstColumn="0" w:lastColumn="0" w:oddVBand="0" w:evenVBand="0" w:oddHBand="1" w:evenHBand="0" w:firstRowFirstColumn="0" w:firstRowLastColumn="0" w:lastRowFirstColumn="0" w:lastRowLastColumn="0"/>
-              <w:rPr>
-                <w:color w:val="000000"/>
-                <w:sz w:val="26"/>
-                <w:szCs w:val="26"/>
-              </w:rPr>
-            </w:pPr>
-          </w:p>
-        </w:tc>
-      </w:tr>
-      <w:tr>
-        <w:trPr>
-          <w:trHeight w:val="653"/>
-        </w:trPr>
-        <w:tc>
-          <w:tcPr>
-            <w:cnfStyle w:val="001000000000" w:firstRow="0" w:lastRow="0" w:firstColumn="1" w:lastColumn="0" w:oddVBand="0" w:evenVBand="0" w:oddHBand="0" w:evenHBand="0" w:firstRowFirstColumn="0" w:firstRowLastColumn="0" w:lastRowFirstColumn="0" w:lastRowLastColumn="0"/>
-            <w:tcW w:w="3081" w:type="dxa"/>
-          </w:tcPr>
-          <w:p>
-            <w:pPr>
-              <w:spacing w:before="120" w:after="120"/>
-              <w:jc w:val="both"/>
-              <w:rPr>
-                <w:color w:val="000000"/>
-                <w:sz w:val="26"/>
-                <w:szCs w:val="26"/>
-              </w:rPr>
-            </w:pPr>
-            <w:r>
-              <w:rPr>
-                <w:color w:val="000000"/>
-                <w:sz w:val="26"/>
-                <w:szCs w:val="26"/>
-              </w:rPr>
-              <w:t>ResNet50</w:t>
-            </w:r>
-          </w:p>
-        </w:tc>
-        <w:tc>
-          <w:tcPr>
-            <w:tcW w:w="3094" w:type="dxa"/>
-          </w:tcPr>
-          <w:p>
-            <w:pPr>
-              <w:spacing w:before="120" w:after="120"/>
-              <w:jc w:val="both"/>
-              <w:cnfStyle w:val="000000000000" w:firstRow="0" w:lastRow="0" w:firstColumn="0" w:lastColumn="0" w:oddVBand="0" w:evenVBand="0" w:oddHBand="0" w:evenHBand="0" w:firstRowFirstColumn="0" w:firstRowLastColumn="0" w:lastRowFirstColumn="0" w:lastRowLastColumn="0"/>
-              <w:rPr>
-                <w:color w:val="000000"/>
-                <w:sz w:val="26"/>
-                <w:szCs w:val="26"/>
-              </w:rPr>
-            </w:pPr>
-          </w:p>
-        </w:tc>
-        <w:tc>
-          <w:tcPr>
-            <w:tcW w:w="3151" w:type="dxa"/>
-          </w:tcPr>
-          <w:p>
-            <w:pPr>
-              <w:spacing w:before="120" w:after="120"/>
-              <w:jc w:val="both"/>
-              <w:cnfStyle w:val="000000000000" w:firstRow="0" w:lastRow="0" w:firstColumn="0" w:lastColumn="0" w:oddVBand="0" w:evenVBand="0" w:oddHBand="0" w:evenHBand="0" w:firstRowFirstColumn="0" w:firstRowLastColumn="0" w:lastRowFirstColumn="0" w:lastRowLastColumn="0"/>
-              <w:rPr>
-                <w:color w:val="000000"/>
-                <w:sz w:val="26"/>
-                <w:szCs w:val="26"/>
-              </w:rPr>
-            </w:pPr>
-          </w:p>
-        </w:tc>
-      </w:tr>
-      <w:tr>
-        <w:trPr>
-          <w:cnfStyle w:val="000000100000" w:firstRow="0" w:lastRow="0" w:firstColumn="0" w:lastColumn="0" w:oddVBand="0" w:evenVBand="0" w:oddHBand="1" w:evenHBand="0" w:firstRowFirstColumn="0" w:firstRowLastColumn="0" w:lastRowFirstColumn="0" w:lastRowLastColumn="0"/>
-          <w:trHeight w:val="653"/>
-        </w:trPr>
-        <w:tc>
-          <w:tcPr>
-            <w:cnfStyle w:val="001000000000" w:firstRow="0" w:lastRow="0" w:firstColumn="1" w:lastColumn="0" w:oddVBand="0" w:evenVBand="0" w:oddHBand="0" w:evenHBand="0" w:firstRowFirstColumn="0" w:firstRowLastColumn="0" w:lastRowFirstColumn="0" w:lastRowLastColumn="0"/>
-            <w:tcW w:w="3081" w:type="dxa"/>
-          </w:tcPr>
-          <w:p>
-            <w:pPr>
-              <w:spacing w:before="120" w:after="120"/>
-              <w:jc w:val="both"/>
-              <w:rPr>
-                <w:color w:val="000000"/>
-                <w:sz w:val="26"/>
-                <w:szCs w:val="26"/>
-              </w:rPr>
-            </w:pPr>
-            <w:r>
-              <w:rPr>
-                <w:color w:val="000000"/>
-                <w:sz w:val="26"/>
-                <w:szCs w:val="26"/>
-              </w:rPr>
-              <w:t>SwinBase</w:t>
-            </w:r>
-          </w:p>
-        </w:tc>
-        <w:tc>
-          <w:tcPr>
-            <w:tcW w:w="3094" w:type="dxa"/>
-          </w:tcPr>
-          <w:p>
-            <w:pPr>
-              <w:spacing w:before="120" w:after="120"/>
-              <w:jc w:val="both"/>
-              <w:cnfStyle w:val="000000100000" w:firstRow="0" w:lastRow="0" w:firstColumn="0" w:lastColumn="0" w:oddVBand="0" w:evenVBand="0" w:oddHBand="1" w:evenHBand="0" w:firstRowFirstColumn="0" w:firstRowLastColumn="0" w:lastRowFirstColumn="0" w:lastRowLastColumn="0"/>
-              <w:rPr>
-                <w:color w:val="000000"/>
-                <w:sz w:val="26"/>
-                <w:szCs w:val="26"/>
-              </w:rPr>
-            </w:pPr>
-          </w:p>
-        </w:tc>
-        <w:tc>
-          <w:tcPr>
-            <w:tcW w:w="3151" w:type="dxa"/>
-          </w:tcPr>
-          <w:p>
-            <w:pPr>
-              <w:spacing w:before="120" w:after="120"/>
-              <w:jc w:val="both"/>
-              <w:cnfStyle w:val="000000100000" w:firstRow="0" w:lastRow="0" w:firstColumn="0" w:lastColumn="0" w:oddVBand="0" w:evenVBand="0" w:oddHBand="1" w:evenHBand="0" w:firstRowFirstColumn="0" w:firstRowLastColumn="0" w:lastRowFirstColumn="0" w:lastRowLastColumn="0"/>
-              <w:rPr>
-                <w:color w:val="000000"/>
-                <w:sz w:val="26"/>
-                <w:szCs w:val="26"/>
-              </w:rPr>
-            </w:pPr>
-          </w:p>
-        </w:tc>
-      </w:tr>
-      <w:tr>
-        <w:trPr>
-          <w:trHeight w:val="653"/>
-        </w:trPr>
-        <w:tc>
-          <w:tcPr>
-            <w:cnfStyle w:val="001000000000" w:firstRow="0" w:lastRow="0" w:firstColumn="1" w:lastColumn="0" w:oddVBand="0" w:evenVBand="0" w:oddHBand="0" w:evenHBand="0" w:firstRowFirstColumn="0" w:firstRowLastColumn="0" w:lastRowFirstColumn="0" w:lastRowLastColumn="0"/>
-            <w:tcW w:w="3081" w:type="dxa"/>
-          </w:tcPr>
-          <w:p>
-            <w:pPr>
-              <w:spacing w:before="120" w:after="120"/>
-              <w:jc w:val="both"/>
-              <w:rPr>
-                <w:color w:val="000000"/>
-                <w:sz w:val="26"/>
-                <w:szCs w:val="26"/>
-              </w:rPr>
-            </w:pPr>
-            <w:r>
-              <w:rPr>
-                <w:color w:val="000000"/>
-                <w:sz w:val="26"/>
-                <w:szCs w:val="26"/>
-              </w:rPr>
-              <w:lastRenderedPageBreak/>
-              <w:t>MobileNetV2</w:t>
-            </w:r>
-          </w:p>
-        </w:tc>
-        <w:tc>
-          <w:tcPr>
-            <w:tcW w:w="3094" w:type="dxa"/>
-          </w:tcPr>
-          <w:p>
-            <w:pPr>
-              <w:spacing w:before="120" w:after="120"/>
-              <w:jc w:val="both"/>
-              <w:cnfStyle w:val="000000000000" w:firstRow="0" w:lastRow="0" w:firstColumn="0" w:lastColumn="0" w:oddVBand="0" w:evenVBand="0" w:oddHBand="0" w:evenHBand="0" w:firstRowFirstColumn="0" w:firstRowLastColumn="0" w:lastRowFirstColumn="0" w:lastRowLastColumn="0"/>
-              <w:rPr>
-                <w:b/>
-                <w:bCs/>
-                <w:color w:val="000000"/>
-                <w:sz w:val="26"/>
-                <w:szCs w:val="26"/>
-              </w:rPr>
-            </w:pPr>
-          </w:p>
-        </w:tc>
-        <w:tc>
-          <w:tcPr>
-            <w:tcW w:w="3151" w:type="dxa"/>
-          </w:tcPr>
-          <w:p>
-            <w:pPr>
-              <w:spacing w:before="120" w:after="120"/>
-              <w:jc w:val="both"/>
-              <w:cnfStyle w:val="000000000000" w:firstRow="0" w:lastRow="0" w:firstColumn="0" w:lastColumn="0" w:oddVBand="0" w:evenVBand="0" w:oddHBand="0" w:evenHBand="0" w:firstRowFirstColumn="0" w:firstRowLastColumn="0" w:lastRowFirstColumn="0" w:lastRowLastColumn="0"/>
               <w:rPr>
                 <w:color w:val="000000"/>
                 <w:sz w:val="26"/>
@@ -27220,6 +27273,7 @@
       </w:pPr>
       <w:bookmarkStart w:id="523" w:name="_Toc194006515"/>
       <w:r>
+        <w:lastRenderedPageBreak/>
         <w:t>Thảo luận</w:t>
       </w:r>
       <w:bookmarkEnd w:id="523"/>
@@ -27300,14 +27354,6 @@
                 <w:szCs w:val="26"/>
               </w:rPr>
             </w:pPr>
-            <w:r>
-              <w:rPr>
-                <w:color w:val="000000"/>
-                <w:sz w:val="26"/>
-                <w:szCs w:val="26"/>
-              </w:rPr>
-              <w:t>Recall</w:t>
-            </w:r>
           </w:p>
         </w:tc>
       </w:tr>
@@ -27338,7 +27384,7 @@
                 <w:sz w:val="26"/>
                 <w:szCs w:val="26"/>
               </w:rPr>
-              <w:t>VitBase</w:t>
+              <w:t>DenseNet121</w:t>
             </w:r>
           </w:p>
         </w:tc>
@@ -27352,12 +27398,19 @@
               <w:jc w:val="both"/>
               <w:cnfStyle w:val="000000100000" w:firstRow="0" w:lastRow="0" w:firstColumn="0" w:lastColumn="0" w:oddVBand="0" w:evenVBand="0" w:oddHBand="1" w:evenHBand="0" w:firstRowFirstColumn="0" w:firstRowLastColumn="0" w:lastRowFirstColumn="0" w:lastRowLastColumn="0"/>
               <w:rPr>
-                <w:b/>
-                <w:color w:val="000000"/>
-                <w:sz w:val="26"/>
-                <w:szCs w:val="26"/>
-              </w:rPr>
-            </w:pPr>
+                <w:color w:val="000000"/>
+                <w:sz w:val="26"/>
+                <w:szCs w:val="26"/>
+              </w:rPr>
+            </w:pPr>
+            <w:r>
+              <w:rPr>
+                <w:color w:val="000000"/>
+                <w:sz w:val="26"/>
+                <w:szCs w:val="26"/>
+              </w:rPr>
+              <w:t>7M1</w:t>
+            </w:r>
           </w:p>
         </w:tc>
         <w:tc>
@@ -27367,7 +27420,7 @@
           <w:p>
             <w:pPr>
               <w:spacing w:before="120" w:after="120"/>
-              <w:jc w:val="both"/>
+              <w:jc w:val="center"/>
               <w:cnfStyle w:val="000000100000" w:firstRow="0" w:lastRow="0" w:firstColumn="0" w:lastColumn="0" w:oddVBand="0" w:evenVBand="0" w:oddHBand="1" w:evenHBand="0" w:firstRowFirstColumn="0" w:firstRowLastColumn="0" w:lastRowFirstColumn="0" w:lastRowLastColumn="0"/>
               <w:rPr>
                 <w:color w:val="000000"/>
@@ -27404,7 +27457,7 @@
                 <w:sz w:val="26"/>
                 <w:szCs w:val="26"/>
               </w:rPr>
-              <w:t>DenseNet121</w:t>
+              <w:t>DenseNet169</w:t>
             </w:r>
           </w:p>
         </w:tc>
@@ -27423,6 +27476,14 @@
                 <w:szCs w:val="26"/>
               </w:rPr>
             </w:pPr>
+            <w:r>
+              <w:rPr>
+                <w:color w:val="000000"/>
+                <w:sz w:val="26"/>
+                <w:szCs w:val="26"/>
+              </w:rPr>
+              <w:t>12M70</w:t>
+            </w:r>
           </w:p>
         </w:tc>
         <w:tc>
@@ -27432,7 +27493,154 @@
           <w:p>
             <w:pPr>
               <w:spacing w:before="120" w:after="120"/>
-              <w:jc w:val="center"/>
+              <w:jc w:val="both"/>
+              <w:cnfStyle w:val="000000000000" w:firstRow="0" w:lastRow="0" w:firstColumn="0" w:lastColumn="0" w:oddVBand="0" w:evenVBand="0" w:oddHBand="0" w:evenHBand="0" w:firstRowFirstColumn="0" w:firstRowLastColumn="0" w:lastRowFirstColumn="0" w:lastRowLastColumn="0"/>
+              <w:rPr>
+                <w:color w:val="000000"/>
+                <w:sz w:val="26"/>
+                <w:szCs w:val="26"/>
+              </w:rPr>
+            </w:pPr>
+          </w:p>
+        </w:tc>
+      </w:tr>
+      <w:tr>
+        <w:trPr>
+          <w:cnfStyle w:val="000000100000" w:firstRow="0" w:lastRow="0" w:firstColumn="0" w:lastColumn="0" w:oddVBand="0" w:evenVBand="0" w:oddHBand="1" w:evenHBand="0" w:firstRowFirstColumn="0" w:firstRowLastColumn="0" w:lastRowFirstColumn="0" w:lastRowLastColumn="0"/>
+          <w:trHeight w:val="665"/>
+          <w:jc w:val="center"/>
+        </w:trPr>
+        <w:tc>
+          <w:tcPr>
+            <w:cnfStyle w:val="001000000000" w:firstRow="0" w:lastRow="0" w:firstColumn="1" w:lastColumn="0" w:oddVBand="0" w:evenVBand="0" w:oddHBand="0" w:evenHBand="0" w:firstRowFirstColumn="0" w:firstRowLastColumn="0" w:lastRowFirstColumn="0" w:lastRowLastColumn="0"/>
+            <w:tcW w:w="1985" w:type="dxa"/>
+          </w:tcPr>
+          <w:p>
+            <w:pPr>
+              <w:spacing w:before="120" w:after="120"/>
+              <w:jc w:val="both"/>
+              <w:rPr>
+                <w:color w:val="000000"/>
+                <w:sz w:val="26"/>
+                <w:szCs w:val="26"/>
+              </w:rPr>
+            </w:pPr>
+            <w:r>
+              <w:rPr>
+                <w:color w:val="000000"/>
+                <w:sz w:val="26"/>
+                <w:szCs w:val="26"/>
+              </w:rPr>
+              <w:t>EfficientNetB0</w:t>
+            </w:r>
+          </w:p>
+        </w:tc>
+        <w:tc>
+          <w:tcPr>
+            <w:tcW w:w="1843" w:type="dxa"/>
+          </w:tcPr>
+          <w:p>
+            <w:pPr>
+              <w:spacing w:before="120" w:after="120"/>
+              <w:jc w:val="both"/>
+              <w:cnfStyle w:val="000000100000" w:firstRow="0" w:lastRow="0" w:firstColumn="0" w:lastColumn="0" w:oddVBand="0" w:evenVBand="0" w:oddHBand="1" w:evenHBand="0" w:firstRowFirstColumn="0" w:firstRowLastColumn="0" w:lastRowFirstColumn="0" w:lastRowLastColumn="0"/>
+              <w:rPr>
+                <w:color w:val="000000"/>
+                <w:sz w:val="26"/>
+                <w:szCs w:val="26"/>
+              </w:rPr>
+            </w:pPr>
+            <w:r>
+              <w:rPr>
+                <w:color w:val="000000"/>
+                <w:sz w:val="26"/>
+                <w:szCs w:val="26"/>
+              </w:rPr>
+              <w:t>3M60</w:t>
+            </w:r>
+          </w:p>
+        </w:tc>
+        <w:tc>
+          <w:tcPr>
+            <w:tcW w:w="1901" w:type="dxa"/>
+          </w:tcPr>
+          <w:p>
+            <w:pPr>
+              <w:spacing w:before="120" w:after="120"/>
+              <w:jc w:val="both"/>
+              <w:cnfStyle w:val="000000100000" w:firstRow="0" w:lastRow="0" w:firstColumn="0" w:lastColumn="0" w:oddVBand="0" w:evenVBand="0" w:oddHBand="1" w:evenHBand="0" w:firstRowFirstColumn="0" w:firstRowLastColumn="0" w:lastRowFirstColumn="0" w:lastRowLastColumn="0"/>
+              <w:rPr>
+                <w:color w:val="000000"/>
+                <w:sz w:val="26"/>
+                <w:szCs w:val="26"/>
+              </w:rPr>
+            </w:pPr>
+          </w:p>
+        </w:tc>
+      </w:tr>
+      <w:tr>
+        <w:trPr>
+          <w:trHeight w:val="650"/>
+          <w:jc w:val="center"/>
+        </w:trPr>
+        <w:tc>
+          <w:tcPr>
+            <w:cnfStyle w:val="001000000000" w:firstRow="0" w:lastRow="0" w:firstColumn="1" w:lastColumn="0" w:oddVBand="0" w:evenVBand="0" w:oddHBand="0" w:evenHBand="0" w:firstRowFirstColumn="0" w:firstRowLastColumn="0" w:lastRowFirstColumn="0" w:lastRowLastColumn="0"/>
+            <w:tcW w:w="1985" w:type="dxa"/>
+          </w:tcPr>
+          <w:p>
+            <w:pPr>
+              <w:spacing w:before="120" w:after="120"/>
+              <w:jc w:val="both"/>
+              <w:rPr>
+                <w:color w:val="000000"/>
+                <w:sz w:val="26"/>
+                <w:szCs w:val="26"/>
+              </w:rPr>
+            </w:pPr>
+            <w:r>
+              <w:rPr>
+                <w:color w:val="000000"/>
+                <w:sz w:val="26"/>
+                <w:szCs w:val="26"/>
+              </w:rPr>
+              <w:t>EfficientNetB1</w:t>
+            </w:r>
+          </w:p>
+        </w:tc>
+        <w:tc>
+          <w:tcPr>
+            <w:tcW w:w="1843" w:type="dxa"/>
+          </w:tcPr>
+          <w:p>
+            <w:pPr>
+              <w:spacing w:before="120" w:after="120"/>
+              <w:jc w:val="both"/>
+              <w:cnfStyle w:val="000000000000" w:firstRow="0" w:lastRow="0" w:firstColumn="0" w:lastColumn="0" w:oddVBand="0" w:evenVBand="0" w:oddHBand="0" w:evenHBand="0" w:firstRowFirstColumn="0" w:firstRowLastColumn="0" w:lastRowFirstColumn="0" w:lastRowLastColumn="0"/>
+              <w:rPr>
+                <w:color w:val="000000"/>
+                <w:sz w:val="26"/>
+                <w:szCs w:val="26"/>
+              </w:rPr>
+            </w:pPr>
+            <w:r>
+              <w:rPr>
+                <w:color w:val="000000"/>
+                <w:sz w:val="26"/>
+                <w:szCs w:val="26"/>
+              </w:rPr>
+              <w:t>6M11</w:t>
+            </w:r>
+          </w:p>
+        </w:tc>
+        <w:tc>
+          <w:tcPr>
+            <w:tcW w:w="1901" w:type="dxa"/>
+          </w:tcPr>
+          <w:p>
+            <w:pPr>
+              <w:spacing w:before="120" w:after="120"/>
+              <w:jc w:val="both"/>
               <w:cnfStyle w:val="000000000000" w:firstRow="0" w:lastRow="0" w:firstColumn="0" w:lastColumn="0" w:oddVBand="0" w:evenVBand="0" w:oddHBand="0" w:evenHBand="0" w:firstRowFirstColumn="0" w:firstRowLastColumn="0" w:lastRowFirstColumn="0" w:lastRowLastColumn="0"/>
               <w:rPr>
                 <w:color w:val="000000"/>
@@ -27470,7 +27678,7 @@
                 <w:sz w:val="26"/>
                 <w:szCs w:val="26"/>
               </w:rPr>
-              <w:t>DenseNet169</w:t>
+              <w:t>EfficientNetB2</w:t>
             </w:r>
           </w:p>
         </w:tc>
@@ -27489,6 +27697,14 @@
                 <w:szCs w:val="26"/>
               </w:rPr>
             </w:pPr>
+            <w:r>
+              <w:rPr>
+                <w:color w:val="000000"/>
+                <w:sz w:val="26"/>
+                <w:szCs w:val="26"/>
+              </w:rPr>
+              <w:t>7M21</w:t>
+            </w:r>
           </w:p>
         </w:tc>
         <w:tc>
@@ -27511,7 +27727,7 @@
       </w:tr>
       <w:tr>
         <w:trPr>
-          <w:trHeight w:val="665"/>
+          <w:trHeight w:val="650"/>
           <w:jc w:val="center"/>
         </w:trPr>
         <w:tc>
@@ -27535,7 +27751,7 @@
                 <w:sz w:val="26"/>
                 <w:szCs w:val="26"/>
               </w:rPr>
-              <w:t>EfficientNetB0</w:t>
+              <w:t>EfficientNetB3</w:t>
             </w:r>
           </w:p>
         </w:tc>
@@ -27560,7 +27776,15 @@
                 <w:sz w:val="26"/>
                 <w:szCs w:val="26"/>
               </w:rPr>
-              <w:t>3M60</w:t>
+              <w:t>10M1</w:t>
+            </w:r>
+            <w:r>
+              <w:rPr>
+                <w:color w:val="000000"/>
+                <w:sz w:val="26"/>
+                <w:szCs w:val="26"/>
+              </w:rPr>
+              <w:t>1</w:t>
             </w:r>
           </w:p>
         </w:tc>
@@ -27609,7 +27833,7 @@
                 <w:sz w:val="26"/>
                 <w:szCs w:val="26"/>
               </w:rPr>
-              <w:t>EfficientNetB1</w:t>
+              <w:t>EfficientNetB4</w:t>
             </w:r>
           </w:p>
         </w:tc>
@@ -27634,7 +27858,7 @@
                 <w:sz w:val="26"/>
                 <w:szCs w:val="26"/>
               </w:rPr>
-              <w:t>6M11</w:t>
+              <w:t>16M75</w:t>
             </w:r>
           </w:p>
         </w:tc>
@@ -27682,7 +27906,7 @@
                 <w:sz w:val="26"/>
                 <w:szCs w:val="26"/>
               </w:rPr>
-              <w:t>EfficientNetB2</w:t>
+              <w:t>ResNet152</w:t>
             </w:r>
           </w:p>
         </w:tc>
@@ -27707,7 +27931,7 @@
                 <w:sz w:val="26"/>
                 <w:szCs w:val="26"/>
               </w:rPr>
-              <w:t>7M21</w:t>
+              <w:t>58M29</w:t>
             </w:r>
           </w:p>
         </w:tc>
@@ -27756,7 +27980,7 @@
                 <w:sz w:val="26"/>
                 <w:szCs w:val="26"/>
               </w:rPr>
-              <w:t>EfficientNetB3</w:t>
+              <w:t>ResNet50</w:t>
             </w:r>
           </w:p>
         </w:tc>
@@ -27781,15 +28005,7 @@
                 <w:sz w:val="26"/>
                 <w:szCs w:val="26"/>
               </w:rPr>
-              <w:t>10M1</w:t>
-            </w:r>
-            <w:r>
-              <w:rPr>
-                <w:color w:val="000000"/>
-                <w:sz w:val="26"/>
-                <w:szCs w:val="26"/>
-              </w:rPr>
-              <w:t>1</w:t>
+              <w:t>23M52</w:t>
             </w:r>
           </w:p>
         </w:tc>
@@ -27837,7 +28053,7 @@
                 <w:sz w:val="26"/>
                 <w:szCs w:val="26"/>
               </w:rPr>
-              <w:t>EfficientNetB4</w:t>
+              <w:t>MobileNetV2</w:t>
             </w:r>
           </w:p>
         </w:tc>
@@ -27862,7 +28078,7 @@
                 <w:sz w:val="26"/>
                 <w:szCs w:val="26"/>
               </w:rPr>
-              <w:t>16M75</w:t>
+              <w:t>1M82</w:t>
             </w:r>
           </w:p>
         </w:tc>
@@ -27876,6 +28092,7 @@
               <w:jc w:val="both"/>
               <w:cnfStyle w:val="000000000000" w:firstRow="0" w:lastRow="0" w:firstColumn="0" w:lastColumn="0" w:oddVBand="0" w:evenVBand="0" w:oddHBand="0" w:evenHBand="0" w:firstRowFirstColumn="0" w:firstRowLastColumn="0" w:lastRowFirstColumn="0" w:lastRowLastColumn="0"/>
               <w:rPr>
+                <w:b/>
                 <w:color w:val="000000"/>
                 <w:sz w:val="26"/>
                 <w:szCs w:val="26"/>
@@ -27911,7 +28128,7 @@
                 <w:sz w:val="26"/>
                 <w:szCs w:val="26"/>
               </w:rPr>
-              <w:t>ResNet152</w:t>
+              <w:t>MobileNetV3</w:t>
             </w:r>
           </w:p>
         </w:tc>
@@ -27930,6 +28147,14 @@
                 <w:szCs w:val="26"/>
               </w:rPr>
             </w:pPr>
+            <w:r>
+              <w:rPr>
+                <w:color w:val="000000"/>
+                <w:sz w:val="26"/>
+                <w:szCs w:val="26"/>
+              </w:rPr>
+              <w:t>2M98</w:t>
+            </w:r>
           </w:p>
         </w:tc>
         <w:tc>
@@ -27941,202 +28166,6 @@
               <w:spacing w:before="120" w:after="120"/>
               <w:jc w:val="both"/>
               <w:cnfStyle w:val="000000100000" w:firstRow="0" w:lastRow="0" w:firstColumn="0" w:lastColumn="0" w:oddVBand="0" w:evenVBand="0" w:oddHBand="1" w:evenHBand="0" w:firstRowFirstColumn="0" w:firstRowLastColumn="0" w:lastRowFirstColumn="0" w:lastRowLastColumn="0"/>
-              <w:rPr>
-                <w:color w:val="000000"/>
-                <w:sz w:val="26"/>
-                <w:szCs w:val="26"/>
-              </w:rPr>
-            </w:pPr>
-          </w:p>
-        </w:tc>
-      </w:tr>
-      <w:tr>
-        <w:trPr>
-          <w:trHeight w:val="650"/>
-          <w:jc w:val="center"/>
-        </w:trPr>
-        <w:tc>
-          <w:tcPr>
-            <w:cnfStyle w:val="001000000000" w:firstRow="0" w:lastRow="0" w:firstColumn="1" w:lastColumn="0" w:oddVBand="0" w:evenVBand="0" w:oddHBand="0" w:evenHBand="0" w:firstRowFirstColumn="0" w:firstRowLastColumn="0" w:lastRowFirstColumn="0" w:lastRowLastColumn="0"/>
-            <w:tcW w:w="1985" w:type="dxa"/>
-          </w:tcPr>
-          <w:p>
-            <w:pPr>
-              <w:spacing w:before="120" w:after="120"/>
-              <w:jc w:val="both"/>
-              <w:rPr>
-                <w:color w:val="000000"/>
-                <w:sz w:val="26"/>
-                <w:szCs w:val="26"/>
-              </w:rPr>
-            </w:pPr>
-            <w:r>
-              <w:rPr>
-                <w:color w:val="000000"/>
-                <w:sz w:val="26"/>
-                <w:szCs w:val="26"/>
-              </w:rPr>
-              <w:t>ResNet50</w:t>
-            </w:r>
-          </w:p>
-        </w:tc>
-        <w:tc>
-          <w:tcPr>
-            <w:tcW w:w="1843" w:type="dxa"/>
-          </w:tcPr>
-          <w:p>
-            <w:pPr>
-              <w:spacing w:before="120" w:after="120"/>
-              <w:jc w:val="both"/>
-              <w:cnfStyle w:val="000000000000" w:firstRow="0" w:lastRow="0" w:firstColumn="0" w:lastColumn="0" w:oddVBand="0" w:evenVBand="0" w:oddHBand="0" w:evenHBand="0" w:firstRowFirstColumn="0" w:firstRowLastColumn="0" w:lastRowFirstColumn="0" w:lastRowLastColumn="0"/>
-              <w:rPr>
-                <w:color w:val="000000"/>
-                <w:sz w:val="26"/>
-                <w:szCs w:val="26"/>
-              </w:rPr>
-            </w:pPr>
-          </w:p>
-        </w:tc>
-        <w:tc>
-          <w:tcPr>
-            <w:tcW w:w="1901" w:type="dxa"/>
-          </w:tcPr>
-          <w:p>
-            <w:pPr>
-              <w:spacing w:before="120" w:after="120"/>
-              <w:jc w:val="both"/>
-              <w:cnfStyle w:val="000000000000" w:firstRow="0" w:lastRow="0" w:firstColumn="0" w:lastColumn="0" w:oddVBand="0" w:evenVBand="0" w:oddHBand="0" w:evenHBand="0" w:firstRowFirstColumn="0" w:firstRowLastColumn="0" w:lastRowFirstColumn="0" w:lastRowLastColumn="0"/>
-              <w:rPr>
-                <w:color w:val="000000"/>
-                <w:sz w:val="26"/>
-                <w:szCs w:val="26"/>
-              </w:rPr>
-            </w:pPr>
-          </w:p>
-        </w:tc>
-      </w:tr>
-      <w:tr>
-        <w:trPr>
-          <w:cnfStyle w:val="000000100000" w:firstRow="0" w:lastRow="0" w:firstColumn="0" w:lastColumn="0" w:oddVBand="0" w:evenVBand="0" w:oddHBand="1" w:evenHBand="0" w:firstRowFirstColumn="0" w:firstRowLastColumn="0" w:lastRowFirstColumn="0" w:lastRowLastColumn="0"/>
-          <w:trHeight w:val="650"/>
-          <w:jc w:val="center"/>
-        </w:trPr>
-        <w:tc>
-          <w:tcPr>
-            <w:cnfStyle w:val="001000000000" w:firstRow="0" w:lastRow="0" w:firstColumn="1" w:lastColumn="0" w:oddVBand="0" w:evenVBand="0" w:oddHBand="0" w:evenHBand="0" w:firstRowFirstColumn="0" w:firstRowLastColumn="0" w:lastRowFirstColumn="0" w:lastRowLastColumn="0"/>
-            <w:tcW w:w="1985" w:type="dxa"/>
-          </w:tcPr>
-          <w:p>
-            <w:pPr>
-              <w:spacing w:before="120" w:after="120"/>
-              <w:jc w:val="both"/>
-              <w:rPr>
-                <w:color w:val="000000"/>
-                <w:sz w:val="26"/>
-                <w:szCs w:val="26"/>
-              </w:rPr>
-            </w:pPr>
-            <w:r>
-              <w:rPr>
-                <w:color w:val="000000"/>
-                <w:sz w:val="26"/>
-                <w:szCs w:val="26"/>
-              </w:rPr>
-              <w:t>SwinBase</w:t>
-            </w:r>
-          </w:p>
-        </w:tc>
-        <w:tc>
-          <w:tcPr>
-            <w:tcW w:w="1843" w:type="dxa"/>
-          </w:tcPr>
-          <w:p>
-            <w:pPr>
-              <w:spacing w:before="120" w:after="120"/>
-              <w:jc w:val="both"/>
-              <w:cnfStyle w:val="000000100000" w:firstRow="0" w:lastRow="0" w:firstColumn="0" w:lastColumn="0" w:oddVBand="0" w:evenVBand="0" w:oddHBand="1" w:evenHBand="0" w:firstRowFirstColumn="0" w:firstRowLastColumn="0" w:lastRowFirstColumn="0" w:lastRowLastColumn="0"/>
-              <w:rPr>
-                <w:color w:val="000000"/>
-                <w:sz w:val="26"/>
-                <w:szCs w:val="26"/>
-              </w:rPr>
-            </w:pPr>
-          </w:p>
-        </w:tc>
-        <w:tc>
-          <w:tcPr>
-            <w:tcW w:w="1901" w:type="dxa"/>
-          </w:tcPr>
-          <w:p>
-            <w:pPr>
-              <w:spacing w:before="120" w:after="120"/>
-              <w:jc w:val="both"/>
-              <w:cnfStyle w:val="000000100000" w:firstRow="0" w:lastRow="0" w:firstColumn="0" w:lastColumn="0" w:oddVBand="0" w:evenVBand="0" w:oddHBand="1" w:evenHBand="0" w:firstRowFirstColumn="0" w:firstRowLastColumn="0" w:lastRowFirstColumn="0" w:lastRowLastColumn="0"/>
-              <w:rPr>
-                <w:color w:val="000000"/>
-                <w:sz w:val="26"/>
-                <w:szCs w:val="26"/>
-              </w:rPr>
-            </w:pPr>
-          </w:p>
-        </w:tc>
-      </w:tr>
-      <w:tr>
-        <w:trPr>
-          <w:trHeight w:val="650"/>
-          <w:jc w:val="center"/>
-        </w:trPr>
-        <w:tc>
-          <w:tcPr>
-            <w:cnfStyle w:val="001000000000" w:firstRow="0" w:lastRow="0" w:firstColumn="1" w:lastColumn="0" w:oddVBand="0" w:evenVBand="0" w:oddHBand="0" w:evenHBand="0" w:firstRowFirstColumn="0" w:firstRowLastColumn="0" w:lastRowFirstColumn="0" w:lastRowLastColumn="0"/>
-            <w:tcW w:w="1985" w:type="dxa"/>
-          </w:tcPr>
-          <w:p>
-            <w:pPr>
-              <w:spacing w:before="120" w:after="120"/>
-              <w:jc w:val="both"/>
-              <w:rPr>
-                <w:color w:val="000000"/>
-                <w:sz w:val="26"/>
-                <w:szCs w:val="26"/>
-              </w:rPr>
-            </w:pPr>
-            <w:r>
-              <w:rPr>
-                <w:color w:val="000000"/>
-                <w:sz w:val="26"/>
-                <w:szCs w:val="26"/>
-              </w:rPr>
-              <w:t>MobileNetV2</w:t>
-            </w:r>
-          </w:p>
-        </w:tc>
-        <w:tc>
-          <w:tcPr>
-            <w:tcW w:w="1843" w:type="dxa"/>
-          </w:tcPr>
-          <w:p>
-            <w:pPr>
-              <w:spacing w:before="120" w:after="120"/>
-              <w:jc w:val="both"/>
-              <w:cnfStyle w:val="000000000000" w:firstRow="0" w:lastRow="0" w:firstColumn="0" w:lastColumn="0" w:oddVBand="0" w:evenVBand="0" w:oddHBand="0" w:evenHBand="0" w:firstRowFirstColumn="0" w:firstRowLastColumn="0" w:lastRowFirstColumn="0" w:lastRowLastColumn="0"/>
-              <w:rPr>
-                <w:color w:val="000000"/>
-                <w:sz w:val="26"/>
-                <w:szCs w:val="26"/>
-              </w:rPr>
-            </w:pPr>
-          </w:p>
-        </w:tc>
-        <w:tc>
-          <w:tcPr>
-            <w:tcW w:w="1901" w:type="dxa"/>
-          </w:tcPr>
-          <w:p>
-            <w:pPr>
-              <w:spacing w:before="120" w:after="120"/>
-              <w:jc w:val="both"/>
-              <w:cnfStyle w:val="000000000000" w:firstRow="0" w:lastRow="0" w:firstColumn="0" w:lastColumn="0" w:oddVBand="0" w:evenVBand="0" w:oddHBand="0" w:evenHBand="0" w:firstRowFirstColumn="0" w:firstRowLastColumn="0" w:lastRowFirstColumn="0" w:lastRowLastColumn="0"/>
               <w:rPr>
                 <w:b/>
                 <w:color w:val="000000"/>
@@ -28176,16 +28205,7 @@
           <w:sz w:val="26"/>
           <w:szCs w:val="26"/>
         </w:rPr>
-        <w:t xml:space="preserve">Để đánh giá hiệu quả của phương pháp đề xuất trong nghiên cứu này, chúng tôi tiến hành so sánh với các công trình liên quan đã được công bố trước đây. Các so sánh này được thực hiện trên ba tập dữ liệu phổ biến trong lĩnh vực nhận diện cảm xúc khuôn mặt: RAF-DB, FER-2013 và CK+. Mỗi tập dữ liệu có những đặc điểm riêng biệt, từ dữ liệu thực tế với các điều kiện không kiểm soát (RAF-DB, FER-2013) đến dữ liệu phòng thí nghiệm được ghi nhận trong điều kiện lý tưởng (CK+). Việc so </w:t>
-      </w:r>
-      <w:r>
-        <w:rPr>
-          <w:color w:val="000000"/>
-          <w:sz w:val="26"/>
-          <w:szCs w:val="26"/>
-        </w:rPr>
-        <w:lastRenderedPageBreak/>
-        <w:t>sánh này nhằm làm rõ sự cải tiến hoặc khác biệt của các phương pháp được đề xuất trong nghiên cứu của chúng tôi so với các công trình tiêu biểu trước đó, dựa trên các chỉ số hiệu suất như độ chính xác</w:t>
+        <w:t>Để đánh giá hiệu quả của phương pháp đề xuất trong nghiên cứu này, chúng tôi tiến hành so sánh với các công trình liên quan đã được công bố trước đây. Các so sánh này được thực hiện trên ba tập dữ liệu phổ biến trong lĩnh vực nhận diện cảm xúc khuôn mặt: RAF-DB, FER-2013 và CK+. Mỗi tập dữ liệu có những đặc điểm riêng biệt, từ dữ liệu thực tế với các điều kiện không kiểm soát (RAF-DB, FER-2013) đến dữ liệu phòng thí nghiệm được ghi nhận trong điều kiện lý tưởng (CK+). Việc so sánh này nhằm làm rõ sự cải tiến hoặc khác biệt của các phương pháp được đề xuất trong nghiên cứu của chúng tôi so với các công trình tiêu biểu trước đó, dựa trên các chỉ số hiệu suất như độ chính xác</w:t>
       </w:r>
       <w:r>
         <w:rPr>
@@ -28213,7 +28233,16 @@
           <w:sz w:val="26"/>
           <w:szCs w:val="26"/>
         </w:rPr>
-        <w:t>Tập dữ liệu RAF-DB là một trong những bộ dữ liệu phổ biến để đánh giá khả năng nhận diện cảm xúc khuôn mặt trong các điều kiện thực tế, với các biến đổi về ánh sáng, góc quay và biểu cảm tự nhiên. Bảng 4 trình bày so sánh giữa nghiên cứu của chúng tôi và một công trình tiêu biểu gần đây của Mustafa Can Gursesli và cộng sự [24]. Trong khi phương pháp CLCM của Gursesli đạt độ chính xác 0.84, các phương pháp của chúng tôi, bao gồm vit_base_patch16_224, DenseNet121 và EfficientNetB4, lần lượt ghi nhận độ chính xác là 0.85, 0.84 và 0.84. Kết quả này cho thấy vit_base_patch16_224 mang lại cải thiện nhỏ nhưng đáng chú ý so với các phương pháp trước đó trên cùng tập dữ liệu.</w:t>
+        <w:t xml:space="preserve">Tập dữ liệu RAF-DB là một trong những bộ dữ liệu phổ biến để đánh giá khả năng nhận diện cảm xúc khuôn mặt trong các điều kiện thực tế, với các biến đổi về </w:t>
+      </w:r>
+      <w:r>
+        <w:rPr>
+          <w:color w:val="000000"/>
+          <w:sz w:val="26"/>
+          <w:szCs w:val="26"/>
+        </w:rPr>
+        <w:lastRenderedPageBreak/>
+        <w:t>ánh sáng, góc quay và biểu cảm tự nhiên. Bảng 4 trình bày so sánh giữa nghiên cứu của chúng tôi và một công trình tiêu biểu gần đây của Mustafa Can Gursesli và cộng sự [24]. Trong khi phương pháp CLCM của Gursesli đạt độ chính xác 0.84, các phương pháp của chúng tôi, bao gồm vit_base_patch16_224, DenseNet121 và EfficientNetB4, lần lượt ghi nhận độ chính xác là 0.85, 0.84 và 0.84. Kết quả này cho thấy vit_base_patch16_224 mang lại cải thiện nhỏ nhưng đáng chú ý so với các phương pháp trước đó trên cùng tập dữ liệu.</w:t>
       </w:r>
     </w:p>
     <w:p>
@@ -29233,7 +29262,6 @@
                 <w:sz w:val="26"/>
                 <w:szCs w:val="26"/>
               </w:rPr>
-              <w:lastRenderedPageBreak/>
               <w:t>Mustafa Can Gursesli</w:t>
             </w:r>
             <w:r>
@@ -29515,6 +29543,7 @@
                 <w:sz w:val="26"/>
                 <w:szCs w:val="26"/>
               </w:rPr>
+              <w:lastRenderedPageBreak/>
               <w:t>Ours</w:t>
             </w:r>
           </w:p>
@@ -30819,7 +30848,6 @@
                 <w:sz w:val="26"/>
                 <w:szCs w:val="26"/>
               </w:rPr>
-              <w:lastRenderedPageBreak/>
               <w:t>Mustafa Can Gursesli</w:t>
             </w:r>
             <w:r>
@@ -31003,6 +31031,7 @@
                 <w:sz w:val="26"/>
                 <w:szCs w:val="26"/>
               </w:rPr>
+              <w:lastRenderedPageBreak/>
               <w:t>Mustafa Can Gursesli</w:t>
             </w:r>
             <w:r>
@@ -32859,15 +32888,7 @@
           <w:sz w:val="26"/>
           <w:szCs w:val="26"/>
         </w:rPr>
-        <w:t xml:space="preserve">Đối tượng chính của ứng dụng là các nhà nghiên cứu, bác sĩ hoặc chuyên gia tâm lý học cần phân tích cảm xúc khuôn mặt từ hình ảnh hoặc video thời gian thực. Ứng dụng này hỗ trợ nhận diện cảm xúc (Surprise, Fear, Disgust, Happy, Sad, Angry, </w:t>
-      </w:r>
-      <w:r>
-        <w:rPr>
-          <w:sz w:val="26"/>
-          <w:szCs w:val="26"/>
-        </w:rPr>
-        <w:lastRenderedPageBreak/>
-        <w:t>Neutral) thông qua các mô hình học sâu và kỹ thuật xử lý ảnh tiên tiến, giúp ứng dụng trong nghiên cứu tâm lý, y học hoặc giám sát hành vi.</w:t>
+        <w:t>Đối tượng chính của ứng dụng là các nhà nghiên cứu, bác sĩ hoặc chuyên gia tâm lý học cần phân tích cảm xúc khuôn mặt từ hình ảnh hoặc video thời gian thực. Ứng dụng này hỗ trợ nhận diện cảm xúc (Surprise, Fear, Disgust, Happy, Sad, Angry, Neutral) thông qua các mô hình học sâu và kỹ thuật xử lý ảnh tiên tiến, giúp ứng dụng trong nghiên cứu tâm lý, y học hoặc giám sát hành vi.</w:t>
       </w:r>
     </w:p>
     <w:p>
@@ -32936,6 +32957,7 @@
           <w:sz w:val="26"/>
           <w:szCs w:val="26"/>
         </w:rPr>
+        <w:lastRenderedPageBreak/>
         <w:t>+</w:t>
       </w:r>
       <w:r>

--- a/BaoCao/B2111908_LuanVan.docx
+++ b/BaoCao/B2111908_LuanVan.docx
@@ -14566,7 +14566,6 @@
         </w:rPr>
         <w:t xml:space="preserve"> và tối ưu hóa AdamW (weight decay 1e-4). Hàm mất mát CrossEntropyLoss được sử dụng để đo lường sai lệch dự đoán. Mixed precision training với torch.cuda.amp được áp dụng để giảm thời gian tính toán và tối ưu bộ nhớ, kết hợp với scheduler (StepLR) để điều chỉnh learning rate động. Early stopping được triển khai dựa trên F1-score trên tập kiểm định, với patience là 20 epoch để ngăn overfitting. Sau mỗi quá trình huấn luyện, trọng số mô hình tốt nhất (dựa trên accuracy, F1-score hoặc loss) được lưu lại dưới dạng tệp </w:t>
       </w:r>
-      <w:proofErr w:type="gramStart"/>
       <w:r>
         <w:rPr>
           <w:sz w:val="26"/>
@@ -14581,7 +14580,6 @@
         </w:rPr>
         <w:t>.pth</w:t>
       </w:r>
-      <w:proofErr w:type="gramEnd"/>
       <w:r>
         <w:rPr>
           <w:sz w:val="26"/>
@@ -25600,7 +25598,7 @@
                 <w:sz w:val="26"/>
                 <w:szCs w:val="26"/>
               </w:rPr>
-              <w:t>0.8636</w:t>
+              <w:t>0.8348</w:t>
             </w:r>
           </w:p>
         </w:tc>
@@ -32751,7 +32749,7 @@
           <w:sz w:val="26"/>
           <w:szCs w:val="26"/>
         </w:rPr>
-        <w:t>Đối tượng chính của ứng dụng là các nhà nghiên cứu, bác sĩ hoặc chuyên gia tâm lý học cần phân tích cảm xúc khuôn mặt từ hình ảnh hoặc video thời gian thực. Ứng dụng này hỗ trợ nhận diện cảm xúc (Surprise, Fear, Disgust, Happy, Sad, Angry, Neutral) thông qua các mô hình học sâu và kỹ thuật xử lý ảnh tiên tiến, giúp ứng dụng trong nghiên cứu tâm lý, y học hoặc giám sát hành vi.</w:t>
+        <w:t>Ứng dụng web nhận diện cảm xúc khuôn mặt hướng đến nhiều đối tượng sử dụng đa dạng, từ cá nhân, nhà nghiên cứu, doanh nghiệp đến nhà phát triển phần mềm, với mục tiêu khai thác biểu cảm khuôn mặt để phân tích và ứng dụng thực tiễn. Đặc biệt, ứng dụng có thể được triển khai trong các rạp phim để nhận diện phản ứng cảm xúc của khán giả đối với các cảnh phim, giúp nhà sản xuất đánh giá hiệu quả nội dung và điều chỉnh chiến lược quảng bá. Tương tự, trên các biển quảng cáo thông minh, công nghệ này có thể phân tích cảm xúc của người xem khi tiếp cận sản phẩm hoặc thông điệp, từ đó hỗ trợ doanh nghiệp tối ưu hóa chiến dịch marketing, tăng tương tác và cải thiện trải nghiệm khách hàng. Với giao diện thân thiện và tính năng linh hoạt như phân tích thời gian thực hay báo cáo chi tiết, ứng dụng đảm bảo dễ dàng tiếp cận và đáp ứng nhu cầu của nhiều nhóm người dùng khác nhau.</w:t>
       </w:r>
     </w:p>
     <w:p>
@@ -32761,7 +32759,13 @@
       </w:pPr>
       <w:bookmarkStart w:id="527" w:name="_Toc194006519"/>
       <w:r>
-        <w:t>4.4.2 chức năng</w:t>
+        <w:t xml:space="preserve">4.4.2 </w:t>
+      </w:r>
+      <w:r>
+        <w:t>C</w:t>
+      </w:r>
+      <w:r>
+        <w:t>hức năng</w:t>
       </w:r>
       <w:bookmarkEnd w:id="527"/>
     </w:p>
@@ -32804,6 +32808,13 @@
         </w:rPr>
         <w:t>Tải lên hình ảnh để phân tích cảm xúc</w:t>
       </w:r>
+      <w:r>
+        <w:rPr>
+          <w:sz w:val="26"/>
+          <w:szCs w:val="26"/>
+        </w:rPr>
+        <w:t>:</w:t>
+      </w:r>
     </w:p>
     <w:p>
       <w:pPr>
@@ -32896,9 +32907,172 @@
     </w:p>
     <w:p>
       <w:pPr>
+        <w:keepNext/>
         <w:spacing w:before="120" w:after="120"/>
         <w:ind w:firstLine="360"/>
         <w:jc w:val="both"/>
+      </w:pPr>
+      <w:r>
+        <w:rPr>
+          <w:sz w:val="26"/>
+          <w:szCs w:val="26"/>
+        </w:rPr>
+        <w:lastRenderedPageBreak/>
+        <w:drawing>
+          <wp:inline distT="0" distB="0" distL="0" distR="0" wp14:anchorId="6EFA509F" wp14:editId="029D017F">
+            <wp:extent cx="5204911" cy="4701947"/>
+            <wp:effectExtent l="0" t="0" r="0" b="3810"/>
+            <wp:docPr id="1350925782" name="Picture 1" descr="A screenshot of a computer&#10;&#10;AI-generated content may be incorrect."/>
+            <wp:cNvGraphicFramePr>
+              <a:graphicFrameLocks xmlns:a="http://schemas.openxmlformats.org/drawingml/2006/main" noChangeAspect="1"/>
+            </wp:cNvGraphicFramePr>
+            <a:graphic xmlns:a="http://schemas.openxmlformats.org/drawingml/2006/main">
+              <a:graphicData uri="http://schemas.openxmlformats.org/drawingml/2006/picture">
+                <pic:pic xmlns:pic="http://schemas.openxmlformats.org/drawingml/2006/picture">
+                  <pic:nvPicPr>
+                    <pic:cNvPr id="1350925782" name="Picture 1" descr="A screenshot of a computer&#10;&#10;AI-generated content may be incorrect."/>
+                    <pic:cNvPicPr/>
+                  </pic:nvPicPr>
+                  <pic:blipFill>
+                    <a:blip r:embed="rId30"/>
+                    <a:stretch>
+                      <a:fillRect/>
+                    </a:stretch>
+                  </pic:blipFill>
+                  <pic:spPr>
+                    <a:xfrm>
+                      <a:off x="0" y="0"/>
+                      <a:ext cx="5204911" cy="4701947"/>
+                    </a:xfrm>
+                    <a:prstGeom prst="rect">
+                      <a:avLst/>
+                    </a:prstGeom>
+                  </pic:spPr>
+                </pic:pic>
+              </a:graphicData>
+            </a:graphic>
+          </wp:inline>
+        </w:drawing>
+      </w:r>
+    </w:p>
+    <w:p>
+      <w:pPr>
+        <w:pStyle w:val="Caption"/>
+      </w:pPr>
+      <w:r>
+        <w:t xml:space="preserve">Hình </w:t>
+      </w:r>
+      <w:r>
+        <w:fldChar w:fldCharType="begin"/>
+      </w:r>
+      <w:r>
+        <w:instrText xml:space="preserve"> SEQ Hình \* ARABIC </w:instrText>
+      </w:r>
+      <w:r>
+        <w:fldChar w:fldCharType="separate"/>
+      </w:r>
+      <w:r>
+        <w:rPr>
+          <w:noProof/>
+        </w:rPr>
+        <w:t>13</w:t>
+      </w:r>
+      <w:r>
+        <w:fldChar w:fldCharType="end"/>
+      </w:r>
+      <w:r>
+        <w:t xml:space="preserve">: </w:t>
+      </w:r>
+      <w:r>
+        <w:t>Giao diện tải lên ảnh</w:t>
+      </w:r>
+    </w:p>
+    <w:p>
+      <w:pPr>
+        <w:keepNext/>
+      </w:pPr>
+      <w:r>
+        <w:rPr>
+          <w:noProof/>
+        </w:rPr>
+        <w:lastRenderedPageBreak/>
+        <w:drawing>
+          <wp:inline distT="0" distB="0" distL="0" distR="0" wp14:anchorId="45F255A3" wp14:editId="04744119">
+            <wp:extent cx="5258256" cy="6607113"/>
+            <wp:effectExtent l="0" t="0" r="0" b="3810"/>
+            <wp:docPr id="1418490317" name="Picture 3" descr="A screenshot of a computer&#10;&#10;AI-generated content may be incorrect."/>
+            <wp:cNvGraphicFramePr>
+              <a:graphicFrameLocks xmlns:a="http://schemas.openxmlformats.org/drawingml/2006/main" noChangeAspect="1"/>
+            </wp:cNvGraphicFramePr>
+            <a:graphic xmlns:a="http://schemas.openxmlformats.org/drawingml/2006/main">
+              <a:graphicData uri="http://schemas.openxmlformats.org/drawingml/2006/picture">
+                <pic:pic xmlns:pic="http://schemas.openxmlformats.org/drawingml/2006/picture">
+                  <pic:nvPicPr>
+                    <pic:cNvPr id="1418490317" name="Picture 3" descr="A screenshot of a computer&#10;&#10;AI-generated content may be incorrect."/>
+                    <pic:cNvPicPr/>
+                  </pic:nvPicPr>
+                  <pic:blipFill>
+                    <a:blip r:embed="rId31">
+                      <a:extLst>
+                        <a:ext uri="{28A0092B-C50C-407E-A947-70E740481C1C}">
+                          <a14:useLocalDpi xmlns:a14="http://schemas.microsoft.com/office/drawing/2010/main" val="0"/>
+                        </a:ext>
+                      </a:extLst>
+                    </a:blip>
+                    <a:stretch>
+                      <a:fillRect/>
+                    </a:stretch>
+                  </pic:blipFill>
+                  <pic:spPr>
+                    <a:xfrm>
+                      <a:off x="0" y="0"/>
+                      <a:ext cx="5258256" cy="6607113"/>
+                    </a:xfrm>
+                    <a:prstGeom prst="rect">
+                      <a:avLst/>
+                    </a:prstGeom>
+                  </pic:spPr>
+                </pic:pic>
+              </a:graphicData>
+            </a:graphic>
+          </wp:inline>
+        </w:drawing>
+      </w:r>
+    </w:p>
+    <w:p>
+      <w:pPr>
+        <w:pStyle w:val="Caption"/>
+      </w:pPr>
+      <w:r>
+        <w:t xml:space="preserve">Hình </w:t>
+      </w:r>
+      <w:r>
+        <w:fldChar w:fldCharType="begin"/>
+      </w:r>
+      <w:r>
+        <w:instrText xml:space="preserve"> SEQ Hình \* ARABIC </w:instrText>
+      </w:r>
+      <w:r>
+        <w:fldChar w:fldCharType="separate"/>
+      </w:r>
+      <w:r>
+        <w:rPr>
+          <w:noProof/>
+        </w:rPr>
+        <w:t>14</w:t>
+      </w:r>
+      <w:r>
+        <w:fldChar w:fldCharType="end"/>
+      </w:r>
+      <w:r>
+        <w:t>: Trường hợp ảnh hợp lệ</w:t>
+      </w:r>
+    </w:p>
+    <w:p>
+      <w:pPr>
+        <w:spacing w:before="120" w:after="120"/>
+        <w:ind w:firstLine="360"/>
+        <w:jc w:val="both"/>
         <w:rPr>
           <w:sz w:val="26"/>
           <w:szCs w:val="26"/>
@@ -32916,7 +33090,313 @@
           <w:sz w:val="26"/>
           <w:szCs w:val="26"/>
         </w:rPr>
+        <w:t>Kết quả hiển thị</w:t>
+      </w:r>
+    </w:p>
+    <w:p>
+      <w:pPr>
+        <w:spacing w:before="120" w:after="120"/>
+        <w:ind w:firstLine="360"/>
+        <w:jc w:val="both"/>
+        <w:rPr>
+          <w:sz w:val="26"/>
+          <w:szCs w:val="26"/>
+        </w:rPr>
+      </w:pPr>
+      <w:r>
+        <w:rPr>
+          <w:sz w:val="26"/>
+          <w:szCs w:val="26"/>
+        </w:rPr>
+        <w:t xml:space="preserve">+ </w:t>
+      </w:r>
+      <w:r>
+        <w:rPr>
+          <w:sz w:val="26"/>
+          <w:szCs w:val="26"/>
+        </w:rPr>
+        <w:t>Nhãn cảm xúc (ví dụ: "Happy", "Sad").</w:t>
+      </w:r>
+    </w:p>
+    <w:p>
+      <w:pPr>
+        <w:spacing w:before="120" w:after="120"/>
+        <w:ind w:firstLine="360"/>
+        <w:jc w:val="both"/>
+        <w:rPr>
+          <w:sz w:val="26"/>
+          <w:szCs w:val="26"/>
+        </w:rPr>
+      </w:pPr>
+      <w:r>
+        <w:rPr>
+          <w:sz w:val="26"/>
+          <w:szCs w:val="26"/>
+        </w:rPr>
+        <w:t>+</w:t>
+      </w:r>
+      <w:r>
+        <w:rPr>
+          <w:sz w:val="26"/>
+          <w:szCs w:val="26"/>
+        </w:rPr>
+        <w:t xml:space="preserve"> </w:t>
+      </w:r>
+      <w:r>
+        <w:rPr>
+          <w:sz w:val="26"/>
+          <w:szCs w:val="26"/>
+        </w:rPr>
+        <w:t>Xác suất từng lớp cảm xúc dưới dạng thanh tiến trình (progress bar).</w:t>
+      </w:r>
+    </w:p>
+    <w:p/>
+    <w:p>
+      <w:pPr>
+        <w:keepNext/>
+      </w:pPr>
+      <w:r>
+        <w:rPr>
+          <w:noProof/>
+        </w:rPr>
+        <w:lastRenderedPageBreak/>
+        <w:drawing>
+          <wp:inline distT="0" distB="0" distL="0" distR="0" wp14:anchorId="3E990BA2" wp14:editId="5B41232B">
+            <wp:extent cx="5273497" cy="6629975"/>
+            <wp:effectExtent l="0" t="0" r="3810" b="0"/>
+            <wp:docPr id="2138866408" name="Picture 4" descr="A screenshot of a screen shot of a grass field&#10;&#10;AI-generated content may be incorrect."/>
+            <wp:cNvGraphicFramePr>
+              <a:graphicFrameLocks xmlns:a="http://schemas.openxmlformats.org/drawingml/2006/main" noChangeAspect="1"/>
+            </wp:cNvGraphicFramePr>
+            <a:graphic xmlns:a="http://schemas.openxmlformats.org/drawingml/2006/main">
+              <a:graphicData uri="http://schemas.openxmlformats.org/drawingml/2006/picture">
+                <pic:pic xmlns:pic="http://schemas.openxmlformats.org/drawingml/2006/picture">
+                  <pic:nvPicPr>
+                    <pic:cNvPr id="2138866408" name="Picture 4" descr="A screenshot of a screen shot of a grass field&#10;&#10;AI-generated content may be incorrect."/>
+                    <pic:cNvPicPr/>
+                  </pic:nvPicPr>
+                  <pic:blipFill>
+                    <a:blip r:embed="rId32">
+                      <a:extLst>
+                        <a:ext uri="{28A0092B-C50C-407E-A947-70E740481C1C}">
+                          <a14:useLocalDpi xmlns:a14="http://schemas.microsoft.com/office/drawing/2010/main" val="0"/>
+                        </a:ext>
+                      </a:extLst>
+                    </a:blip>
+                    <a:stretch>
+                      <a:fillRect/>
+                    </a:stretch>
+                  </pic:blipFill>
+                  <pic:spPr>
+                    <a:xfrm>
+                      <a:off x="0" y="0"/>
+                      <a:ext cx="5273497" cy="6629975"/>
+                    </a:xfrm>
+                    <a:prstGeom prst="rect">
+                      <a:avLst/>
+                    </a:prstGeom>
+                  </pic:spPr>
+                </pic:pic>
+              </a:graphicData>
+            </a:graphic>
+          </wp:inline>
+        </w:drawing>
+      </w:r>
+    </w:p>
+    <w:p>
+      <w:pPr>
+        <w:pStyle w:val="Caption"/>
+      </w:pPr>
+      <w:r>
+        <w:t xml:space="preserve">Hình </w:t>
+      </w:r>
+      <w:r>
+        <w:fldChar w:fldCharType="begin"/>
+      </w:r>
+      <w:r>
+        <w:instrText xml:space="preserve"> SEQ Hình \* ARABIC </w:instrText>
+      </w:r>
+      <w:r>
+        <w:fldChar w:fldCharType="separate"/>
+      </w:r>
+      <w:r>
+        <w:rPr>
+          <w:noProof/>
+        </w:rPr>
+        <w:t>15</w:t>
+      </w:r>
+      <w:r>
+        <w:fldChar w:fldCharType="end"/>
+      </w:r>
+      <w:r>
+        <w:t>: Trường hợp ảnh không hợp lệ</w:t>
+      </w:r>
+    </w:p>
+    <w:p>
+      <w:pPr>
+        <w:keepNext/>
+        <w:jc w:val="center"/>
+      </w:pPr>
+      <w:r>
+        <w:rPr>
+          <w:noProof/>
+        </w:rPr>
+        <w:lastRenderedPageBreak/>
+        <w:drawing>
+          <wp:inline distT="0" distB="0" distL="0" distR="0" wp14:anchorId="09AD124C" wp14:editId="01D3ACFD">
+            <wp:extent cx="5143946" cy="5006774"/>
+            <wp:effectExtent l="0" t="0" r="0" b="3810"/>
+            <wp:docPr id="67362500" name="Picture 5" descr="A screenshot of a computer&#10;&#10;AI-generated content may be incorrect."/>
+            <wp:cNvGraphicFramePr>
+              <a:graphicFrameLocks xmlns:a="http://schemas.openxmlformats.org/drawingml/2006/main" noChangeAspect="1"/>
+            </wp:cNvGraphicFramePr>
+            <a:graphic xmlns:a="http://schemas.openxmlformats.org/drawingml/2006/main">
+              <a:graphicData uri="http://schemas.openxmlformats.org/drawingml/2006/picture">
+                <pic:pic xmlns:pic="http://schemas.openxmlformats.org/drawingml/2006/picture">
+                  <pic:nvPicPr>
+                    <pic:cNvPr id="67362500" name="Picture 5" descr="A screenshot of a computer&#10;&#10;AI-generated content may be incorrect."/>
+                    <pic:cNvPicPr/>
+                  </pic:nvPicPr>
+                  <pic:blipFill>
+                    <a:blip r:embed="rId33">
+                      <a:extLst>
+                        <a:ext uri="{28A0092B-C50C-407E-A947-70E740481C1C}">
+                          <a14:useLocalDpi xmlns:a14="http://schemas.microsoft.com/office/drawing/2010/main" val="0"/>
+                        </a:ext>
+                      </a:extLst>
+                    </a:blip>
+                    <a:stretch>
+                      <a:fillRect/>
+                    </a:stretch>
+                  </pic:blipFill>
+                  <pic:spPr>
+                    <a:xfrm>
+                      <a:off x="0" y="0"/>
+                      <a:ext cx="5143946" cy="5006774"/>
+                    </a:xfrm>
+                    <a:prstGeom prst="rect">
+                      <a:avLst/>
+                    </a:prstGeom>
+                  </pic:spPr>
+                </pic:pic>
+              </a:graphicData>
+            </a:graphic>
+          </wp:inline>
+        </w:drawing>
+      </w:r>
+    </w:p>
+    <w:p>
+      <w:pPr>
+        <w:pStyle w:val="Caption"/>
+      </w:pPr>
+      <w:r>
+        <w:t xml:space="preserve">Hình </w:t>
+      </w:r>
+      <w:r>
+        <w:fldChar w:fldCharType="begin"/>
+      </w:r>
+      <w:r>
+        <w:instrText xml:space="preserve"> SEQ Hình \* ARABIC </w:instrText>
+      </w:r>
+      <w:r>
+        <w:fldChar w:fldCharType="separate"/>
+      </w:r>
+      <w:r>
+        <w:rPr>
+          <w:noProof/>
+        </w:rPr>
+        <w:t>16</w:t>
+      </w:r>
+      <w:r>
+        <w:fldChar w:fldCharType="end"/>
+      </w:r>
+      <w:r>
+        <w:t xml:space="preserve">: </w:t>
+      </w:r>
+      <w:r>
+        <w:t>Trường hợp ảnh không hợp lệ</w:t>
+      </w:r>
+    </w:p>
+    <w:p>
+      <w:pPr>
+        <w:spacing w:before="120" w:after="120"/>
+        <w:ind w:firstLine="360"/>
+        <w:jc w:val="both"/>
+        <w:rPr>
+          <w:sz w:val="26"/>
+          <w:szCs w:val="26"/>
+        </w:rPr>
+      </w:pPr>
+      <w:r>
+        <w:rPr>
+          <w:sz w:val="26"/>
+          <w:szCs w:val="26"/>
+        </w:rPr>
+        <w:t xml:space="preserve">- </w:t>
+      </w:r>
+      <w:r>
+        <w:rPr>
+          <w:sz w:val="26"/>
+          <w:szCs w:val="26"/>
+        </w:rPr>
+        <w:t>Hệ thống trả về thông báo "Không phát hiện khuôn mặt trong ảnh".</w:t>
+      </w:r>
+    </w:p>
+    <w:p>
+      <w:pPr>
+        <w:spacing w:before="120" w:after="120"/>
+        <w:ind w:firstLine="360"/>
+        <w:jc w:val="both"/>
+        <w:rPr>
+          <w:sz w:val="26"/>
+          <w:szCs w:val="26"/>
+        </w:rPr>
+      </w:pPr>
+      <w:r>
+        <w:rPr>
+          <w:sz w:val="26"/>
+          <w:szCs w:val="26"/>
+        </w:rPr>
+        <w:t xml:space="preserve">- </w:t>
+      </w:r>
+      <w:r>
+        <w:rPr>
+          <w:sz w:val="26"/>
+          <w:szCs w:val="26"/>
+        </w:rPr>
+        <w:t>Trường hợp lỗi khác (định dạng không hỗ trợ, kích thước không hợp lệ), hiển thị thông báo lỗi như "Định dạng file không hợp lệ".</w:t>
+      </w:r>
+    </w:p>
+    <w:p>
+      <w:pPr>
+        <w:spacing w:before="120" w:after="120"/>
+        <w:ind w:firstLine="360"/>
+        <w:jc w:val="both"/>
+        <w:rPr>
+          <w:sz w:val="26"/>
+          <w:szCs w:val="26"/>
+        </w:rPr>
+      </w:pPr>
+      <w:r>
+        <w:rPr>
+          <w:sz w:val="26"/>
+          <w:szCs w:val="26"/>
+        </w:rPr>
+        <w:t xml:space="preserve">- </w:t>
+      </w:r>
+      <w:r>
+        <w:rPr>
+          <w:sz w:val="26"/>
+          <w:szCs w:val="26"/>
+        </w:rPr>
         <w:t>Phân tích cảm xúc thời gian thực qua webcam</w:t>
+      </w:r>
+      <w:r>
+        <w:rPr>
+          <w:sz w:val="26"/>
+          <w:szCs w:val="26"/>
+        </w:rPr>
+        <w:t>:</w:t>
       </w:r>
     </w:p>
     <w:p>
@@ -33067,6 +33547,7 @@
           <w:sz w:val="26"/>
           <w:szCs w:val="26"/>
         </w:rPr>
+        <w:lastRenderedPageBreak/>
         <w:t xml:space="preserve">+ </w:t>
       </w:r>
       <w:r>
@@ -33075,6 +33556,771 @@
           <w:szCs w:val="26"/>
         </w:rPr>
         <w:t>Đối với video thời gian thực: Hiển thị nhãn cảm xúc trực tiếp trên video và thông tin chi tiết trong giao diện.</w:t>
+      </w:r>
+    </w:p>
+    <w:p>
+      <w:pPr>
+        <w:keepNext/>
+        <w:spacing w:before="120" w:after="120"/>
+        <w:ind w:firstLine="360"/>
+        <w:jc w:val="center"/>
+      </w:pPr>
+      <w:r>
+        <w:rPr>
+          <w:noProof/>
+          <w:sz w:val="26"/>
+          <w:szCs w:val="26"/>
+        </w:rPr>
+        <w:drawing>
+          <wp:inline distT="0" distB="0" distL="0" distR="0" wp14:anchorId="598AFB7A" wp14:editId="4021C872">
+            <wp:extent cx="5227773" cy="4709568"/>
+            <wp:effectExtent l="0" t="0" r="0" b="0"/>
+            <wp:docPr id="1581837953" name="Picture 6" descr="A screenshot of a computer&#10;&#10;AI-generated content may be incorrect."/>
+            <wp:cNvGraphicFramePr>
+              <a:graphicFrameLocks xmlns:a="http://schemas.openxmlformats.org/drawingml/2006/main" noChangeAspect="1"/>
+            </wp:cNvGraphicFramePr>
+            <a:graphic xmlns:a="http://schemas.openxmlformats.org/drawingml/2006/main">
+              <a:graphicData uri="http://schemas.openxmlformats.org/drawingml/2006/picture">
+                <pic:pic xmlns:pic="http://schemas.openxmlformats.org/drawingml/2006/picture">
+                  <pic:nvPicPr>
+                    <pic:cNvPr id="1581837953" name="Picture 6" descr="A screenshot of a computer&#10;&#10;AI-generated content may be incorrect."/>
+                    <pic:cNvPicPr/>
+                  </pic:nvPicPr>
+                  <pic:blipFill>
+                    <a:blip r:embed="rId34">
+                      <a:extLst>
+                        <a:ext uri="{28A0092B-C50C-407E-A947-70E740481C1C}">
+                          <a14:useLocalDpi xmlns:a14="http://schemas.microsoft.com/office/drawing/2010/main" val="0"/>
+                        </a:ext>
+                      </a:extLst>
+                    </a:blip>
+                    <a:stretch>
+                      <a:fillRect/>
+                    </a:stretch>
+                  </pic:blipFill>
+                  <pic:spPr>
+                    <a:xfrm>
+                      <a:off x="0" y="0"/>
+                      <a:ext cx="5227773" cy="4709568"/>
+                    </a:xfrm>
+                    <a:prstGeom prst="rect">
+                      <a:avLst/>
+                    </a:prstGeom>
+                  </pic:spPr>
+                </pic:pic>
+              </a:graphicData>
+            </a:graphic>
+          </wp:inline>
+        </w:drawing>
+      </w:r>
+    </w:p>
+    <w:p>
+      <w:pPr>
+        <w:pStyle w:val="Caption"/>
+      </w:pPr>
+      <w:r>
+        <w:t xml:space="preserve">Hình </w:t>
+      </w:r>
+      <w:r>
+        <w:fldChar w:fldCharType="begin"/>
+      </w:r>
+      <w:r>
+        <w:instrText xml:space="preserve"> SEQ Hình \* ARABIC </w:instrText>
+      </w:r>
+      <w:r>
+        <w:fldChar w:fldCharType="separate"/>
+      </w:r>
+      <w:r>
+        <w:rPr>
+          <w:noProof/>
+        </w:rPr>
+        <w:t>17</w:t>
+      </w:r>
+      <w:r>
+        <w:fldChar w:fldCharType="end"/>
+      </w:r>
+      <w:r>
+        <w:t>: Giao diện phần Real-time</w:t>
+      </w:r>
+    </w:p>
+    <w:p>
+      <w:pPr>
+        <w:spacing w:before="120" w:after="120"/>
+        <w:ind w:firstLine="360"/>
+        <w:jc w:val="both"/>
+        <w:rPr>
+          <w:sz w:val="26"/>
+          <w:szCs w:val="26"/>
+        </w:rPr>
+      </w:pPr>
+      <w:r>
+        <w:rPr>
+          <w:sz w:val="26"/>
+          <w:szCs w:val="26"/>
+        </w:rPr>
+        <w:t xml:space="preserve">- </w:t>
+      </w:r>
+      <w:r>
+        <w:rPr>
+          <w:sz w:val="26"/>
+          <w:szCs w:val="26"/>
+        </w:rPr>
+        <w:t>Giao diện gồm các chức năng:</w:t>
+      </w:r>
+    </w:p>
+    <w:p>
+      <w:pPr>
+        <w:spacing w:before="120" w:after="120"/>
+        <w:ind w:firstLine="360"/>
+        <w:jc w:val="both"/>
+        <w:rPr>
+          <w:sz w:val="26"/>
+          <w:szCs w:val="26"/>
+        </w:rPr>
+      </w:pPr>
+      <w:r>
+        <w:rPr>
+          <w:sz w:val="26"/>
+          <w:szCs w:val="26"/>
+        </w:rPr>
+        <w:t xml:space="preserve">+ </w:t>
+      </w:r>
+      <w:r>
+        <w:rPr>
+          <w:sz w:val="26"/>
+          <w:szCs w:val="26"/>
+        </w:rPr>
+        <w:t>Video từ webcam hiển thị trong khung chính.</w:t>
+      </w:r>
+    </w:p>
+    <w:p>
+      <w:pPr>
+        <w:spacing w:before="120" w:after="120"/>
+        <w:ind w:firstLine="360"/>
+        <w:jc w:val="both"/>
+        <w:rPr>
+          <w:sz w:val="26"/>
+          <w:szCs w:val="26"/>
+        </w:rPr>
+      </w:pPr>
+      <w:r>
+        <w:rPr>
+          <w:sz w:val="26"/>
+          <w:szCs w:val="26"/>
+        </w:rPr>
+        <w:t xml:space="preserve">+ </w:t>
+      </w:r>
+      <w:r>
+        <w:rPr>
+          <w:sz w:val="26"/>
+          <w:szCs w:val="26"/>
+        </w:rPr>
+        <w:t>Nút "Start" để bật/tắt webcam.</w:t>
+      </w:r>
+    </w:p>
+    <w:p>
+      <w:pPr>
+        <w:spacing w:before="120" w:after="120"/>
+        <w:ind w:firstLine="360"/>
+        <w:jc w:val="both"/>
+        <w:rPr>
+          <w:sz w:val="26"/>
+          <w:szCs w:val="26"/>
+        </w:rPr>
+      </w:pPr>
+      <w:r>
+        <w:rPr>
+          <w:sz w:val="26"/>
+          <w:szCs w:val="26"/>
+        </w:rPr>
+        <w:t xml:space="preserve">+ </w:t>
+      </w:r>
+      <w:r>
+        <w:rPr>
+          <w:sz w:val="26"/>
+          <w:szCs w:val="26"/>
+        </w:rPr>
+        <w:t>Nút "Switch Camera" và dropdown chọn camera (nếu có nhiều camera).</w:t>
+      </w:r>
+    </w:p>
+    <w:p>
+      <w:pPr>
+        <w:spacing w:before="120" w:after="120"/>
+        <w:ind w:firstLine="360"/>
+        <w:jc w:val="both"/>
+        <w:rPr>
+          <w:sz w:val="26"/>
+          <w:szCs w:val="26"/>
+        </w:rPr>
+      </w:pPr>
+      <w:r>
+        <w:rPr>
+          <w:sz w:val="26"/>
+          <w:szCs w:val="26"/>
+        </w:rPr>
+        <w:t xml:space="preserve">+ </w:t>
+      </w:r>
+      <w:r>
+        <w:rPr>
+          <w:sz w:val="26"/>
+          <w:szCs w:val="26"/>
+        </w:rPr>
+        <w:t>Canvas chồng lên video để vẽ nhãn cảm xúc.</w:t>
+      </w:r>
+    </w:p>
+    <w:p>
+      <w:pPr>
+        <w:keepNext/>
+      </w:pPr>
+      <w:r>
+        <w:rPr>
+          <w:noProof/>
+        </w:rPr>
+        <w:lastRenderedPageBreak/>
+        <w:drawing>
+          <wp:inline distT="0" distB="0" distL="0" distR="0" wp14:anchorId="543570D9" wp14:editId="45F62B0E">
+            <wp:extent cx="5433531" cy="6111770"/>
+            <wp:effectExtent l="0" t="0" r="0" b="3810"/>
+            <wp:docPr id="250244764" name="Picture 8" descr="A screenshot of a person's face&#10;&#10;AI-generated content may be incorrect."/>
+            <wp:cNvGraphicFramePr>
+              <a:graphicFrameLocks xmlns:a="http://schemas.openxmlformats.org/drawingml/2006/main" noChangeAspect="1"/>
+            </wp:cNvGraphicFramePr>
+            <a:graphic xmlns:a="http://schemas.openxmlformats.org/drawingml/2006/main">
+              <a:graphicData uri="http://schemas.openxmlformats.org/drawingml/2006/picture">
+                <pic:pic xmlns:pic="http://schemas.openxmlformats.org/drawingml/2006/picture">
+                  <pic:nvPicPr>
+                    <pic:cNvPr id="250244764" name="Picture 8" descr="A screenshot of a person's face&#10;&#10;AI-generated content may be incorrect."/>
+                    <pic:cNvPicPr/>
+                  </pic:nvPicPr>
+                  <pic:blipFill>
+                    <a:blip r:embed="rId35">
+                      <a:extLst>
+                        <a:ext uri="{28A0092B-C50C-407E-A947-70E740481C1C}">
+                          <a14:useLocalDpi xmlns:a14="http://schemas.microsoft.com/office/drawing/2010/main" val="0"/>
+                        </a:ext>
+                      </a:extLst>
+                    </a:blip>
+                    <a:stretch>
+                      <a:fillRect/>
+                    </a:stretch>
+                  </pic:blipFill>
+                  <pic:spPr>
+                    <a:xfrm>
+                      <a:off x="0" y="0"/>
+                      <a:ext cx="5433531" cy="6111770"/>
+                    </a:xfrm>
+                    <a:prstGeom prst="rect">
+                      <a:avLst/>
+                    </a:prstGeom>
+                  </pic:spPr>
+                </pic:pic>
+              </a:graphicData>
+            </a:graphic>
+          </wp:inline>
+        </w:drawing>
+      </w:r>
+    </w:p>
+    <w:p>
+      <w:pPr>
+        <w:pStyle w:val="Caption"/>
+      </w:pPr>
+      <w:r>
+        <w:t xml:space="preserve">Hình </w:t>
+      </w:r>
+      <w:r>
+        <w:fldChar w:fldCharType="begin"/>
+      </w:r>
+      <w:r>
+        <w:instrText xml:space="preserve"> SEQ Hình \* ARABIC </w:instrText>
+      </w:r>
+      <w:r>
+        <w:fldChar w:fldCharType="separate"/>
+      </w:r>
+      <w:r>
+        <w:rPr>
+          <w:noProof/>
+        </w:rPr>
+        <w:t>18</w:t>
+      </w:r>
+      <w:r>
+        <w:fldChar w:fldCharType="end"/>
+      </w:r>
+      <w:r>
+        <w:t>: Trường hợp tìm thấy khuôn mặt</w:t>
+      </w:r>
+    </w:p>
+    <w:p>
+      <w:pPr>
+        <w:spacing w:before="120" w:after="120"/>
+        <w:ind w:firstLine="360"/>
+        <w:jc w:val="both"/>
+        <w:rPr>
+          <w:sz w:val="26"/>
+          <w:szCs w:val="26"/>
+        </w:rPr>
+      </w:pPr>
+      <w:r>
+        <w:rPr>
+          <w:sz w:val="26"/>
+          <w:szCs w:val="26"/>
+        </w:rPr>
+        <w:t xml:space="preserve">- </w:t>
+      </w:r>
+      <w:r>
+        <w:rPr>
+          <w:sz w:val="26"/>
+          <w:szCs w:val="26"/>
+        </w:rPr>
+        <w:t>Khi webcam ghi nhận khuôn mặt:</w:t>
+      </w:r>
+    </w:p>
+    <w:p>
+      <w:pPr>
+        <w:spacing w:before="120" w:after="120"/>
+        <w:ind w:firstLine="360"/>
+        <w:jc w:val="both"/>
+        <w:rPr>
+          <w:sz w:val="26"/>
+          <w:szCs w:val="26"/>
+        </w:rPr>
+      </w:pPr>
+      <w:r>
+        <w:rPr>
+          <w:sz w:val="26"/>
+          <w:szCs w:val="26"/>
+        </w:rPr>
+        <w:t xml:space="preserve">+ </w:t>
+      </w:r>
+      <w:r>
+        <w:rPr>
+          <w:sz w:val="26"/>
+          <w:szCs w:val="26"/>
+        </w:rPr>
+        <w:t xml:space="preserve">Hệ thống xử lý từng frame (200ms/frame) bằng MediaPipe để phát hiện khuôn mặt, sau đó dự đoán cảm xúc bằng mô hình </w:t>
+      </w:r>
+      <w:r>
+        <w:rPr>
+          <w:sz w:val="26"/>
+          <w:szCs w:val="26"/>
+        </w:rPr>
+        <w:t>EfficientNetB4</w:t>
+      </w:r>
+      <w:r>
+        <w:rPr>
+          <w:sz w:val="26"/>
+          <w:szCs w:val="26"/>
+        </w:rPr>
+        <w:t>.</w:t>
+      </w:r>
+    </w:p>
+    <w:p>
+      <w:pPr>
+        <w:spacing w:before="120" w:after="120"/>
+        <w:ind w:firstLine="360"/>
+        <w:jc w:val="both"/>
+        <w:rPr>
+          <w:sz w:val="26"/>
+          <w:szCs w:val="26"/>
+        </w:rPr>
+      </w:pPr>
+      <w:r>
+        <w:rPr>
+          <w:sz w:val="26"/>
+          <w:szCs w:val="26"/>
+        </w:rPr>
+        <w:t xml:space="preserve">- </w:t>
+      </w:r>
+      <w:r>
+        <w:rPr>
+          <w:sz w:val="26"/>
+          <w:szCs w:val="26"/>
+        </w:rPr>
+        <w:t>Kết quả hiện thị bao gồm:</w:t>
+      </w:r>
+    </w:p>
+    <w:p>
+      <w:pPr>
+        <w:spacing w:before="120" w:after="120"/>
+        <w:ind w:firstLine="360"/>
+        <w:jc w:val="both"/>
+        <w:rPr>
+          <w:sz w:val="26"/>
+          <w:szCs w:val="26"/>
+        </w:rPr>
+      </w:pPr>
+      <w:r>
+        <w:rPr>
+          <w:sz w:val="26"/>
+          <w:szCs w:val="26"/>
+        </w:rPr>
+        <w:t xml:space="preserve">+ </w:t>
+      </w:r>
+      <w:r>
+        <w:rPr>
+          <w:sz w:val="26"/>
+          <w:szCs w:val="26"/>
+        </w:rPr>
+        <w:t>Bounding box màu xanh quanh khuôn mặt.</w:t>
+      </w:r>
+    </w:p>
+    <w:p>
+      <w:pPr>
+        <w:spacing w:before="120" w:after="120"/>
+        <w:ind w:firstLine="360"/>
+        <w:jc w:val="both"/>
+        <w:rPr>
+          <w:sz w:val="26"/>
+          <w:szCs w:val="26"/>
+        </w:rPr>
+      </w:pPr>
+      <w:r>
+        <w:rPr>
+          <w:sz w:val="26"/>
+          <w:szCs w:val="26"/>
+        </w:rPr>
+        <w:t xml:space="preserve">+ </w:t>
+      </w:r>
+      <w:r>
+        <w:rPr>
+          <w:sz w:val="26"/>
+          <w:szCs w:val="26"/>
+        </w:rPr>
+        <w:t>Nhãn cảm xúc (ví dụ: "</w:t>
+      </w:r>
+      <w:r>
+        <w:rPr>
+          <w:sz w:val="26"/>
+          <w:szCs w:val="26"/>
+        </w:rPr>
+        <w:t>Neutral</w:t>
+      </w:r>
+      <w:r>
+        <w:rPr>
+          <w:sz w:val="26"/>
+          <w:szCs w:val="26"/>
+        </w:rPr>
+        <w:t>") hiển thị phía trên bounding box.</w:t>
+      </w:r>
+    </w:p>
+    <w:p>
+      <w:pPr>
+        <w:spacing w:before="120" w:after="120"/>
+        <w:ind w:firstLine="360"/>
+        <w:jc w:val="both"/>
+        <w:rPr>
+          <w:sz w:val="26"/>
+          <w:szCs w:val="26"/>
+        </w:rPr>
+      </w:pPr>
+      <w:r>
+        <w:rPr>
+          <w:sz w:val="26"/>
+          <w:szCs w:val="26"/>
+        </w:rPr>
+        <w:t xml:space="preserve">+ </w:t>
+      </w:r>
+      <w:r>
+        <w:rPr>
+          <w:sz w:val="26"/>
+          <w:szCs w:val="26"/>
+        </w:rPr>
+        <w:t xml:space="preserve">Danh sách cảm xúc chi tiết trong khu vực kết quả (ví dụ: "Face 1: </w:t>
+      </w:r>
+      <w:r>
+        <w:rPr>
+          <w:sz w:val="26"/>
+          <w:szCs w:val="26"/>
+        </w:rPr>
+        <w:t>Neutral</w:t>
+      </w:r>
+      <w:r>
+        <w:rPr>
+          <w:sz w:val="26"/>
+          <w:szCs w:val="26"/>
+        </w:rPr>
+        <w:t xml:space="preserve"> </w:t>
+      </w:r>
+      <w:r>
+        <w:rPr>
+          <w:sz w:val="26"/>
+          <w:szCs w:val="26"/>
+        </w:rPr>
+        <w:t>").</w:t>
+      </w:r>
+    </w:p>
+    <w:p>
+      <w:pPr>
+        <w:keepNext/>
+        <w:spacing w:before="120" w:after="120"/>
+        <w:ind w:firstLine="360"/>
+        <w:jc w:val="both"/>
+      </w:pPr>
+      <w:r>
+        <w:rPr>
+          <w:noProof/>
+          <w:sz w:val="26"/>
+          <w:szCs w:val="26"/>
+        </w:rPr>
+        <w:lastRenderedPageBreak/>
+        <w:drawing>
+          <wp:inline distT="0" distB="0" distL="0" distR="0" wp14:anchorId="3C719FC3" wp14:editId="04E31362">
+            <wp:extent cx="5349704" cy="6066046"/>
+            <wp:effectExtent l="0" t="0" r="3810" b="0"/>
+            <wp:docPr id="1445678167" name="Picture 9" descr="A screenshot of a screen&#10;&#10;AI-generated content may be incorrect."/>
+            <wp:cNvGraphicFramePr>
+              <a:graphicFrameLocks xmlns:a="http://schemas.openxmlformats.org/drawingml/2006/main" noChangeAspect="1"/>
+            </wp:cNvGraphicFramePr>
+            <a:graphic xmlns:a="http://schemas.openxmlformats.org/drawingml/2006/main">
+              <a:graphicData uri="http://schemas.openxmlformats.org/drawingml/2006/picture">
+                <pic:pic xmlns:pic="http://schemas.openxmlformats.org/drawingml/2006/picture">
+                  <pic:nvPicPr>
+                    <pic:cNvPr id="1445678167" name="Picture 9" descr="A screenshot of a screen&#10;&#10;AI-generated content may be incorrect."/>
+                    <pic:cNvPicPr/>
+                  </pic:nvPicPr>
+                  <pic:blipFill>
+                    <a:blip r:embed="rId36">
+                      <a:extLst>
+                        <a:ext uri="{28A0092B-C50C-407E-A947-70E740481C1C}">
+                          <a14:useLocalDpi xmlns:a14="http://schemas.microsoft.com/office/drawing/2010/main" val="0"/>
+                        </a:ext>
+                      </a:extLst>
+                    </a:blip>
+                    <a:stretch>
+                      <a:fillRect/>
+                    </a:stretch>
+                  </pic:blipFill>
+                  <pic:spPr>
+                    <a:xfrm>
+                      <a:off x="0" y="0"/>
+                      <a:ext cx="5349704" cy="6066046"/>
+                    </a:xfrm>
+                    <a:prstGeom prst="rect">
+                      <a:avLst/>
+                    </a:prstGeom>
+                  </pic:spPr>
+                </pic:pic>
+              </a:graphicData>
+            </a:graphic>
+          </wp:inline>
+        </w:drawing>
+      </w:r>
+    </w:p>
+    <w:p>
+      <w:pPr>
+        <w:pStyle w:val="Caption"/>
+        <w:rPr>
+          <w:sz w:val="26"/>
+        </w:rPr>
+      </w:pPr>
+      <w:r>
+        <w:t xml:space="preserve">Hình </w:t>
+      </w:r>
+      <w:r>
+        <w:fldChar w:fldCharType="begin"/>
+      </w:r>
+      <w:r>
+        <w:instrText xml:space="preserve"> SEQ Hình \* ARABIC </w:instrText>
+      </w:r>
+      <w:r>
+        <w:fldChar w:fldCharType="separate"/>
+      </w:r>
+      <w:r>
+        <w:rPr>
+          <w:noProof/>
+        </w:rPr>
+        <w:t>19</w:t>
+      </w:r>
+      <w:r>
+        <w:fldChar w:fldCharType="end"/>
+      </w:r>
+      <w:r>
+        <w:t>: Trường hợp không tìm thấy khuôn mặt</w:t>
+      </w:r>
+    </w:p>
+    <w:p>
+      <w:pPr>
+        <w:spacing w:before="120" w:after="120"/>
+        <w:ind w:firstLine="360"/>
+        <w:jc w:val="both"/>
+        <w:rPr>
+          <w:sz w:val="26"/>
+          <w:szCs w:val="26"/>
+        </w:rPr>
+      </w:pPr>
+      <w:r>
+        <w:rPr>
+          <w:sz w:val="26"/>
+          <w:szCs w:val="26"/>
+        </w:rPr>
+        <w:t xml:space="preserve">- </w:t>
+      </w:r>
+      <w:r>
+        <w:rPr>
+          <w:sz w:val="26"/>
+          <w:szCs w:val="26"/>
+        </w:rPr>
+        <w:t>Nếu không có khuôn mặt trong khung hình:</w:t>
+      </w:r>
+    </w:p>
+    <w:p>
+      <w:pPr>
+        <w:spacing w:before="120" w:after="120"/>
+        <w:ind w:firstLine="360"/>
+        <w:jc w:val="both"/>
+        <w:rPr>
+          <w:sz w:val="26"/>
+          <w:szCs w:val="26"/>
+        </w:rPr>
+      </w:pPr>
+      <w:r>
+        <w:rPr>
+          <w:sz w:val="26"/>
+          <w:szCs w:val="26"/>
+        </w:rPr>
+        <w:t xml:space="preserve">+ </w:t>
+      </w:r>
+      <w:r>
+        <w:rPr>
+          <w:sz w:val="26"/>
+          <w:szCs w:val="26"/>
+        </w:rPr>
+        <w:t>Hệ thống hiển thị thông báo "Không phát hiện khuôn mặt" trong khu vực kết quả.</w:t>
+      </w:r>
+    </w:p>
+    <w:p>
+      <w:pPr>
+        <w:spacing w:before="120" w:after="120"/>
+        <w:ind w:firstLine="360"/>
+        <w:jc w:val="both"/>
+        <w:rPr>
+          <w:sz w:val="26"/>
+          <w:szCs w:val="26"/>
+        </w:rPr>
+      </w:pPr>
+      <w:r>
+        <w:rPr>
+          <w:sz w:val="26"/>
+          <w:szCs w:val="26"/>
+        </w:rPr>
+        <w:t xml:space="preserve">+ </w:t>
+      </w:r>
+      <w:r>
+        <w:rPr>
+          <w:sz w:val="26"/>
+          <w:szCs w:val="26"/>
+        </w:rPr>
+        <w:t>Canvas video không hiển thị bounding box hay nhãn cảm xúc.</w:t>
+      </w:r>
+    </w:p>
+    <w:p>
+      <w:pPr>
+        <w:keepNext/>
+        <w:spacing w:before="120" w:after="120"/>
+        <w:ind w:firstLine="360"/>
+        <w:jc w:val="both"/>
+      </w:pPr>
+      <w:r>
+        <w:rPr>
+          <w:noProof/>
+          <w:sz w:val="26"/>
+          <w:szCs w:val="26"/>
+        </w:rPr>
+        <w:lastRenderedPageBreak/>
+        <w:drawing>
+          <wp:inline distT="0" distB="0" distL="0" distR="0" wp14:anchorId="75D8A9BC" wp14:editId="0BC1A43B">
+            <wp:extent cx="5342083" cy="5044877"/>
+            <wp:effectExtent l="0" t="0" r="0" b="3810"/>
+            <wp:docPr id="992489636" name="Picture 10" descr="A screenshot of a video chat&#10;&#10;AI-generated content may be incorrect."/>
+            <wp:cNvGraphicFramePr>
+              <a:graphicFrameLocks xmlns:a="http://schemas.openxmlformats.org/drawingml/2006/main" noChangeAspect="1"/>
+            </wp:cNvGraphicFramePr>
+            <a:graphic xmlns:a="http://schemas.openxmlformats.org/drawingml/2006/main">
+              <a:graphicData uri="http://schemas.openxmlformats.org/drawingml/2006/picture">
+                <pic:pic xmlns:pic="http://schemas.openxmlformats.org/drawingml/2006/picture">
+                  <pic:nvPicPr>
+                    <pic:cNvPr id="992489636" name="Picture 10" descr="A screenshot of a video chat&#10;&#10;AI-generated content may be incorrect."/>
+                    <pic:cNvPicPr/>
+                  </pic:nvPicPr>
+                  <pic:blipFill>
+                    <a:blip r:embed="rId37">
+                      <a:extLst>
+                        <a:ext uri="{28A0092B-C50C-407E-A947-70E740481C1C}">
+                          <a14:useLocalDpi xmlns:a14="http://schemas.microsoft.com/office/drawing/2010/main" val="0"/>
+                        </a:ext>
+                      </a:extLst>
+                    </a:blip>
+                    <a:stretch>
+                      <a:fillRect/>
+                    </a:stretch>
+                  </pic:blipFill>
+                  <pic:spPr>
+                    <a:xfrm>
+                      <a:off x="0" y="0"/>
+                      <a:ext cx="5342083" cy="5044877"/>
+                    </a:xfrm>
+                    <a:prstGeom prst="rect">
+                      <a:avLst/>
+                    </a:prstGeom>
+                  </pic:spPr>
+                </pic:pic>
+              </a:graphicData>
+            </a:graphic>
+          </wp:inline>
+        </w:drawing>
+      </w:r>
+    </w:p>
+    <w:p>
+      <w:pPr>
+        <w:pStyle w:val="Caption"/>
+      </w:pPr>
+      <w:r>
+        <w:t xml:space="preserve">Hình </w:t>
+      </w:r>
+      <w:r>
+        <w:fldChar w:fldCharType="begin"/>
+      </w:r>
+      <w:r>
+        <w:instrText xml:space="preserve"> SEQ Hình \* ARABIC </w:instrText>
+      </w:r>
+      <w:r>
+        <w:fldChar w:fldCharType="separate"/>
+      </w:r>
+      <w:r>
+        <w:rPr>
+          <w:noProof/>
+        </w:rPr>
+        <w:t>20</w:t>
+      </w:r>
+      <w:r>
+        <w:fldChar w:fldCharType="end"/>
+      </w:r>
+      <w:r>
+        <w:t>: Trường hợp Camera lỗi</w:t>
+      </w:r>
+    </w:p>
+    <w:p>
+      <w:pPr>
+        <w:spacing w:before="120" w:after="120"/>
+        <w:ind w:firstLine="360"/>
+        <w:jc w:val="both"/>
+        <w:rPr>
+          <w:sz w:val="26"/>
+          <w:szCs w:val="26"/>
+        </w:rPr>
+      </w:pPr>
+      <w:r>
+        <w:rPr>
+          <w:sz w:val="26"/>
+          <w:szCs w:val="26"/>
+        </w:rPr>
+        <w:t xml:space="preserve">- </w:t>
+      </w:r>
+      <w:r>
+        <w:rPr>
+          <w:sz w:val="26"/>
+          <w:szCs w:val="26"/>
+        </w:rPr>
+        <w:t>Nếu Camera lỗi hiển thị thông báo lỗi.</w:t>
       </w:r>
     </w:p>
     <w:p>
@@ -33092,10 +34338,126 @@
       <w:bookmarkEnd w:id="528"/>
     </w:p>
     <w:p>
-      <w:r>
-        <w:t xml:space="preserve">- Trang chủ hệ thống </w:t>
-      </w:r>
-    </w:p>
+      <w:pPr>
+        <w:spacing w:before="120" w:after="120"/>
+        <w:ind w:firstLine="360"/>
+        <w:jc w:val="both"/>
+        <w:rPr>
+          <w:sz w:val="26"/>
+          <w:szCs w:val="26"/>
+        </w:rPr>
+      </w:pPr>
+      <w:r>
+        <w:rPr>
+          <w:sz w:val="26"/>
+          <w:szCs w:val="26"/>
+        </w:rPr>
+        <w:t xml:space="preserve">- </w:t>
+      </w:r>
+      <w:r>
+        <w:rPr>
+          <w:sz w:val="26"/>
+          <w:szCs w:val="26"/>
+        </w:rPr>
+        <w:t>Ứng dụng sử dụng mô hình EfficientNetB4 với 7 lớp cảm xúc (Surprise, Fear, Disgust, Happy, Sad, Angry, Neutral), được huấn luyện trước và tải từ file "</w:t>
+      </w:r>
+      <w:r>
+        <w:rPr>
+          <w:sz w:val="26"/>
+          <w:szCs w:val="26"/>
+        </w:rPr>
+        <w:t xml:space="preserve"> </w:t>
+      </w:r>
+      <w:r>
+        <w:rPr>
+          <w:sz w:val="26"/>
+          <w:szCs w:val="26"/>
+        </w:rPr>
+        <w:t>EfficientNetB4 _f1.pth".</w:t>
+      </w:r>
+    </w:p>
+    <w:p>
+      <w:pPr>
+        <w:spacing w:before="120" w:after="120"/>
+        <w:ind w:firstLine="360"/>
+        <w:jc w:val="both"/>
+        <w:rPr>
+          <w:sz w:val="26"/>
+          <w:szCs w:val="26"/>
+        </w:rPr>
+      </w:pPr>
+      <w:r>
+        <w:rPr>
+          <w:sz w:val="26"/>
+          <w:szCs w:val="26"/>
+        </w:rPr>
+        <w:t xml:space="preserve">- </w:t>
+      </w:r>
+      <w:r>
+        <w:rPr>
+          <w:sz w:val="26"/>
+          <w:szCs w:val="26"/>
+        </w:rPr>
+        <w:t>Phát hiện khuôn mặt bằng MediaPipe Face Mesh (tối đa 100 khuôn mặt, ngưỡng tin cậy 0.5) hoặc dự phòng bằng Haar Cascade nếu MediaPipe không hoạt động.</w:t>
+      </w:r>
+    </w:p>
+    <w:p>
+      <w:pPr>
+        <w:spacing w:before="120" w:after="120"/>
+        <w:ind w:firstLine="360"/>
+        <w:jc w:val="both"/>
+        <w:rPr>
+          <w:sz w:val="26"/>
+          <w:szCs w:val="26"/>
+        </w:rPr>
+      </w:pPr>
+      <w:r>
+        <w:rPr>
+          <w:sz w:val="26"/>
+          <w:szCs w:val="26"/>
+        </w:rPr>
+        <w:t xml:space="preserve">- </w:t>
+      </w:r>
+      <w:r>
+        <w:rPr>
+          <w:sz w:val="26"/>
+          <w:szCs w:val="26"/>
+        </w:rPr>
+        <w:t>Xử lý thời gian thực được tối ưu bằng hàng đợi (queue) và luồng xử lý riêng (threading), đảm bảo không làm gián đoạn giao diện người dùng.</w:t>
+      </w:r>
+    </w:p>
+    <w:p>
+      <w:pPr>
+        <w:spacing w:before="120" w:after="120"/>
+        <w:ind w:firstLine="360"/>
+        <w:jc w:val="both"/>
+        <w:rPr>
+          <w:sz w:val="26"/>
+          <w:szCs w:val="26"/>
+        </w:rPr>
+      </w:pPr>
+      <w:r>
+        <w:rPr>
+          <w:sz w:val="26"/>
+          <w:szCs w:val="26"/>
+        </w:rPr>
+        <w:t xml:space="preserve">- </w:t>
+      </w:r>
+      <w:r>
+        <w:rPr>
+          <w:sz w:val="26"/>
+          <w:szCs w:val="26"/>
+        </w:rPr>
+        <w:t>Kết quả được gửi qua SocketIO cho chế độ thời gian thực, đảm bảo phản hồi nhanh với độ trễ thấp.</w:t>
+      </w:r>
+    </w:p>
+    <w:p/>
+    <w:p>
+      <w:pPr>
+        <w:keepNext/>
+      </w:pPr>
+    </w:p>
+    <w:p/>
     <w:p>
       <w:pPr>
         <w:rPr>
@@ -33135,7 +34497,6 @@
       </w:r>
       <w:bookmarkEnd w:id="529"/>
     </w:p>
-    <w:p/>
     <w:p>
       <w:pPr>
         <w:spacing w:before="120" w:after="120"/>
@@ -33151,14 +34512,66 @@
           <w:sz w:val="26"/>
           <w:szCs w:val="26"/>
         </w:rPr>
-        <w:t>Viết tổng kết</w:t>
-      </w:r>
-      <w:r>
-        <w:rPr>
-          <w:sz w:val="26"/>
-          <w:szCs w:val="26"/>
-        </w:rPr>
-        <w:t xml:space="preserve">. </w:t>
+        <w:t>Chương 4 đã trình bày chi tiết quá trình kiểm thử và đánh giá hiệu suất của các mô hình học sâu trong bài toán nhận diện cảm xúc khuôn mặt, sử dụng ba tập dữ liệu RAF-DB, FER-2013 và CK+. Môi trường thực nghiệm được thiết lập trên nền tảng Kaggle với cấu hình GPU T4x2, đảm bảo khả năng xử lý hiệu quả cho các mô hình phức tạp. Các độ đo đánh giá như Accuracy, Precision, Recall và F1-score đã được áp dụng để so sánh hiệu suất của các mô hình, bao gồm DenseNet, EfficientNet, MobileNet, ResNet. Kết quả kiểm thử cho thấy EfficientNet</w:t>
+      </w:r>
+      <w:r>
+        <w:rPr>
+          <w:sz w:val="26"/>
+          <w:szCs w:val="26"/>
+        </w:rPr>
+        <w:t xml:space="preserve">B4 </w:t>
+      </w:r>
+      <w:r>
+        <w:rPr>
+          <w:sz w:val="26"/>
+          <w:szCs w:val="26"/>
+        </w:rPr>
+        <w:t>đạt độ chính xác cao nhất trên RAF-DB (</w:t>
+      </w:r>
+      <w:r>
+        <w:t>0.8461</w:t>
+      </w:r>
+      <w:r>
+        <w:rPr>
+          <w:sz w:val="26"/>
+          <w:szCs w:val="26"/>
+        </w:rPr>
+        <w:t>) và FER-2013 (0.</w:t>
+      </w:r>
+      <w:r>
+        <w:rPr>
+          <w:b/>
+          <w:bCs/>
+        </w:rPr>
+        <w:t xml:space="preserve"> </w:t>
+      </w:r>
+      <w:r>
+        <w:t>6924</w:t>
+      </w:r>
+      <w:r>
+        <w:rPr>
+          <w:sz w:val="26"/>
+          <w:szCs w:val="26"/>
+        </w:rPr>
+        <w:t>), trong khi MobileNetV2 nổi bật với sự cân bằng giữa các chỉ số và tính ứng dụng cao nhờ thiết kế nhẹ. Trên tập CK+, các mô hình huấn luyện từ RAF-DB và FER-2013 cũng thể hiện khả năng tổng quát hóa tốt, với EfficientNetB3 đạt độ chính xác cao nhất (0.8559) khi huấn luyện trên FER-2013.</w:t>
+      </w:r>
+    </w:p>
+    <w:p>
+      <w:pPr>
+        <w:spacing w:before="120" w:after="120"/>
+        <w:ind w:firstLine="425"/>
+        <w:jc w:val="both"/>
+        <w:rPr>
+          <w:sz w:val="26"/>
+          <w:szCs w:val="26"/>
+        </w:rPr>
+      </w:pPr>
+      <w:r>
+        <w:rPr>
+          <w:sz w:val="26"/>
+          <w:szCs w:val="26"/>
+        </w:rPr>
+        <w:t>Bên cạnh đó, phần thảo luận đã phân tích mối quan hệ giữa số lượng tham số và hiệu suất của các mô hình, đồng thời so sánh với các nghiên cứu trước, khẳng định sự cải tiến của phương pháp đề xuất, đặc biệt với ViT và EfficientNetB4 trên RAF-DB (0.85 và 0.84) so với CLCM (0.84) của Gursesli và cộng sự [24]. Ứng dụng web được phát triển với các chức năng như phân tích cảm xúc từ ảnh tĩnh và video thời gian thực, sử dụng EfficientNetB4 và MediaPipe, đáp ứng nhu cầu đa dạng của các đối tượng sử dụng từ cá nhân, doanh nghiệp đến nhà nghiên cứu. Giao diện thân thiện cùng khả năng xử lý nhanh đã được tối ưu, mang lại kết quả trực quan và hiệu quả. Chương này không chỉ đánh giá toàn diện hiệu suất mô hình mà còn khẳng định tính thực tiễn của giải pháp trong các ứng dụng thực tế như rạp phim và biển quảng cáo thông minh.</w:t>
       </w:r>
       <w:r>
         <w:rPr>
@@ -34488,7 +35901,7 @@
       </w:pPr>
     </w:p>
     <w:sectPr>
-      <w:headerReference w:type="default" r:id="rId30"/>
+      <w:headerReference w:type="default" r:id="rId38"/>
       <w:pgSz w:w="11906" w:h="16838"/>
       <w:pgMar w:top="1440" w:right="1138" w:bottom="1699" w:left="1985" w:header="720" w:footer="720" w:gutter="0"/>
       <w:cols w:space="720"/>
@@ -37160,7 +38573,7 @@
   <w:style w:type="paragraph" w:default="1" w:styleId="Normal">
     <w:name w:val="Normal"/>
     <w:qFormat/>
-    <w:rsid w:val="00C318A4"/>
+    <w:rsid w:val="00C251C2"/>
   </w:style>
   <w:style w:type="paragraph" w:styleId="Heading1">
     <w:name w:val="heading 1"/>
@@ -38057,7 +39470,7 @@
     <w:next w:val="Normal"/>
     <w:autoRedefine/>
     <w:qFormat/>
-    <w:rsid w:val="003F145C"/>
+    <w:rsid w:val="002F70E8"/>
     <w:pPr>
       <w:keepNext/>
       <w:tabs>
@@ -39632,28 +41045,28 @@
 </file>
 
 <file path=customXml/item1.xml><?xml version="1.0" encoding="utf-8"?>
-<b:Sources xmlns:b="http://schemas.openxmlformats.org/officeDocument/2006/bibliography" xmlns="http://schemas.openxmlformats.org/officeDocument/2006/bibliography" SelectedStyle="\APASixthEditionOfficeOnline.xsl" StyleName="APA" Version="6"/>
-</file>
-
-<file path=customXml/item2.xml><?xml version="1.0" encoding="utf-8"?>
 <go:gDocsCustomXmlDataStorage xmlns:go="http://customooxmlschemas.google.com/" xmlns:r="http://schemas.openxmlformats.org/officeDocument/2006/relationships" uri="GoogleDocsCustomDataVersion2">
   <go:docsCustomData xmlns:go="http://customooxmlschemas.google.com/" roundtripDataSignature="AMtx7mirUMg8LuMSpLc0qa0cphsuGzfkEw==">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</go:docsCustomData>
 </go:gDocsCustomXmlDataStorage>
 </file>
 
-<file path=customXml/itemProps1.xml><?xml version="1.0" encoding="utf-8"?>
-<ds:datastoreItem xmlns:ds="http://schemas.openxmlformats.org/officeDocument/2006/customXml" ds:itemID="{19C5C737-631B-49DE-B0F2-34A13868C5A8}">
-  <ds:schemaRefs>
-    <ds:schemaRef ds:uri="http://schemas.openxmlformats.org/officeDocument/2006/bibliography"/>
-  </ds:schemaRefs>
-</ds:datastoreItem>
+<file path=customXml/item2.xml><?xml version="1.0" encoding="utf-8"?>
+<b:Sources xmlns:b="http://schemas.openxmlformats.org/officeDocument/2006/bibliography" xmlns="http://schemas.openxmlformats.org/officeDocument/2006/bibliography" SelectedStyle="\APASixthEditionOfficeOnline.xsl" StyleName="APA" Version="6"/>
 </file>
 
-<file path=customXml/itemProps2.xml><?xml version="1.0" encoding="utf-8"?>
+<file path=customXml/itemProps1.xml><?xml version="1.0" encoding="utf-8"?>
 <ds:datastoreItem xmlns:ds="http://schemas.openxmlformats.org/officeDocument/2006/customXml" ds:itemID="{11111111-1234-1234-1234-123412341234}">
   <ds:schemaRefs>
     <ds:schemaRef ds:uri="http://customooxmlschemas.google.com/"/>
     <ds:schemaRef ds:uri="http://schemas.openxmlformats.org/officeDocument/2006/relationships"/>
   </ds:schemaRefs>
 </ds:datastoreItem>
+</file>
+
+<file path=customXml/itemProps2.xml><?xml version="1.0" encoding="utf-8"?>
+<ds:datastoreItem xmlns:ds="http://schemas.openxmlformats.org/officeDocument/2006/customXml" ds:itemID="{19C5C737-631B-49DE-B0F2-34A13868C5A8}">
+  <ds:schemaRefs>
+    <ds:schemaRef ds:uri="http://schemas.openxmlformats.org/officeDocument/2006/bibliography"/>
+  </ds:schemaRefs>
+</ds:datastoreItem>
 </file>
--- a/BaoCao/B2111908_LuanVan.docx
+++ b/BaoCao/B2111908_LuanVan.docx
@@ -13632,7 +13632,7 @@
           <w:sz w:val="26"/>
           <w:szCs w:val="26"/>
         </w:rPr>
-        <w:t>Chương 2 trình bày cơ sở lý thuyết về Python, Machine Learning, CNN</w:t>
+        <w:t>Chương 2 trình bày cơ sở lý thuyết về Python, Machine Learning</w:t>
       </w:r>
       <w:r>
         <w:rPr>
@@ -13646,7 +13646,21 @@
           <w:sz w:val="26"/>
           <w:szCs w:val="26"/>
         </w:rPr>
-        <w:t xml:space="preserve"> Python là ngôn ngữ lập trình dễ học, linh hoạt, hỗ trợ mạnh mẽ cho học máy và AI. Machine Learning tập trung vào quy trình từ thu thập dữ liệu đến tối ưu mô hình cho dự đoán và phân loại. CNN vượt trội trong xử lý hình ảnh nhờ trích xuất đặc trưng tự động. Các kiến thức này tạo nền tảng cho việc phát triển ứng dụng thực tiễn trong các chương sau.</w:t>
+        <w:t xml:space="preserve"> Python là ngôn ngữ lập trình dễ học, linh hoạt, hỗ trợ mạnh mẽ cho học máy và AI. Machine Learning tập trung vào quy trình từ thu thập dữ liệu đến tối ưu mô hình cho dự đoán và phân loại</w:t>
+      </w:r>
+      <w:r>
+        <w:rPr>
+          <w:sz w:val="26"/>
+          <w:szCs w:val="26"/>
+        </w:rPr>
+        <w:t xml:space="preserve">. </w:t>
+      </w:r>
+      <w:r>
+        <w:rPr>
+          <w:sz w:val="26"/>
+          <w:szCs w:val="26"/>
+        </w:rPr>
+        <w:t>Các kiến thức này tạo nền tảng cho việc phát triển ứng dụng thực tiễn trong các chương sau.</w:t>
       </w:r>
     </w:p>
     <w:p>
@@ -14762,7 +14776,7 @@
           <w:sz w:val="26"/>
           <w:szCs w:val="26"/>
         </w:rPr>
-        <w:instrText xml:space="preserve"> REF _Ref194355227 \h </w:instrText>
+        <w:instrText xml:space="preserve"> REF _Ref194355227 \h  \* MERGEFORMAT </w:instrText>
       </w:r>
       <w:r>
         <w:rPr>
@@ -14772,16 +14786,6 @@
           <w:sz w:val="26"/>
           <w:szCs w:val="26"/>
         </w:rPr>
-      </w:r>
-      <w:r>
-        <w:rPr>
-          <w:rFonts w:ascii="Times New Roman" w:hAnsi="Times New Roman" w:cs="Times New Roman"/>
-          <w:b/>
-          <w:bCs/>
-          <w:sz w:val="26"/>
-          <w:szCs w:val="26"/>
-        </w:rPr>
-        <w:instrText xml:space="preserve"> \* MERGEFORMAT </w:instrText>
       </w:r>
       <w:r>
         <w:rPr>
@@ -14868,7 +14872,7 @@
           <w:sz w:val="26"/>
           <w:szCs w:val="26"/>
         </w:rPr>
-        <w:instrText xml:space="preserve"> REF _Ref192412325 \h </w:instrText>
+        <w:instrText xml:space="preserve"> REF _Ref192412325 \h  \* MERGEFORMAT </w:instrText>
       </w:r>
       <w:r>
         <w:rPr>
@@ -14878,16 +14882,6 @@
           <w:sz w:val="26"/>
           <w:szCs w:val="26"/>
         </w:rPr>
-      </w:r>
-      <w:r>
-        <w:rPr>
-          <w:rFonts w:ascii="Times New Roman" w:hAnsi="Times New Roman" w:cs="Times New Roman"/>
-          <w:b/>
-          <w:bCs/>
-          <w:sz w:val="26"/>
-          <w:szCs w:val="26"/>
-        </w:rPr>
-        <w:instrText xml:space="preserve"> \* MERGEFORMAT </w:instrText>
       </w:r>
       <w:r>
         <w:rPr>
@@ -15187,7 +15181,7 @@
           <w:sz w:val="26"/>
           <w:szCs w:val="26"/>
         </w:rPr>
-        <w:instrText xml:space="preserve"> REF _Ref192407842 \h </w:instrText>
+        <w:instrText xml:space="preserve"> REF _Ref192407842 \h  \* MERGEFORMAT </w:instrText>
       </w:r>
       <w:r>
         <w:rPr>
@@ -15197,16 +15191,6 @@
           <w:sz w:val="26"/>
           <w:szCs w:val="26"/>
         </w:rPr>
-      </w:r>
-      <w:r>
-        <w:rPr>
-          <w:rFonts w:ascii="Times New Roman" w:hAnsi="Times New Roman" w:cs="Times New Roman"/>
-          <w:b/>
-          <w:bCs/>
-          <w:sz w:val="26"/>
-          <w:szCs w:val="26"/>
-        </w:rPr>
-        <w:instrText xml:space="preserve"> \* MERGEFORMAT </w:instrText>
       </w:r>
       <w:r>
         <w:rPr>
@@ -15283,7 +15267,7 @@
           <w:sz w:val="26"/>
           <w:szCs w:val="26"/>
         </w:rPr>
-        <w:instrText xml:space="preserve"> REF _Ref192412325 \h </w:instrText>
+        <w:instrText xml:space="preserve"> REF _Ref192412325 \h  \* MERGEFORMAT </w:instrText>
       </w:r>
       <w:r>
         <w:rPr>
@@ -15293,16 +15277,6 @@
           <w:sz w:val="26"/>
           <w:szCs w:val="26"/>
         </w:rPr>
-      </w:r>
-      <w:r>
-        <w:rPr>
-          <w:rFonts w:ascii="Times New Roman" w:hAnsi="Times New Roman" w:cs="Times New Roman"/>
-          <w:b/>
-          <w:bCs/>
-          <w:sz w:val="26"/>
-          <w:szCs w:val="26"/>
-        </w:rPr>
-        <w:instrText xml:space="preserve"> \* MERGEFORMAT </w:instrText>
       </w:r>
       <w:r>
         <w:rPr>
@@ -15603,7 +15577,7 @@
           <w:sz w:val="26"/>
           <w:szCs w:val="26"/>
         </w:rPr>
-        <w:instrText xml:space="preserve"> REF _Ref192413789 \h </w:instrText>
+        <w:instrText xml:space="preserve"> REF _Ref192413789 \h  \* MERGEFORMAT </w:instrText>
       </w:r>
       <w:r>
         <w:rPr>
@@ -15622,7 +15596,7 @@
           <w:sz w:val="26"/>
           <w:szCs w:val="26"/>
         </w:rPr>
-        <w:instrText xml:space="preserve"> \* MERGEFORMAT </w:instrText>
+        <w:fldChar w:fldCharType="separate"/>
       </w:r>
       <w:r>
         <w:rPr>
@@ -15632,37 +15606,7 @@
           <w:sz w:val="26"/>
           <w:szCs w:val="26"/>
         </w:rPr>
-        <w:fldChar w:fldCharType="separate"/>
-      </w:r>
-      <w:r>
-        <w:rPr>
-          <w:rFonts w:ascii="Times New Roman" w:hAnsi="Times New Roman" w:cs="Times New Roman"/>
-          <w:b/>
-          <w:bCs/>
-          <w:sz w:val="26"/>
-          <w:szCs w:val="26"/>
-        </w:rPr>
-        <w:t>Hì</w:t>
-      </w:r>
-      <w:r>
-        <w:rPr>
-          <w:rFonts w:ascii="Times New Roman" w:hAnsi="Times New Roman" w:cs="Times New Roman"/>
-          <w:b/>
-          <w:bCs/>
-          <w:sz w:val="26"/>
-          <w:szCs w:val="26"/>
-        </w:rPr>
-        <w:t>n</w:t>
-      </w:r>
-      <w:r>
-        <w:rPr>
-          <w:rFonts w:ascii="Times New Roman" w:hAnsi="Times New Roman" w:cs="Times New Roman"/>
-          <w:b/>
-          <w:bCs/>
-          <w:sz w:val="26"/>
-          <w:szCs w:val="26"/>
-        </w:rPr>
-        <w:t xml:space="preserve">h </w:t>
+        <w:t xml:space="preserve">Hình </w:t>
       </w:r>
       <w:r>
         <w:rPr>
@@ -15879,7 +15823,7 @@
           <w:sz w:val="26"/>
           <w:szCs w:val="26"/>
         </w:rPr>
-        <w:instrText xml:space="preserve"> REF _Ref192414041 \h </w:instrText>
+        <w:instrText xml:space="preserve"> REF _Ref192414041 \h  \* MERGEFORMAT </w:instrText>
       </w:r>
       <w:r>
         <w:rPr>
@@ -15889,16 +15833,6 @@
           <w:sz w:val="26"/>
           <w:szCs w:val="26"/>
         </w:rPr>
-      </w:r>
-      <w:r>
-        <w:rPr>
-          <w:rFonts w:ascii="Times New Roman" w:hAnsi="Times New Roman" w:cs="Times New Roman"/>
-          <w:b/>
-          <w:bCs/>
-          <w:sz w:val="26"/>
-          <w:szCs w:val="26"/>
-        </w:rPr>
-        <w:instrText xml:space="preserve"> \* MERGEFORMAT </w:instrText>
       </w:r>
       <w:r>
         <w:rPr>
@@ -16129,7 +16063,7 @@
           <w:sz w:val="26"/>
           <w:szCs w:val="26"/>
         </w:rPr>
-        <w:instrText xml:space="preserve"> REF _Ref192413789 \h </w:instrText>
+        <w:instrText xml:space="preserve"> REF _Ref192413789 \h  \* MERGEFORMAT </w:instrText>
       </w:r>
       <w:r>
         <w:rPr>
@@ -16139,16 +16073,6 @@
           <w:sz w:val="26"/>
           <w:szCs w:val="26"/>
         </w:rPr>
-      </w:r>
-      <w:r>
-        <w:rPr>
-          <w:rFonts w:ascii="Times New Roman" w:hAnsi="Times New Roman" w:cs="Times New Roman"/>
-          <w:b/>
-          <w:bCs/>
-          <w:sz w:val="26"/>
-          <w:szCs w:val="26"/>
-        </w:rPr>
-        <w:instrText xml:space="preserve"> \* MERGEFORMAT </w:instrText>
       </w:r>
       <w:r>
         <w:rPr>
@@ -16775,7 +16699,7 @@
           <w:szCs w:val="26"/>
           <w:shd w:val="clear" w:color="auto" w:fill="FFFFFF"/>
         </w:rPr>
-        <w:instrText xml:space="preserve"> REF _Ref194357036 \h </w:instrText>
+        <w:instrText xml:space="preserve"> REF _Ref194357036 \h  \* MERGEFORMAT </w:instrText>
       </w:r>
       <w:r>
         <w:rPr>
@@ -16787,18 +16711,6 @@
           <w:szCs w:val="26"/>
           <w:shd w:val="clear" w:color="auto" w:fill="FFFFFF"/>
         </w:rPr>
-      </w:r>
-      <w:r>
-        <w:rPr>
-          <w:rFonts w:ascii="Times New Roman" w:hAnsi="Times New Roman" w:cs="Times New Roman"/>
-          <w:b/>
-          <w:bCs/>
-          <w:color w:val="131314"/>
-          <w:sz w:val="26"/>
-          <w:szCs w:val="26"/>
-          <w:shd w:val="clear" w:color="auto" w:fill="FFFFFF"/>
-        </w:rPr>
-        <w:instrText xml:space="preserve"> \* MERGEFORMAT </w:instrText>
       </w:r>
       <w:r>
         <w:rPr>
@@ -17269,7 +17181,7 @@
           <w:szCs w:val="26"/>
           <w:shd w:val="clear" w:color="auto" w:fill="FFFFFF"/>
         </w:rPr>
-        <w:instrText xml:space="preserve"> REF _Ref194357251 \h </w:instrText>
+        <w:instrText xml:space="preserve"> REF _Ref194357251 \h  \* MERGEFORMAT </w:instrText>
       </w:r>
       <w:r>
         <w:rPr>
@@ -17281,18 +17193,6 @@
           <w:szCs w:val="26"/>
           <w:shd w:val="clear" w:color="auto" w:fill="FFFFFF"/>
         </w:rPr>
-      </w:r>
-      <w:r>
-        <w:rPr>
-          <w:rFonts w:ascii="Times New Roman" w:hAnsi="Times New Roman" w:cs="Times New Roman"/>
-          <w:b/>
-          <w:bCs/>
-          <w:color w:val="131314"/>
-          <w:sz w:val="26"/>
-          <w:szCs w:val="26"/>
-          <w:shd w:val="clear" w:color="auto" w:fill="FFFFFF"/>
-        </w:rPr>
-        <w:instrText xml:space="preserve"> \* MERGEFORMAT </w:instrText>
       </w:r>
       <w:r>
         <w:rPr>
@@ -38660,6 +38560,7 @@
   <w:style w:type="character" w:default="1" w:styleId="DefaultParagraphFont">
     <w:name w:val="Default Paragraph Font"/>
     <w:uiPriority w:val="1"/>
+    <w:semiHidden/>
     <w:unhideWhenUsed/>
   </w:style>
   <w:style w:type="table" w:default="1" w:styleId="TableNormal">
@@ -40999,28 +40900,28 @@
 </file>
 
 <file path=customXml/item1.xml><?xml version="1.0" encoding="utf-8"?>
+<b:Sources xmlns:b="http://schemas.openxmlformats.org/officeDocument/2006/bibliography" xmlns="http://schemas.openxmlformats.org/officeDocument/2006/bibliography" SelectedStyle="\APASixthEditionOfficeOnline.xsl" StyleName="APA" Version="6"/>
+</file>
+
+<file path=customXml/item2.xml><?xml version="1.0" encoding="utf-8"?>
 <go:gDocsCustomXmlDataStorage xmlns:go="http://customooxmlschemas.google.com/" xmlns:r="http://schemas.openxmlformats.org/officeDocument/2006/relationships" uri="GoogleDocsCustomDataVersion2">
   <go:docsCustomData xmlns:go="http://customooxmlschemas.google.com/" roundtripDataSignature="AMtx7mirUMg8LuMSpLc0qa0cphsuGzfkEw==">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</go:docsCustomData>
 </go:gDocsCustomXmlDataStorage>
 </file>
 
-<file path=customXml/item2.xml><?xml version="1.0" encoding="utf-8"?>
-<b:Sources xmlns:b="http://schemas.openxmlformats.org/officeDocument/2006/bibliography" xmlns="http://schemas.openxmlformats.org/officeDocument/2006/bibliography" SelectedStyle="\APASixthEditionOfficeOnline.xsl" StyleName="APA" Version="6"/>
+<file path=customXml/itemProps1.xml><?xml version="1.0" encoding="utf-8"?>
+<ds:datastoreItem xmlns:ds="http://schemas.openxmlformats.org/officeDocument/2006/customXml" ds:itemID="{19C5C737-631B-49DE-B0F2-34A13868C5A8}">
+  <ds:schemaRefs>
+    <ds:schemaRef ds:uri="http://schemas.openxmlformats.org/officeDocument/2006/bibliography"/>
+  </ds:schemaRefs>
+</ds:datastoreItem>
 </file>
 
-<file path=customXml/itemProps1.xml><?xml version="1.0" encoding="utf-8"?>
+<file path=customXml/itemProps2.xml><?xml version="1.0" encoding="utf-8"?>
 <ds:datastoreItem xmlns:ds="http://schemas.openxmlformats.org/officeDocument/2006/customXml" ds:itemID="{11111111-1234-1234-1234-123412341234}">
   <ds:schemaRefs>
     <ds:schemaRef ds:uri="http://customooxmlschemas.google.com/"/>
     <ds:schemaRef ds:uri="http://schemas.openxmlformats.org/officeDocument/2006/relationships"/>
   </ds:schemaRefs>
 </ds:datastoreItem>
-</file>
-
-<file path=customXml/itemProps2.xml><?xml version="1.0" encoding="utf-8"?>
-<ds:datastoreItem xmlns:ds="http://schemas.openxmlformats.org/officeDocument/2006/customXml" ds:itemID="{19C5C737-631B-49DE-B0F2-34A13868C5A8}">
-  <ds:schemaRefs>
-    <ds:schemaRef ds:uri="http://schemas.openxmlformats.org/officeDocument/2006/bibliography"/>
-  </ds:schemaRefs>
-</ds:datastoreItem>
 </file>